--- a/examples/outcomes/thums_up/thums_up_report.docx
+++ b/examples/outcomes/thums_up/thums_up_report.docx
@@ -9,7 +9,7 @@
       </w:pPr>
       <w:r>
         <w:rPr>
-          <w:rFonts w:ascii="Inter" w:hAnsi="Inter"/>
+          <w:rFonts w:ascii="Lato" w:hAnsi="Lato"/>
           <w:b/>
           <w:i w:val="0"/>
           <w:color w:val="0F2440"/>
@@ -25,7 +25,7 @@
       </w:pPr>
       <w:r>
         <w:rPr>
-          <w:rFonts w:ascii="Inter" w:hAnsi="Inter"/>
+          <w:rFonts w:ascii="Lato" w:hAnsi="Lato"/>
           <w:b w:val="0"/>
           <w:i w:val="0"/>
           <w:color w:val="374151"/>
@@ -41,7 +41,7 @@
       </w:pPr>
       <w:r>
         <w:rPr>
-          <w:rFonts w:ascii="Inter" w:hAnsi="Inter"/>
+          <w:rFonts w:ascii="Lato" w:hAnsi="Lato"/>
           <w:b w:val="0"/>
           <w:i w:val="0"/>
           <w:color w:val="6B7280"/>
@@ -65,7 +65,7 @@
       </w:pPr>
       <w:r>
         <w:rPr>
-          <w:rFonts w:ascii="Inter" w:hAnsi="Inter"/>
+          <w:rFonts w:ascii="Lato" w:hAnsi="Lato"/>
           <w:b/>
           <w:color w:val="1E3A5F"/>
           <w:sz w:val="32"/>
@@ -80,7 +80,7 @@
       </w:pPr>
       <w:r>
         <w:rPr>
-          <w:rFonts w:ascii="Inter" w:hAnsi="Inter"/>
+          <w:rFonts w:ascii="Lato" w:hAnsi="Lato"/>
           <w:b w:val="0"/>
           <w:i w:val="0"/>
           <w:sz w:val="22"/>
@@ -95,7 +95,7 @@
       </w:pPr>
       <w:r>
         <w:rPr>
-          <w:rFonts w:ascii="Inter" w:hAnsi="Inter"/>
+          <w:rFonts w:ascii="Lato" w:hAnsi="Lato"/>
           <w:b w:val="0"/>
           <w:i w:val="0"/>
           <w:sz w:val="22"/>
@@ -110,7 +110,7 @@
       </w:pPr>
       <w:r>
         <w:rPr>
-          <w:rFonts w:ascii="Inter" w:hAnsi="Inter"/>
+          <w:rFonts w:ascii="Lato" w:hAnsi="Lato"/>
           <w:b w:val="0"/>
           <w:i w:val="0"/>
           <w:sz w:val="22"/>
@@ -125,7 +125,7 @@
       </w:pPr>
       <w:r>
         <w:rPr>
-          <w:rFonts w:ascii="Inter" w:hAnsi="Inter"/>
+          <w:rFonts w:ascii="Lato" w:hAnsi="Lato"/>
           <w:b w:val="0"/>
           <w:i w:val="0"/>
           <w:sz w:val="22"/>
@@ -140,7 +140,7 @@
       </w:pPr>
       <w:r>
         <w:rPr>
-          <w:rFonts w:ascii="Inter" w:hAnsi="Inter"/>
+          <w:rFonts w:ascii="Lato" w:hAnsi="Lato"/>
           <w:b w:val="0"/>
           <w:i w:val="0"/>
           <w:sz w:val="22"/>
@@ -164,7 +164,7 @@
       </w:pPr>
       <w:r>
         <w:rPr>
-          <w:rFonts w:ascii="Inter" w:hAnsi="Inter"/>
+          <w:rFonts w:ascii="Lato" w:hAnsi="Lato"/>
           <w:b/>
           <w:color w:val="1E3A5F"/>
           <w:sz w:val="32"/>
@@ -195,7 +195,7 @@
             <w:r/>
             <w:r>
               <w:rPr>
-                <w:rFonts w:ascii="Inter" w:hAnsi="Inter"/>
+                <w:rFonts w:ascii="Lato" w:hAnsi="Lato"/>
                 <w:b w:val="0"/>
                 <w:i w:val="0"/>
                 <w:color w:val="374151"/>
@@ -216,7 +216,7 @@
             <w:r/>
             <w:r>
               <w:rPr>
-                <w:rFonts w:ascii="Inter" w:hAnsi="Inter"/>
+                <w:rFonts w:ascii="Lato" w:hAnsi="Lato"/>
                 <w:b/>
                 <w:i w:val="0"/>
                 <w:color w:val="1E3A5F"/>
@@ -239,7 +239,51 @@
             <w:r/>
             <w:r>
               <w:rPr>
-                <w:rFonts w:ascii="Inter" w:hAnsi="Inter"/>
+                <w:rFonts w:ascii="Lato" w:hAnsi="Lato"/>
+                <w:b w:val="0"/>
+                <w:i w:val="0"/>
+                <w:color w:val="374151"/>
+                <w:sz w:val="22"/>
+              </w:rPr>
+              <w:t>Data Collection Period</w:t>
+            </w:r>
+          </w:p>
+        </w:tc>
+        <w:tc>
+          <w:tcPr>
+            <w:tcW w:type="dxa" w:w="4703"/>
+          </w:tcPr>
+          <w:p>
+            <w:pPr>
+              <w:spacing w:before="80" w:after="80"/>
+            </w:pPr>
+            <w:r/>
+            <w:r>
+              <w:rPr>
+                <w:rFonts w:ascii="Lato" w:hAnsi="Lato"/>
+                <w:b/>
+                <w:i w:val="0"/>
+                <w:color w:val="1E3A5F"/>
+                <w:sz w:val="26"/>
+              </w:rPr>
+              <w:t>Jan 1952 - Mar 2026</w:t>
+            </w:r>
+          </w:p>
+        </w:tc>
+      </w:tr>
+      <w:tr>
+        <w:tc>
+          <w:tcPr>
+            <w:tcW w:type="dxa" w:w="4703"/>
+          </w:tcPr>
+          <w:p>
+            <w:pPr>
+              <w:spacing w:before="80" w:after="80"/>
+            </w:pPr>
+            <w:r/>
+            <w:r>
+              <w:rPr>
+                <w:rFonts w:ascii="Lato" w:hAnsi="Lato"/>
                 <w:b w:val="0"/>
                 <w:i w:val="0"/>
                 <w:color w:val="374151"/>
@@ -260,7 +304,7 @@
             <w:r/>
             <w:r>
               <w:rPr>
-                <w:rFonts w:ascii="Inter" w:hAnsi="Inter"/>
+                <w:rFonts w:ascii="Lato" w:hAnsi="Lato"/>
                 <w:b/>
                 <w:i w:val="0"/>
                 <w:color w:val="1E3A5F"/>
@@ -283,7 +327,7 @@
             <w:r/>
             <w:r>
               <w:rPr>
-                <w:rFonts w:ascii="Inter" w:hAnsi="Inter"/>
+                <w:rFonts w:ascii="Lato" w:hAnsi="Lato"/>
                 <w:b w:val="0"/>
                 <w:i w:val="0"/>
                 <w:color w:val="374151"/>
@@ -304,7 +348,7 @@
             <w:r/>
             <w:r>
               <w:rPr>
-                <w:rFonts w:ascii="Inter" w:hAnsi="Inter"/>
+                <w:rFonts w:ascii="Lato" w:hAnsi="Lato"/>
                 <w:b/>
                 <w:i w:val="0"/>
                 <w:color w:val="059669"/>
@@ -327,7 +371,7 @@
             <w:r/>
             <w:r>
               <w:rPr>
-                <w:rFonts w:ascii="Inter" w:hAnsi="Inter"/>
+                <w:rFonts w:ascii="Lato" w:hAnsi="Lato"/>
                 <w:b w:val="0"/>
                 <w:i w:val="0"/>
                 <w:color w:val="374151"/>
@@ -348,7 +392,7 @@
             <w:r/>
             <w:r>
               <w:rPr>
-                <w:rFonts w:ascii="Inter" w:hAnsi="Inter"/>
+                <w:rFonts w:ascii="Lato" w:hAnsi="Lato"/>
                 <w:b/>
                 <w:i w:val="0"/>
                 <w:color w:val="DC2626"/>
@@ -371,7 +415,7 @@
             <w:r/>
             <w:r>
               <w:rPr>
-                <w:rFonts w:ascii="Inter" w:hAnsi="Inter"/>
+                <w:rFonts w:ascii="Lato" w:hAnsi="Lato"/>
                 <w:b w:val="0"/>
                 <w:i w:val="0"/>
                 <w:color w:val="374151"/>
@@ -392,7 +436,7 @@
             <w:r/>
             <w:r>
               <w:rPr>
-                <w:rFonts w:ascii="Inter" w:hAnsi="Inter"/>
+                <w:rFonts w:ascii="Lato" w:hAnsi="Lato"/>
                 <w:b/>
                 <w:i w:val="0"/>
                 <w:color w:val="1E3A5F"/>
@@ -416,7 +460,7 @@
       </w:pPr>
       <w:r>
         <w:rPr>
-          <w:rFonts w:ascii="Inter" w:hAnsi="Inter"/>
+          <w:rFonts w:ascii="Lato" w:hAnsi="Lato"/>
           <w:b/>
           <w:color w:val="1E3A5F"/>
           <w:sz w:val="44"/>
@@ -431,7 +475,7 @@
       </w:pPr>
       <w:r>
         <w:rPr>
-          <w:rFonts w:ascii="Inter" w:hAnsi="Inter"/>
+          <w:rFonts w:ascii="Lato" w:hAnsi="Lato"/>
           <w:b/>
           <w:color w:val="1E3A5F"/>
           <w:sz w:val="32"/>
@@ -445,7 +489,7 @@
       </w:pPr>
       <w:r>
         <w:rPr>
-          <w:rFonts w:ascii="Inter" w:hAnsi="Inter"/>
+          <w:rFonts w:ascii="Lato" w:hAnsi="Lato"/>
           <w:b w:val="0"/>
           <w:i w:val="0"/>
           <w:sz w:val="22"/>
@@ -477,7 +521,7 @@
             <w:r/>
             <w:r>
               <w:rPr>
-                <w:rFonts w:ascii="Inter" w:hAnsi="Inter"/>
+                <w:rFonts w:ascii="Lato" w:hAnsi="Lato"/>
                 <w:b/>
                 <w:i w:val="0"/>
                 <w:color w:val="FFFFFF"/>
@@ -499,7 +543,7 @@
             <w:r/>
             <w:r>
               <w:rPr>
-                <w:rFonts w:ascii="Inter" w:hAnsi="Inter"/>
+                <w:rFonts w:ascii="Lato" w:hAnsi="Lato"/>
                 <w:b/>
                 <w:i w:val="0"/>
                 <w:color w:val="FFFFFF"/>
@@ -521,7 +565,7 @@
             <w:r/>
             <w:r>
               <w:rPr>
-                <w:rFonts w:ascii="Inter" w:hAnsi="Inter"/>
+                <w:rFonts w:ascii="Lato" w:hAnsi="Lato"/>
                 <w:b/>
                 <w:i w:val="0"/>
                 <w:color w:val="FFFFFF"/>
@@ -637,7 +681,7 @@
       </w:pPr>
       <w:r>
         <w:rPr>
-          <w:rFonts w:ascii="Inter" w:hAnsi="Inter"/>
+          <w:rFonts w:ascii="Lato" w:hAnsi="Lato"/>
           <w:b/>
           <w:color w:val="1E3A5F"/>
           <w:sz w:val="32"/>
@@ -669,7 +713,7 @@
             <w:r/>
             <w:r>
               <w:rPr>
-                <w:rFonts w:ascii="Inter" w:hAnsi="Inter"/>
+                <w:rFonts w:ascii="Lato" w:hAnsi="Lato"/>
                 <w:b/>
                 <w:i w:val="0"/>
                 <w:color w:val="FFFFFF"/>
@@ -691,7 +735,7 @@
             <w:r/>
             <w:r>
               <w:rPr>
-                <w:rFonts w:ascii="Inter" w:hAnsi="Inter"/>
+                <w:rFonts w:ascii="Lato" w:hAnsi="Lato"/>
                 <w:b/>
                 <w:i w:val="0"/>
                 <w:color w:val="FFFFFF"/>
@@ -713,7 +757,7 @@
             <w:r/>
             <w:r>
               <w:rPr>
-                <w:rFonts w:ascii="Inter" w:hAnsi="Inter"/>
+                <w:rFonts w:ascii="Lato" w:hAnsi="Lato"/>
                 <w:b/>
                 <w:i w:val="0"/>
                 <w:color w:val="FFFFFF"/>
@@ -860,7 +904,7 @@
       <w:r>
         <w:drawing>
           <wp:inline xmlns:a="http://schemas.openxmlformats.org/drawingml/2006/main" xmlns:pic="http://schemas.openxmlformats.org/drawingml/2006/picture">
-            <wp:extent cx="4114800" cy="1402891"/>
+            <wp:extent cx="4114800" cy="1408928"/>
             <wp:docPr id="1" name="Picture 1"/>
             <wp:cNvGraphicFramePr>
               <a:graphicFrameLocks noChangeAspect="1"/>
@@ -881,7 +925,7 @@
                   <pic:spPr>
                     <a:xfrm>
                       <a:off x="0" y="0"/>
-                      <a:ext cx="4114800" cy="1402891"/>
+                      <a:ext cx="4114800" cy="1408928"/>
                     </a:xfrm>
                     <a:prstGeom prst="rect"/>
                   </pic:spPr>
@@ -899,7 +943,7 @@
       </w:pPr>
       <w:r>
         <w:rPr>
-          <w:rFonts w:ascii="Inter" w:hAnsi="Inter"/>
+          <w:rFonts w:ascii="Lato" w:hAnsi="Lato"/>
           <w:b w:val="0"/>
           <w:i/>
           <w:color w:val="6B7280"/>
@@ -915,12 +959,12 @@
       </w:pPr>
       <w:r>
         <w:rPr>
-          <w:rFonts w:ascii="Inter" w:hAnsi="Inter"/>
+          <w:rFonts w:ascii="Lato" w:hAnsi="Lato"/>
           <w:b/>
           <w:color w:val="1E3A5F"/>
           <w:sz w:val="32"/>
         </w:rPr>
-        <w:t>Collection Methodology</w:t>
+        <w:t>Temporal Distribution</w:t>
       </w:r>
     </w:p>
     <w:p>
@@ -929,27 +973,111 @@
       </w:pPr>
       <w:r>
         <w:rPr>
-          <w:rFonts w:ascii="Inter" w:hAnsi="Inter"/>
+          <w:rFonts w:ascii="Lato" w:hAnsi="Lato"/>
           <w:b w:val="0"/>
           <w:i w:val="0"/>
           <w:sz w:val="22"/>
         </w:rPr>
-        <w:t>Data was collected using automated scrapers with engagement-weighted filtering applied per platform. Thread-level deduplication caps comments per thread to prevent over-indexing vocal threads. All items passed an LLM relevance classification step before analysis.</w:t>
+        <w:t>The chart below shows how the analysed data is distributed across years. This illustrates the recency and concentration of the evidence base.</w:t>
       </w:r>
     </w:p>
     <w:p>
-      <w:r>
-        <w:br w:type="page"/>
+      <w:pPr>
+        <w:jc w:val="center"/>
+      </w:pPr>
+      <w:r>
+        <w:drawing>
+          <wp:inline xmlns:a="http://schemas.openxmlformats.org/drawingml/2006/main" xmlns:pic="http://schemas.openxmlformats.org/drawingml/2006/picture">
+            <wp:extent cx="4572000" cy="1969343"/>
+            <wp:docPr id="2" name="Picture 2"/>
+            <wp:cNvGraphicFramePr>
+              <a:graphicFrameLocks noChangeAspect="1"/>
+            </wp:cNvGraphicFramePr>
+            <a:graphic>
+              <a:graphicData uri="http://schemas.openxmlformats.org/drawingml/2006/picture">
+                <pic:pic>
+                  <pic:nvPicPr>
+                    <pic:cNvPr id="0" name="chart_temporal.png"/>
+                    <pic:cNvPicPr/>
+                  </pic:nvPicPr>
+                  <pic:blipFill>
+                    <a:blip r:embed="rId10"/>
+                    <a:stretch>
+                      <a:fillRect/>
+                    </a:stretch>
+                  </pic:blipFill>
+                  <pic:spPr>
+                    <a:xfrm>
+                      <a:off x="0" y="0"/>
+                      <a:ext cx="4572000" cy="1969343"/>
+                    </a:xfrm>
+                    <a:prstGeom prst="rect"/>
+                  </pic:spPr>
+                </pic:pic>
+              </a:graphicData>
+            </a:graphic>
+          </wp:inline>
+        </w:drawing>
       </w:r>
     </w:p>
     <w:p>
       <w:pPr>
+        <w:spacing w:after="240"/>
+        <w:jc w:val="center"/>
+      </w:pPr>
+      <w:r>
+        <w:rPr>
+          <w:rFonts w:ascii="Lato" w:hAnsi="Lato"/>
+          <w:b w:val="0"/>
+          <w:i/>
+          <w:color w:val="6B7280"/>
+          <w:sz w:val="18"/>
+        </w:rPr>
+        <w:t>Figure 2: Data distribution by year</w:t>
+      </w:r>
+    </w:p>
+    <w:p>
+      <w:pPr>
+        <w:pStyle w:val="Heading2"/>
+        <w:jc w:val="left"/>
+      </w:pPr>
+      <w:r>
+        <w:rPr>
+          <w:rFonts w:ascii="Lato" w:hAnsi="Lato"/>
+          <w:b/>
+          <w:color w:val="1E3A5F"/>
+          <w:sz w:val="32"/>
+        </w:rPr>
+        <w:t>Collection Methodology</w:t>
+      </w:r>
+    </w:p>
+    <w:p>
+      <w:pPr>
+        <w:spacing w:after="120" w:before="0"/>
+      </w:pPr>
+      <w:r>
+        <w:rPr>
+          <w:rFonts w:ascii="Lato" w:hAnsi="Lato"/>
+          <w:b w:val="0"/>
+          <w:i w:val="0"/>
+          <w:sz w:val="22"/>
+        </w:rPr>
+        <w:t>Data was collected using automated scrapers with engagement-weighted filtering applied per platform. Thread-level deduplication caps comments per thread to prevent over-indexing vocal threads. All items passed an LLM relevance classification step before analysis.</w:t>
+      </w:r>
+    </w:p>
+    <w:p>
+      <w:r>
+        <w:br w:type="page"/>
+      </w:r>
+    </w:p>
+    <w:p>
+      <w:pPr>
         <w:pStyle w:val="Heading1"/>
         <w:jc w:val="left"/>
       </w:pPr>
       <w:r>
         <w:rPr>
-          <w:rFonts w:ascii="Inter" w:hAnsi="Inter"/>
+          <w:rFonts w:ascii="Lato" w:hAnsi="Lato"/>
           <w:b/>
           <w:color w:val="1E3A5F"/>
           <w:sz w:val="44"/>
@@ -964,7 +1092,7 @@
       </w:pPr>
       <w:r>
         <w:rPr>
-          <w:rFonts w:ascii="Inter" w:hAnsi="Inter"/>
+          <w:rFonts w:ascii="Lato" w:hAnsi="Lato"/>
           <w:b/>
           <w:color w:val="1E3A5F"/>
           <w:sz w:val="32"/>
@@ -978,7 +1106,7 @@
       </w:pPr>
       <w:r>
         <w:rPr>
-          <w:rFonts w:ascii="Inter" w:hAnsi="Inter"/>
+          <w:rFonts w:ascii="Lato" w:hAnsi="Lato"/>
           <w:b w:val="0"/>
           <w:i w:val="0"/>
           <w:sz w:val="22"/>
@@ -992,7 +1120,7 @@
       </w:pPr>
       <w:r>
         <w:rPr>
-          <w:rFonts w:ascii="Inter" w:hAnsi="Inter"/>
+          <w:rFonts w:ascii="Lato" w:hAnsi="Lato"/>
           <w:b w:val="0"/>
           <w:i/>
           <w:color w:val="6B7280"/>
@@ -1008,8 +1136,8 @@
       <w:r>
         <w:drawing>
           <wp:inline xmlns:a="http://schemas.openxmlformats.org/drawingml/2006/main" xmlns:pic="http://schemas.openxmlformats.org/drawingml/2006/picture">
-            <wp:extent cx="4572000" cy="1673601"/>
-            <wp:docPr id="2" name="Picture 2"/>
+            <wp:extent cx="4572000" cy="1681223"/>
+            <wp:docPr id="3" name="Picture 3"/>
             <wp:cNvGraphicFramePr>
               <a:graphicFrameLocks noChangeAspect="1"/>
             </wp:cNvGraphicFramePr>
@@ -1021,7 +1149,7 @@
                     <pic:cNvPicPr/>
                   </pic:nvPicPr>
                   <pic:blipFill>
-                    <a:blip r:embed="rId10"/>
+                    <a:blip r:embed="rId11"/>
                     <a:stretch>
                       <a:fillRect/>
                     </a:stretch>
@@ -1029,7 +1157,7 @@
                   <pic:spPr>
                     <a:xfrm>
                       <a:off x="0" y="0"/>
-                      <a:ext cx="4572000" cy="1673601"/>
+                      <a:ext cx="4572000" cy="1681223"/>
                     </a:xfrm>
                     <a:prstGeom prst="rect"/>
                   </pic:spPr>
@@ -1047,7 +1175,7 @@
       </w:pPr>
       <w:r>
         <w:rPr>
-          <w:rFonts w:ascii="Inter" w:hAnsi="Inter"/>
+          <w:rFonts w:ascii="Lato" w:hAnsi="Lato"/>
           <w:b w:val="0"/>
           <w:i/>
           <w:color w:val="6B7280"/>
@@ -1063,7 +1191,7 @@
       </w:pPr>
       <w:r>
         <w:rPr>
-          <w:rFonts w:ascii="Inter" w:hAnsi="Inter"/>
+          <w:rFonts w:ascii="Lato" w:hAnsi="Lato"/>
           <w:b/>
           <w:color w:val="1E3A5F"/>
           <w:sz w:val="32"/>
@@ -1094,7 +1222,7 @@
             <w:r/>
             <w:r>
               <w:rPr>
-                <w:rFonts w:ascii="Inter" w:hAnsi="Inter"/>
+                <w:rFonts w:ascii="Lato" w:hAnsi="Lato"/>
                 <w:b/>
                 <w:i w:val="0"/>
                 <w:color w:val="FFFFFF"/>
@@ -1116,7 +1244,7 @@
             <w:r/>
             <w:r>
               <w:rPr>
-                <w:rFonts w:ascii="Inter" w:hAnsi="Inter"/>
+                <w:rFonts w:ascii="Lato" w:hAnsi="Lato"/>
                 <w:b/>
                 <w:i w:val="0"/>
                 <w:color w:val="FFFFFF"/>
@@ -1333,8 +1461,8 @@
       <w:r>
         <w:drawing>
           <wp:inline xmlns:a="http://schemas.openxmlformats.org/drawingml/2006/main" xmlns:pic="http://schemas.openxmlformats.org/drawingml/2006/picture">
-            <wp:extent cx="4572000" cy="2254129"/>
-            <wp:docPr id="3" name="Picture 3"/>
+            <wp:extent cx="4572000" cy="2258493"/>
+            <wp:docPr id="4" name="Picture 4"/>
             <wp:cNvGraphicFramePr>
               <a:graphicFrameLocks noChangeAspect="1"/>
             </wp:cNvGraphicFramePr>
@@ -1346,7 +1474,7 @@
                     <pic:cNvPicPr/>
                   </pic:nvPicPr>
                   <pic:blipFill>
-                    <a:blip r:embed="rId11"/>
+                    <a:blip r:embed="rId12"/>
                     <a:stretch>
                       <a:fillRect/>
                     </a:stretch>
@@ -1354,7 +1482,7 @@
                   <pic:spPr>
                     <a:xfrm>
                       <a:off x="0" y="0"/>
-                      <a:ext cx="4572000" cy="2254129"/>
+                      <a:ext cx="4572000" cy="2258493"/>
                     </a:xfrm>
                     <a:prstGeom prst="rect"/>
                   </pic:spPr>
@@ -1372,7 +1500,7 @@
       </w:pPr>
       <w:r>
         <w:rPr>
-          <w:rFonts w:ascii="Inter" w:hAnsi="Inter"/>
+          <w:rFonts w:ascii="Lato" w:hAnsi="Lato"/>
           <w:b w:val="0"/>
           <w:i/>
           <w:color w:val="6B7280"/>
@@ -1388,7 +1516,7 @@
       </w:pPr>
       <w:r>
         <w:rPr>
-          <w:rFonts w:ascii="Inter" w:hAnsi="Inter"/>
+          <w:rFonts w:ascii="Lato" w:hAnsi="Lato"/>
           <w:b/>
           <w:color w:val="1E3A5F"/>
           <w:sz w:val="32"/>
@@ -1402,7 +1530,7 @@
       </w:pPr>
       <w:r>
         <w:rPr>
-          <w:rFonts w:ascii="Inter" w:hAnsi="Inter"/>
+          <w:rFonts w:ascii="Lato" w:hAnsi="Lato"/>
           <w:b w:val="0"/>
           <w:i w:val="0"/>
           <w:sz w:val="22"/>
@@ -1436,7 +1564,7 @@
             <w:r/>
             <w:r>
               <w:rPr>
-                <w:rFonts w:ascii="Inter" w:hAnsi="Inter"/>
+                <w:rFonts w:ascii="Lato" w:hAnsi="Lato"/>
                 <w:b/>
                 <w:i w:val="0"/>
                 <w:color w:val="FFFFFF"/>
@@ -1458,7 +1586,7 @@
             <w:r/>
             <w:r>
               <w:rPr>
-                <w:rFonts w:ascii="Inter" w:hAnsi="Inter"/>
+                <w:rFonts w:ascii="Lato" w:hAnsi="Lato"/>
                 <w:b/>
                 <w:i w:val="0"/>
                 <w:color w:val="FFFFFF"/>
@@ -1480,7 +1608,7 @@
             <w:r/>
             <w:r>
               <w:rPr>
-                <w:rFonts w:ascii="Inter" w:hAnsi="Inter"/>
+                <w:rFonts w:ascii="Lato" w:hAnsi="Lato"/>
                 <w:b/>
                 <w:i w:val="0"/>
                 <w:color w:val="FFFFFF"/>
@@ -1502,7 +1630,7 @@
             <w:r/>
             <w:r>
               <w:rPr>
-                <w:rFonts w:ascii="Inter" w:hAnsi="Inter"/>
+                <w:rFonts w:ascii="Lato" w:hAnsi="Lato"/>
                 <w:b/>
                 <w:i w:val="0"/>
                 <w:color w:val="FFFFFF"/>
@@ -1524,7 +1652,7 @@
             <w:r/>
             <w:r>
               <w:rPr>
-                <w:rFonts w:ascii="Inter" w:hAnsi="Inter"/>
+                <w:rFonts w:ascii="Lato" w:hAnsi="Lato"/>
                 <w:b/>
                 <w:i w:val="0"/>
                 <w:color w:val="FFFFFF"/>
@@ -1958,7 +2086,7 @@
       </w:pPr>
       <w:r>
         <w:rPr>
-          <w:rFonts w:ascii="Inter" w:hAnsi="Inter"/>
+          <w:rFonts w:ascii="Lato" w:hAnsi="Lato"/>
           <w:b w:val="0"/>
           <w:i w:val="0"/>
           <w:sz w:val="22"/>
@@ -1972,8 +2100,8 @@
       <w:r>
         <w:drawing>
           <wp:inline xmlns:a="http://schemas.openxmlformats.org/drawingml/2006/main" xmlns:pic="http://schemas.openxmlformats.org/drawingml/2006/picture">
-            <wp:extent cx="5029200" cy="2651217"/>
-            <wp:docPr id="4" name="Picture 4"/>
+            <wp:extent cx="5029200" cy="2640437"/>
+            <wp:docPr id="5" name="Picture 5"/>
             <wp:cNvGraphicFramePr>
               <a:graphicFrameLocks noChangeAspect="1"/>
             </wp:cNvGraphicFramePr>
@@ -1985,7 +2113,7 @@
                     <pic:cNvPicPr/>
                   </pic:nvPicPr>
                   <pic:blipFill>
-                    <a:blip r:embed="rId12"/>
+                    <a:blip r:embed="rId13"/>
                     <a:stretch>
                       <a:fillRect/>
                     </a:stretch>
@@ -1993,7 +2121,7 @@
                   <pic:spPr>
                     <a:xfrm>
                       <a:off x="0" y="0"/>
-                      <a:ext cx="5029200" cy="2651217"/>
+                      <a:ext cx="5029200" cy="2640437"/>
                     </a:xfrm>
                     <a:prstGeom prst="rect"/>
                   </pic:spPr>
@@ -2011,7 +2139,7 @@
       </w:pPr>
       <w:r>
         <w:rPr>
-          <w:rFonts w:ascii="Inter" w:hAnsi="Inter"/>
+          <w:rFonts w:ascii="Lato" w:hAnsi="Lato"/>
           <w:b w:val="0"/>
           <w:i/>
           <w:color w:val="6B7280"/>
@@ -2032,7 +2160,7 @@
       </w:pPr>
       <w:r>
         <w:rPr>
-          <w:rFonts w:ascii="Inter" w:hAnsi="Inter"/>
+          <w:rFonts w:ascii="Lato" w:hAnsi="Lato"/>
           <w:b/>
           <w:color w:val="1E3A5F"/>
           <w:sz w:val="44"/>
@@ -2046,7 +2174,7 @@
       </w:pPr>
       <w:r>
         <w:rPr>
-          <w:rFonts w:ascii="Inter" w:hAnsi="Inter"/>
+          <w:rFonts w:ascii="Lato" w:hAnsi="Lato"/>
           <w:b w:val="0"/>
           <w:i w:val="0"/>
           <w:sz w:val="22"/>
@@ -2081,7 +2209,7 @@
             <w:r/>
             <w:r>
               <w:rPr>
-                <w:rFonts w:ascii="Inter" w:hAnsi="Inter"/>
+                <w:rFonts w:ascii="Lato" w:hAnsi="Lato"/>
                 <w:b/>
                 <w:i w:val="0"/>
                 <w:color w:val="FFFFFF"/>
@@ -2103,7 +2231,7 @@
             <w:r/>
             <w:r>
               <w:rPr>
-                <w:rFonts w:ascii="Inter" w:hAnsi="Inter"/>
+                <w:rFonts w:ascii="Lato" w:hAnsi="Lato"/>
                 <w:b/>
                 <w:i w:val="0"/>
                 <w:color w:val="FFFFFF"/>
@@ -2125,7 +2253,7 @@
             <w:r/>
             <w:r>
               <w:rPr>
-                <w:rFonts w:ascii="Inter" w:hAnsi="Inter"/>
+                <w:rFonts w:ascii="Lato" w:hAnsi="Lato"/>
                 <w:b/>
                 <w:i w:val="0"/>
                 <w:color w:val="FFFFFF"/>
@@ -2147,7 +2275,7 @@
             <w:r/>
             <w:r>
               <w:rPr>
-                <w:rFonts w:ascii="Inter" w:hAnsi="Inter"/>
+                <w:rFonts w:ascii="Lato" w:hAnsi="Lato"/>
                 <w:b/>
                 <w:i w:val="0"/>
                 <w:color w:val="FFFFFF"/>
@@ -2169,7 +2297,7 @@
             <w:r/>
             <w:r>
               <w:rPr>
-                <w:rFonts w:ascii="Inter" w:hAnsi="Inter"/>
+                <w:rFonts w:ascii="Lato" w:hAnsi="Lato"/>
                 <w:b/>
                 <w:i w:val="0"/>
                 <w:color w:val="FFFFFF"/>
@@ -2191,7 +2319,7 @@
             <w:r/>
             <w:r>
               <w:rPr>
-                <w:rFonts w:ascii="Inter" w:hAnsi="Inter"/>
+                <w:rFonts w:ascii="Lato" w:hAnsi="Lato"/>
                 <w:b/>
                 <w:i w:val="0"/>
                 <w:color w:val="FFFFFF"/>
@@ -2954,8 +3082,8 @@
       <w:r>
         <w:drawing>
           <wp:inline xmlns:a="http://schemas.openxmlformats.org/drawingml/2006/main" xmlns:pic="http://schemas.openxmlformats.org/drawingml/2006/picture">
-            <wp:extent cx="5029200" cy="3750374"/>
-            <wp:docPr id="5" name="Picture 5"/>
+            <wp:extent cx="5029200" cy="3764734"/>
+            <wp:docPr id="6" name="Picture 6"/>
             <wp:cNvGraphicFramePr>
               <a:graphicFrameLocks noChangeAspect="1"/>
             </wp:cNvGraphicFramePr>
@@ -2967,7 +3095,7 @@
                     <pic:cNvPicPr/>
                   </pic:nvPicPr>
                   <pic:blipFill>
-                    <a:blip r:embed="rId13"/>
+                    <a:blip r:embed="rId14"/>
                     <a:stretch>
                       <a:fillRect/>
                     </a:stretch>
@@ -2975,7 +3103,7 @@
                   <pic:spPr>
                     <a:xfrm>
                       <a:off x="0" y="0"/>
-                      <a:ext cx="5029200" cy="3750374"/>
+                      <a:ext cx="5029200" cy="3764734"/>
                     </a:xfrm>
                     <a:prstGeom prst="rect"/>
                   </pic:spPr>
@@ -2993,7 +3121,7 @@
       </w:pPr>
       <w:r>
         <w:rPr>
-          <w:rFonts w:ascii="Inter" w:hAnsi="Inter"/>
+          <w:rFonts w:ascii="Lato" w:hAnsi="Lato"/>
           <w:b w:val="0"/>
           <w:i/>
           <w:color w:val="6B7280"/>
@@ -3014,7 +3142,7 @@
       </w:pPr>
       <w:r>
         <w:rPr>
-          <w:rFonts w:ascii="Inter" w:hAnsi="Inter"/>
+          <w:rFonts w:ascii="Lato" w:hAnsi="Lato"/>
           <w:b/>
           <w:color w:val="1E3A5F"/>
           <w:sz w:val="44"/>
@@ -3028,7 +3156,7 @@
       </w:pPr>
       <w:r>
         <w:rPr>
-          <w:rFonts w:ascii="Inter" w:hAnsi="Inter"/>
+          <w:rFonts w:ascii="Lato" w:hAnsi="Lato"/>
           <w:b w:val="0"/>
           <w:i w:val="0"/>
           <w:sz w:val="22"/>
@@ -3043,7 +3171,7 @@
       </w:pPr>
       <w:r>
         <w:rPr>
-          <w:rFonts w:ascii="Inter" w:hAnsi="Inter"/>
+          <w:rFonts w:ascii="Lato" w:hAnsi="Lato"/>
           <w:b/>
           <w:color w:val="1E3A5F"/>
           <w:sz w:val="32"/>
@@ -3057,7 +3185,7 @@
       </w:pPr>
       <w:r>
         <w:rPr>
-          <w:rFonts w:ascii="Inter" w:hAnsi="Inter"/>
+          <w:rFonts w:ascii="Lato" w:hAnsi="Lato"/>
           <w:b w:val="0"/>
           <w:i w:val="0"/>
           <w:color w:val="6B7280"/>
@@ -3067,7 +3195,7 @@
       </w:r>
       <w:r>
         <w:rPr>
-          <w:rFonts w:ascii="Inter" w:hAnsi="Inter"/>
+          <w:rFonts w:ascii="Lato" w:hAnsi="Lato"/>
           <w:b w:val="0"/>
           <w:i w:val="0"/>
           <w:color w:val="374151"/>
@@ -3077,7 +3205,7 @@
       </w:r>
       <w:r>
         <w:rPr>
-          <w:rFonts w:ascii="Inter" w:hAnsi="Inter"/>
+          <w:rFonts w:ascii="Lato" w:hAnsi="Lato"/>
           <w:b/>
           <w:i w:val="0"/>
           <w:color w:val="059669"/>
@@ -3087,7 +3215,7 @@
       </w:r>
       <w:r>
         <w:rPr>
-          <w:rFonts w:ascii="Inter" w:hAnsi="Inter"/>
+          <w:rFonts w:ascii="Lato" w:hAnsi="Lato"/>
           <w:b w:val="0"/>
           <w:i w:val="0"/>
           <w:color w:val="374151"/>
@@ -3097,7 +3225,7 @@
       </w:r>
       <w:r>
         <w:rPr>
-          <w:rFonts w:ascii="Inter" w:hAnsi="Inter"/>
+          <w:rFonts w:ascii="Lato" w:hAnsi="Lato"/>
           <w:b/>
           <w:i w:val="0"/>
           <w:color w:val="374151"/>
@@ -3107,7 +3235,7 @@
       </w:r>
       <w:r>
         <w:rPr>
-          <w:rFonts w:ascii="Inter" w:hAnsi="Inter"/>
+          <w:rFonts w:ascii="Lato" w:hAnsi="Lato"/>
           <w:b w:val="0"/>
           <w:i w:val="0"/>
           <w:color w:val="6B7280"/>
@@ -3117,7 +3245,7 @@
       </w:r>
       <w:r>
         <w:rPr>
-          <w:rFonts w:ascii="Inter" w:hAnsi="Inter"/>
+          <w:rFonts w:ascii="Lato" w:hAnsi="Lato"/>
           <w:b w:val="0"/>
           <w:i w:val="0"/>
           <w:color w:val="6B7280"/>
@@ -3127,7 +3255,7 @@
       </w:r>
       <w:r>
         <w:rPr>
-          <w:rFonts w:ascii="Inter" w:hAnsi="Inter"/>
+          <w:rFonts w:ascii="Lato" w:hAnsi="Lato"/>
           <w:b/>
           <w:i w:val="0"/>
           <w:color w:val="059669"/>
@@ -3143,8 +3271,8 @@
       <w:r>
         <w:drawing>
           <wp:inline xmlns:a="http://schemas.openxmlformats.org/drawingml/2006/main" xmlns:pic="http://schemas.openxmlformats.org/drawingml/2006/picture">
-            <wp:extent cx="3474720" cy="3525078"/>
-            <wp:docPr id="6" name="Picture 6"/>
+            <wp:extent cx="3474720" cy="3547185"/>
+            <wp:docPr id="7" name="Picture 7"/>
             <wp:cNvGraphicFramePr>
               <a:graphicFrameLocks noChangeAspect="1"/>
             </wp:cNvGraphicFramePr>
@@ -3156,7 +3284,7 @@
                     <pic:cNvPicPr/>
                   </pic:nvPicPr>
                   <pic:blipFill>
-                    <a:blip r:embed="rId14"/>
+                    <a:blip r:embed="rId15"/>
                     <a:stretch>
                       <a:fillRect/>
                     </a:stretch>
@@ -3164,7 +3292,7 @@
                   <pic:spPr>
                     <a:xfrm>
                       <a:off x="0" y="0"/>
-                      <a:ext cx="3474720" cy="3525078"/>
+                      <a:ext cx="3474720" cy="3547185"/>
                     </a:xfrm>
                     <a:prstGeom prst="rect"/>
                   </pic:spPr>
@@ -3182,7 +3310,7 @@
       </w:pPr>
       <w:r>
         <w:rPr>
-          <w:rFonts w:ascii="Inter" w:hAnsi="Inter"/>
+          <w:rFonts w:ascii="Lato" w:hAnsi="Lato"/>
           <w:b w:val="0"/>
           <w:i/>
           <w:color w:val="6B7280"/>
@@ -3198,7 +3326,7 @@
       </w:pPr>
       <w:r>
         <w:rPr>
-          <w:rFonts w:ascii="Inter" w:hAnsi="Inter"/>
+          <w:rFonts w:ascii="Lato" w:hAnsi="Lato"/>
           <w:b/>
           <w:color w:val="1E3A5F"/>
           <w:sz w:val="26"/>
@@ -3212,7 +3340,7 @@
       </w:pPr>
       <w:r>
         <w:rPr>
-          <w:rFonts w:ascii="Inter" w:hAnsi="Inter"/>
+          <w:rFonts w:ascii="Lato" w:hAnsi="Lato"/>
           <w:b w:val="0"/>
           <w:i w:val="0"/>
           <w:sz w:val="22"/>
@@ -3227,7 +3355,7 @@
       </w:pPr>
       <w:r>
         <w:rPr>
-          <w:rFonts w:ascii="Inter" w:hAnsi="Inter"/>
+          <w:rFonts w:ascii="Lato" w:hAnsi="Lato"/>
           <w:b/>
           <w:color w:val="1E3A5F"/>
           <w:sz w:val="26"/>
@@ -3241,7 +3369,7 @@
       </w:pPr>
       <w:r>
         <w:rPr>
-          <w:rFonts w:ascii="Inter" w:hAnsi="Inter"/>
+          <w:rFonts w:ascii="Lato" w:hAnsi="Lato"/>
           <w:b w:val="0"/>
           <w:i w:val="0"/>
           <w:sz w:val="22"/>
@@ -3256,7 +3384,7 @@
       </w:pPr>
       <w:r>
         <w:rPr>
-          <w:rFonts w:ascii="Inter" w:hAnsi="Inter"/>
+          <w:rFonts w:ascii="Lato" w:hAnsi="Lato"/>
           <w:b/>
           <w:color w:val="1E3A5F"/>
           <w:sz w:val="26"/>
@@ -3270,7 +3398,7 @@
       </w:pPr>
       <w:r>
         <w:rPr>
-          <w:rFonts w:ascii="Inter" w:hAnsi="Inter"/>
+          <w:rFonts w:ascii="Lato" w:hAnsi="Lato"/>
           <w:b w:val="0"/>
           <w:i w:val="0"/>
           <w:sz w:val="22"/>
@@ -3285,7 +3413,7 @@
       </w:pPr>
       <w:r>
         <w:rPr>
-          <w:rFonts w:ascii="Inter" w:hAnsi="Inter"/>
+          <w:rFonts w:ascii="Lato" w:hAnsi="Lato"/>
           <w:b/>
           <w:color w:val="1E3A5F"/>
           <w:sz w:val="26"/>
@@ -3299,7 +3427,7 @@
       </w:pPr>
       <w:r>
         <w:rPr>
-          <w:rFonts w:ascii="Inter" w:hAnsi="Inter"/>
+          <w:rFonts w:ascii="Lato" w:hAnsi="Lato"/>
           <w:b w:val="0"/>
           <w:i w:val="0"/>
           <w:sz w:val="22"/>
@@ -3314,7 +3442,7 @@
       </w:pPr>
       <w:r>
         <w:rPr>
-          <w:rFonts w:ascii="Inter" w:hAnsi="Inter"/>
+          <w:rFonts w:ascii="Lato" w:hAnsi="Lato"/>
           <w:b/>
           <w:color w:val="1E3A5F"/>
           <w:sz w:val="26"/>
@@ -3328,7 +3456,7 @@
       </w:pPr>
       <w:r>
         <w:rPr>
-          <w:rFonts w:ascii="Inter" w:hAnsi="Inter"/>
+          <w:rFonts w:ascii="Lato" w:hAnsi="Lato"/>
           <w:b w:val="0"/>
           <w:i w:val="0"/>
           <w:sz w:val="22"/>
@@ -3343,7 +3471,7 @@
       </w:pPr>
       <w:r>
         <w:rPr>
-          <w:rFonts w:ascii="Inter" w:hAnsi="Inter"/>
+          <w:rFonts w:ascii="Lato" w:hAnsi="Lato"/>
           <w:b/>
           <w:color w:val="1E3A5F"/>
           <w:sz w:val="26"/>
@@ -3358,7 +3486,7 @@
       </w:pPr>
       <w:r>
         <w:rPr>
-          <w:rFonts w:ascii="Inter" w:hAnsi="Inter"/>
+          <w:rFonts w:ascii="Lato" w:hAnsi="Lato"/>
           <w:b w:val="0"/>
           <w:i/>
           <w:color w:val="374151"/>
@@ -3368,7 +3496,7 @@
       </w:r>
       <w:r>
         <w:rPr>
-          <w:rFonts w:ascii="Inter" w:hAnsi="Inter"/>
+          <w:rFonts w:ascii="Lato" w:hAnsi="Lato"/>
           <w:b w:val="0"/>
           <w:i w:val="0"/>
           <w:color w:val="6B7280"/>
@@ -3384,7 +3512,7 @@
       </w:pPr>
       <w:r>
         <w:rPr>
-          <w:rFonts w:ascii="Inter" w:hAnsi="Inter"/>
+          <w:rFonts w:ascii="Lato" w:hAnsi="Lato"/>
           <w:b w:val="0"/>
           <w:i/>
           <w:color w:val="374151"/>
@@ -3394,7 +3522,7 @@
       </w:r>
       <w:r>
         <w:rPr>
-          <w:rFonts w:ascii="Inter" w:hAnsi="Inter"/>
+          <w:rFonts w:ascii="Lato" w:hAnsi="Lato"/>
           <w:b w:val="0"/>
           <w:i w:val="0"/>
           <w:color w:val="6B7280"/>
@@ -3410,7 +3538,7 @@
       </w:pPr>
       <w:r>
         <w:rPr>
-          <w:rFonts w:ascii="Inter" w:hAnsi="Inter"/>
+          <w:rFonts w:ascii="Lato" w:hAnsi="Lato"/>
           <w:b w:val="0"/>
           <w:i/>
           <w:color w:val="374151"/>
@@ -3422,7 +3550,7 @@
       </w:r>
       <w:r>
         <w:rPr>
-          <w:rFonts w:ascii="Inter" w:hAnsi="Inter"/>
+          <w:rFonts w:ascii="Lato" w:hAnsi="Lato"/>
           <w:b w:val="0"/>
           <w:i w:val="0"/>
           <w:color w:val="6B7280"/>
@@ -3446,7 +3574,7 @@
       </w:pPr>
       <w:r>
         <w:rPr>
-          <w:rFonts w:ascii="Inter" w:hAnsi="Inter"/>
+          <w:rFonts w:ascii="Lato" w:hAnsi="Lato"/>
           <w:b/>
           <w:color w:val="1E3A5F"/>
           <w:sz w:val="32"/>
@@ -3460,7 +3588,7 @@
       </w:pPr>
       <w:r>
         <w:rPr>
-          <w:rFonts w:ascii="Inter" w:hAnsi="Inter"/>
+          <w:rFonts w:ascii="Lato" w:hAnsi="Lato"/>
           <w:b w:val="0"/>
           <w:i w:val="0"/>
           <w:color w:val="6B7280"/>
@@ -3470,7 +3598,7 @@
       </w:r>
       <w:r>
         <w:rPr>
-          <w:rFonts w:ascii="Inter" w:hAnsi="Inter"/>
+          <w:rFonts w:ascii="Lato" w:hAnsi="Lato"/>
           <w:b w:val="0"/>
           <w:i w:val="0"/>
           <w:color w:val="374151"/>
@@ -3480,7 +3608,7 @@
       </w:r>
       <w:r>
         <w:rPr>
-          <w:rFonts w:ascii="Inter" w:hAnsi="Inter"/>
+          <w:rFonts w:ascii="Lato" w:hAnsi="Lato"/>
           <w:b/>
           <w:i w:val="0"/>
           <w:color w:val="059669"/>
@@ -3490,7 +3618,7 @@
       </w:r>
       <w:r>
         <w:rPr>
-          <w:rFonts w:ascii="Inter" w:hAnsi="Inter"/>
+          <w:rFonts w:ascii="Lato" w:hAnsi="Lato"/>
           <w:b w:val="0"/>
           <w:i w:val="0"/>
           <w:color w:val="374151"/>
@@ -3500,7 +3628,7 @@
       </w:r>
       <w:r>
         <w:rPr>
-          <w:rFonts w:ascii="Inter" w:hAnsi="Inter"/>
+          <w:rFonts w:ascii="Lato" w:hAnsi="Lato"/>
           <w:b/>
           <w:i w:val="0"/>
           <w:color w:val="374151"/>
@@ -3510,7 +3638,7 @@
       </w:r>
       <w:r>
         <w:rPr>
-          <w:rFonts w:ascii="Inter" w:hAnsi="Inter"/>
+          <w:rFonts w:ascii="Lato" w:hAnsi="Lato"/>
           <w:b w:val="0"/>
           <w:i w:val="0"/>
           <w:color w:val="6B7280"/>
@@ -3520,7 +3648,7 @@
       </w:r>
       <w:r>
         <w:rPr>
-          <w:rFonts w:ascii="Inter" w:hAnsi="Inter"/>
+          <w:rFonts w:ascii="Lato" w:hAnsi="Lato"/>
           <w:b w:val="0"/>
           <w:i w:val="0"/>
           <w:color w:val="6B7280"/>
@@ -3530,7 +3658,7 @@
       </w:r>
       <w:r>
         <w:rPr>
-          <w:rFonts w:ascii="Inter" w:hAnsi="Inter"/>
+          <w:rFonts w:ascii="Lato" w:hAnsi="Lato"/>
           <w:b/>
           <w:i w:val="0"/>
           <w:color w:val="D97706"/>
@@ -3546,8 +3674,8 @@
       <w:r>
         <w:drawing>
           <wp:inline xmlns:a="http://schemas.openxmlformats.org/drawingml/2006/main" xmlns:pic="http://schemas.openxmlformats.org/drawingml/2006/picture">
-            <wp:extent cx="3474720" cy="3525078"/>
-            <wp:docPr id="7" name="Picture 7"/>
+            <wp:extent cx="3474720" cy="3547185"/>
+            <wp:docPr id="8" name="Picture 8"/>
             <wp:cNvGraphicFramePr>
               <a:graphicFrameLocks noChangeAspect="1"/>
             </wp:cNvGraphicFramePr>
@@ -3559,7 +3687,7 @@
                     <pic:cNvPicPr/>
                   </pic:nvPicPr>
                   <pic:blipFill>
-                    <a:blip r:embed="rId15"/>
+                    <a:blip r:embed="rId16"/>
                     <a:stretch>
                       <a:fillRect/>
                     </a:stretch>
@@ -3567,7 +3695,7 @@
                   <pic:spPr>
                     <a:xfrm>
                       <a:off x="0" y="0"/>
-                      <a:ext cx="3474720" cy="3525078"/>
+                      <a:ext cx="3474720" cy="3547185"/>
                     </a:xfrm>
                     <a:prstGeom prst="rect"/>
                   </pic:spPr>
@@ -3585,7 +3713,7 @@
       </w:pPr>
       <w:r>
         <w:rPr>
-          <w:rFonts w:ascii="Inter" w:hAnsi="Inter"/>
+          <w:rFonts w:ascii="Lato" w:hAnsi="Lato"/>
           <w:b w:val="0"/>
           <w:i/>
           <w:color w:val="6B7280"/>
@@ -3601,7 +3729,7 @@
       </w:pPr>
       <w:r>
         <w:rPr>
-          <w:rFonts w:ascii="Inter" w:hAnsi="Inter"/>
+          <w:rFonts w:ascii="Lato" w:hAnsi="Lato"/>
           <w:b/>
           <w:color w:val="1E3A5F"/>
           <w:sz w:val="26"/>
@@ -3615,7 +3743,7 @@
       </w:pPr>
       <w:r>
         <w:rPr>
-          <w:rFonts w:ascii="Inter" w:hAnsi="Inter"/>
+          <w:rFonts w:ascii="Lato" w:hAnsi="Lato"/>
           <w:b w:val="0"/>
           <w:i w:val="0"/>
           <w:sz w:val="22"/>
@@ -3630,7 +3758,7 @@
       </w:pPr>
       <w:r>
         <w:rPr>
-          <w:rFonts w:ascii="Inter" w:hAnsi="Inter"/>
+          <w:rFonts w:ascii="Lato" w:hAnsi="Lato"/>
           <w:b/>
           <w:color w:val="1E3A5F"/>
           <w:sz w:val="26"/>
@@ -3644,7 +3772,7 @@
       </w:pPr>
       <w:r>
         <w:rPr>
-          <w:rFonts w:ascii="Inter" w:hAnsi="Inter"/>
+          <w:rFonts w:ascii="Lato" w:hAnsi="Lato"/>
           <w:b w:val="0"/>
           <w:i w:val="0"/>
           <w:sz w:val="22"/>
@@ -3659,7 +3787,7 @@
       </w:pPr>
       <w:r>
         <w:rPr>
-          <w:rFonts w:ascii="Inter" w:hAnsi="Inter"/>
+          <w:rFonts w:ascii="Lato" w:hAnsi="Lato"/>
           <w:b/>
           <w:color w:val="1E3A5F"/>
           <w:sz w:val="26"/>
@@ -3673,7 +3801,7 @@
       </w:pPr>
       <w:r>
         <w:rPr>
-          <w:rFonts w:ascii="Inter" w:hAnsi="Inter"/>
+          <w:rFonts w:ascii="Lato" w:hAnsi="Lato"/>
           <w:b w:val="0"/>
           <w:i w:val="0"/>
           <w:sz w:val="22"/>
@@ -3688,7 +3816,7 @@
       </w:pPr>
       <w:r>
         <w:rPr>
-          <w:rFonts w:ascii="Inter" w:hAnsi="Inter"/>
+          <w:rFonts w:ascii="Lato" w:hAnsi="Lato"/>
           <w:b/>
           <w:color w:val="1E3A5F"/>
           <w:sz w:val="26"/>
@@ -3702,7 +3830,7 @@
       </w:pPr>
       <w:r>
         <w:rPr>
-          <w:rFonts w:ascii="Inter" w:hAnsi="Inter"/>
+          <w:rFonts w:ascii="Lato" w:hAnsi="Lato"/>
           <w:b w:val="0"/>
           <w:i w:val="0"/>
           <w:sz w:val="22"/>
@@ -3717,7 +3845,7 @@
       </w:pPr>
       <w:r>
         <w:rPr>
-          <w:rFonts w:ascii="Inter" w:hAnsi="Inter"/>
+          <w:rFonts w:ascii="Lato" w:hAnsi="Lato"/>
           <w:b/>
           <w:color w:val="1E3A5F"/>
           <w:sz w:val="26"/>
@@ -3731,7 +3859,7 @@
       </w:pPr>
       <w:r>
         <w:rPr>
-          <w:rFonts w:ascii="Inter" w:hAnsi="Inter"/>
+          <w:rFonts w:ascii="Lato" w:hAnsi="Lato"/>
           <w:b w:val="0"/>
           <w:i w:val="0"/>
           <w:sz w:val="22"/>
@@ -3746,7 +3874,7 @@
       </w:pPr>
       <w:r>
         <w:rPr>
-          <w:rFonts w:ascii="Inter" w:hAnsi="Inter"/>
+          <w:rFonts w:ascii="Lato" w:hAnsi="Lato"/>
           <w:b/>
           <w:color w:val="1E3A5F"/>
           <w:sz w:val="26"/>
@@ -3761,7 +3889,7 @@
       </w:pPr>
       <w:r>
         <w:rPr>
-          <w:rFonts w:ascii="Inter" w:hAnsi="Inter"/>
+          <w:rFonts w:ascii="Lato" w:hAnsi="Lato"/>
           <w:b w:val="0"/>
           <w:i/>
           <w:color w:val="374151"/>
@@ -3771,7 +3899,7 @@
       </w:r>
       <w:r>
         <w:rPr>
-          <w:rFonts w:ascii="Inter" w:hAnsi="Inter"/>
+          <w:rFonts w:ascii="Lato" w:hAnsi="Lato"/>
           <w:b w:val="0"/>
           <w:i w:val="0"/>
           <w:color w:val="6B7280"/>
@@ -3787,7 +3915,7 @@
       </w:pPr>
       <w:r>
         <w:rPr>
-          <w:rFonts w:ascii="Inter" w:hAnsi="Inter"/>
+          <w:rFonts w:ascii="Lato" w:hAnsi="Lato"/>
           <w:b w:val="0"/>
           <w:i/>
           <w:color w:val="374151"/>
@@ -3799,7 +3927,7 @@
       </w:r>
       <w:r>
         <w:rPr>
-          <w:rFonts w:ascii="Inter" w:hAnsi="Inter"/>
+          <w:rFonts w:ascii="Lato" w:hAnsi="Lato"/>
           <w:b w:val="0"/>
           <w:i w:val="0"/>
           <w:color w:val="6B7280"/>
@@ -3815,7 +3943,7 @@
       </w:pPr>
       <w:r>
         <w:rPr>
-          <w:rFonts w:ascii="Inter" w:hAnsi="Inter"/>
+          <w:rFonts w:ascii="Lato" w:hAnsi="Lato"/>
           <w:b w:val="0"/>
           <w:i/>
           <w:color w:val="374151"/>
@@ -3831,7 +3959,7 @@
       </w:r>
       <w:r>
         <w:rPr>
-          <w:rFonts w:ascii="Inter" w:hAnsi="Inter"/>
+          <w:rFonts w:ascii="Lato" w:hAnsi="Lato"/>
           <w:b w:val="0"/>
           <w:i w:val="0"/>
           <w:color w:val="6B7280"/>
@@ -3855,7 +3983,7 @@
       </w:pPr>
       <w:r>
         <w:rPr>
-          <w:rFonts w:ascii="Inter" w:hAnsi="Inter"/>
+          <w:rFonts w:ascii="Lato" w:hAnsi="Lato"/>
           <w:b/>
           <w:color w:val="1E3A5F"/>
           <w:sz w:val="32"/>
@@ -3869,7 +3997,7 @@
       </w:pPr>
       <w:r>
         <w:rPr>
-          <w:rFonts w:ascii="Inter" w:hAnsi="Inter"/>
+          <w:rFonts w:ascii="Lato" w:hAnsi="Lato"/>
           <w:b w:val="0"/>
           <w:i w:val="0"/>
           <w:color w:val="6B7280"/>
@@ -3879,7 +4007,7 @@
       </w:r>
       <w:r>
         <w:rPr>
-          <w:rFonts w:ascii="Inter" w:hAnsi="Inter"/>
+          <w:rFonts w:ascii="Lato" w:hAnsi="Lato"/>
           <w:b w:val="0"/>
           <w:i w:val="0"/>
           <w:color w:val="374151"/>
@@ -3889,7 +4017,7 @@
       </w:r>
       <w:r>
         <w:rPr>
-          <w:rFonts w:ascii="Inter" w:hAnsi="Inter"/>
+          <w:rFonts w:ascii="Lato" w:hAnsi="Lato"/>
           <w:b/>
           <w:i w:val="0"/>
           <w:color w:val="059669"/>
@@ -3899,7 +4027,7 @@
       </w:r>
       <w:r>
         <w:rPr>
-          <w:rFonts w:ascii="Inter" w:hAnsi="Inter"/>
+          <w:rFonts w:ascii="Lato" w:hAnsi="Lato"/>
           <w:b w:val="0"/>
           <w:i w:val="0"/>
           <w:color w:val="374151"/>
@@ -3909,7 +4037,7 @@
       </w:r>
       <w:r>
         <w:rPr>
-          <w:rFonts w:ascii="Inter" w:hAnsi="Inter"/>
+          <w:rFonts w:ascii="Lato" w:hAnsi="Lato"/>
           <w:b/>
           <w:i w:val="0"/>
           <w:color w:val="374151"/>
@@ -3919,7 +4047,7 @@
       </w:r>
       <w:r>
         <w:rPr>
-          <w:rFonts w:ascii="Inter" w:hAnsi="Inter"/>
+          <w:rFonts w:ascii="Lato" w:hAnsi="Lato"/>
           <w:b w:val="0"/>
           <w:i w:val="0"/>
           <w:color w:val="6B7280"/>
@@ -3929,7 +4057,7 @@
       </w:r>
       <w:r>
         <w:rPr>
-          <w:rFonts w:ascii="Inter" w:hAnsi="Inter"/>
+          <w:rFonts w:ascii="Lato" w:hAnsi="Lato"/>
           <w:b w:val="0"/>
           <w:i w:val="0"/>
           <w:color w:val="6B7280"/>
@@ -3939,7 +4067,7 @@
       </w:r>
       <w:r>
         <w:rPr>
-          <w:rFonts w:ascii="Inter" w:hAnsi="Inter"/>
+          <w:rFonts w:ascii="Lato" w:hAnsi="Lato"/>
           <w:b/>
           <w:i w:val="0"/>
           <w:color w:val="059669"/>
@@ -3955,8 +4083,8 @@
       <w:r>
         <w:drawing>
           <wp:inline xmlns:a="http://schemas.openxmlformats.org/drawingml/2006/main" xmlns:pic="http://schemas.openxmlformats.org/drawingml/2006/picture">
-            <wp:extent cx="3474720" cy="3525078"/>
-            <wp:docPr id="8" name="Picture 8"/>
+            <wp:extent cx="3474720" cy="3547185"/>
+            <wp:docPr id="9" name="Picture 9"/>
             <wp:cNvGraphicFramePr>
               <a:graphicFrameLocks noChangeAspect="1"/>
             </wp:cNvGraphicFramePr>
@@ -3968,7 +4096,7 @@
                     <pic:cNvPicPr/>
                   </pic:nvPicPr>
                   <pic:blipFill>
-                    <a:blip r:embed="rId16"/>
+                    <a:blip r:embed="rId17"/>
                     <a:stretch>
                       <a:fillRect/>
                     </a:stretch>
@@ -3976,7 +4104,7 @@
                   <pic:spPr>
                     <a:xfrm>
                       <a:off x="0" y="0"/>
-                      <a:ext cx="3474720" cy="3525078"/>
+                      <a:ext cx="3474720" cy="3547185"/>
                     </a:xfrm>
                     <a:prstGeom prst="rect"/>
                   </pic:spPr>
@@ -3994,7 +4122,7 @@
       </w:pPr>
       <w:r>
         <w:rPr>
-          <w:rFonts w:ascii="Inter" w:hAnsi="Inter"/>
+          <w:rFonts w:ascii="Lato" w:hAnsi="Lato"/>
           <w:b w:val="0"/>
           <w:i/>
           <w:color w:val="6B7280"/>
@@ -4010,7 +4138,7 @@
       </w:pPr>
       <w:r>
         <w:rPr>
-          <w:rFonts w:ascii="Inter" w:hAnsi="Inter"/>
+          <w:rFonts w:ascii="Lato" w:hAnsi="Lato"/>
           <w:b/>
           <w:color w:val="1E3A5F"/>
           <w:sz w:val="26"/>
@@ -4024,7 +4152,7 @@
       </w:pPr>
       <w:r>
         <w:rPr>
-          <w:rFonts w:ascii="Inter" w:hAnsi="Inter"/>
+          <w:rFonts w:ascii="Lato" w:hAnsi="Lato"/>
           <w:b w:val="0"/>
           <w:i w:val="0"/>
           <w:sz w:val="22"/>
@@ -4039,7 +4167,7 @@
       </w:pPr>
       <w:r>
         <w:rPr>
-          <w:rFonts w:ascii="Inter" w:hAnsi="Inter"/>
+          <w:rFonts w:ascii="Lato" w:hAnsi="Lato"/>
           <w:b/>
           <w:color w:val="1E3A5F"/>
           <w:sz w:val="26"/>
@@ -4053,7 +4181,7 @@
       </w:pPr>
       <w:r>
         <w:rPr>
-          <w:rFonts w:ascii="Inter" w:hAnsi="Inter"/>
+          <w:rFonts w:ascii="Lato" w:hAnsi="Lato"/>
           <w:b w:val="0"/>
           <w:i w:val="0"/>
           <w:sz w:val="22"/>
@@ -4068,7 +4196,7 @@
       </w:pPr>
       <w:r>
         <w:rPr>
-          <w:rFonts w:ascii="Inter" w:hAnsi="Inter"/>
+          <w:rFonts w:ascii="Lato" w:hAnsi="Lato"/>
           <w:b/>
           <w:color w:val="1E3A5F"/>
           <w:sz w:val="26"/>
@@ -4082,7 +4210,7 @@
       </w:pPr>
       <w:r>
         <w:rPr>
-          <w:rFonts w:ascii="Inter" w:hAnsi="Inter"/>
+          <w:rFonts w:ascii="Lato" w:hAnsi="Lato"/>
           <w:b w:val="0"/>
           <w:i w:val="0"/>
           <w:sz w:val="22"/>
@@ -4097,7 +4225,7 @@
       </w:pPr>
       <w:r>
         <w:rPr>
-          <w:rFonts w:ascii="Inter" w:hAnsi="Inter"/>
+          <w:rFonts w:ascii="Lato" w:hAnsi="Lato"/>
           <w:b/>
           <w:color w:val="1E3A5F"/>
           <w:sz w:val="26"/>
@@ -4111,7 +4239,7 @@
       </w:pPr>
       <w:r>
         <w:rPr>
-          <w:rFonts w:ascii="Inter" w:hAnsi="Inter"/>
+          <w:rFonts w:ascii="Lato" w:hAnsi="Lato"/>
           <w:b w:val="0"/>
           <w:i w:val="0"/>
           <w:sz w:val="22"/>
@@ -4126,7 +4254,7 @@
       </w:pPr>
       <w:r>
         <w:rPr>
-          <w:rFonts w:ascii="Inter" w:hAnsi="Inter"/>
+          <w:rFonts w:ascii="Lato" w:hAnsi="Lato"/>
           <w:b/>
           <w:color w:val="1E3A5F"/>
           <w:sz w:val="26"/>
@@ -4140,7 +4268,7 @@
       </w:pPr>
       <w:r>
         <w:rPr>
-          <w:rFonts w:ascii="Inter" w:hAnsi="Inter"/>
+          <w:rFonts w:ascii="Lato" w:hAnsi="Lato"/>
           <w:b w:val="0"/>
           <w:i w:val="0"/>
           <w:sz w:val="22"/>
@@ -4155,7 +4283,7 @@
       </w:pPr>
       <w:r>
         <w:rPr>
-          <w:rFonts w:ascii="Inter" w:hAnsi="Inter"/>
+          <w:rFonts w:ascii="Lato" w:hAnsi="Lato"/>
           <w:b/>
           <w:color w:val="1E3A5F"/>
           <w:sz w:val="26"/>
@@ -4170,7 +4298,7 @@
       </w:pPr>
       <w:r>
         <w:rPr>
-          <w:rFonts w:ascii="Inter" w:hAnsi="Inter"/>
+          <w:rFonts w:ascii="Lato" w:hAnsi="Lato"/>
           <w:b w:val="0"/>
           <w:i/>
           <w:color w:val="374151"/>
@@ -4180,7 +4308,7 @@
       </w:r>
       <w:r>
         <w:rPr>
-          <w:rFonts w:ascii="Inter" w:hAnsi="Inter"/>
+          <w:rFonts w:ascii="Lato" w:hAnsi="Lato"/>
           <w:b w:val="0"/>
           <w:i w:val="0"/>
           <w:color w:val="6B7280"/>
@@ -4196,7 +4324,7 @@
       </w:pPr>
       <w:r>
         <w:rPr>
-          <w:rFonts w:ascii="Inter" w:hAnsi="Inter"/>
+          <w:rFonts w:ascii="Lato" w:hAnsi="Lato"/>
           <w:b w:val="0"/>
           <w:i/>
           <w:color w:val="374151"/>
@@ -4206,7 +4334,7 @@
       </w:r>
       <w:r>
         <w:rPr>
-          <w:rFonts w:ascii="Inter" w:hAnsi="Inter"/>
+          <w:rFonts w:ascii="Lato" w:hAnsi="Lato"/>
           <w:b w:val="0"/>
           <w:i w:val="0"/>
           <w:color w:val="6B7280"/>
@@ -4222,7 +4350,7 @@
       </w:pPr>
       <w:r>
         <w:rPr>
-          <w:rFonts w:ascii="Inter" w:hAnsi="Inter"/>
+          <w:rFonts w:ascii="Lato" w:hAnsi="Lato"/>
           <w:b w:val="0"/>
           <w:i/>
           <w:color w:val="374151"/>
@@ -4240,7 +4368,7 @@
       </w:r>
       <w:r>
         <w:rPr>
-          <w:rFonts w:ascii="Inter" w:hAnsi="Inter"/>
+          <w:rFonts w:ascii="Lato" w:hAnsi="Lato"/>
           <w:b w:val="0"/>
           <w:i w:val="0"/>
           <w:color w:val="6B7280"/>
@@ -4264,7 +4392,7 @@
       </w:pPr>
       <w:r>
         <w:rPr>
-          <w:rFonts w:ascii="Inter" w:hAnsi="Inter"/>
+          <w:rFonts w:ascii="Lato" w:hAnsi="Lato"/>
           <w:b/>
           <w:color w:val="1E3A5F"/>
           <w:sz w:val="32"/>
@@ -4278,7 +4406,7 @@
       </w:pPr>
       <w:r>
         <w:rPr>
-          <w:rFonts w:ascii="Inter" w:hAnsi="Inter"/>
+          <w:rFonts w:ascii="Lato" w:hAnsi="Lato"/>
           <w:b w:val="0"/>
           <w:i w:val="0"/>
           <w:color w:val="6B7280"/>
@@ -4288,7 +4416,7 @@
       </w:r>
       <w:r>
         <w:rPr>
-          <w:rFonts w:ascii="Inter" w:hAnsi="Inter"/>
+          <w:rFonts w:ascii="Lato" w:hAnsi="Lato"/>
           <w:b w:val="0"/>
           <w:i w:val="0"/>
           <w:color w:val="374151"/>
@@ -4298,7 +4426,7 @@
       </w:r>
       <w:r>
         <w:rPr>
-          <w:rFonts w:ascii="Inter" w:hAnsi="Inter"/>
+          <w:rFonts w:ascii="Lato" w:hAnsi="Lato"/>
           <w:b/>
           <w:i w:val="0"/>
           <w:color w:val="059669"/>
@@ -4308,7 +4436,7 @@
       </w:r>
       <w:r>
         <w:rPr>
-          <w:rFonts w:ascii="Inter" w:hAnsi="Inter"/>
+          <w:rFonts w:ascii="Lato" w:hAnsi="Lato"/>
           <w:b w:val="0"/>
           <w:i w:val="0"/>
           <w:color w:val="374151"/>
@@ -4318,7 +4446,7 @@
       </w:r>
       <w:r>
         <w:rPr>
-          <w:rFonts w:ascii="Inter" w:hAnsi="Inter"/>
+          <w:rFonts w:ascii="Lato" w:hAnsi="Lato"/>
           <w:b/>
           <w:i w:val="0"/>
           <w:color w:val="374151"/>
@@ -4328,7 +4456,7 @@
       </w:r>
       <w:r>
         <w:rPr>
-          <w:rFonts w:ascii="Inter" w:hAnsi="Inter"/>
+          <w:rFonts w:ascii="Lato" w:hAnsi="Lato"/>
           <w:b w:val="0"/>
           <w:i w:val="0"/>
           <w:color w:val="6B7280"/>
@@ -4338,7 +4466,7 @@
       </w:r>
       <w:r>
         <w:rPr>
-          <w:rFonts w:ascii="Inter" w:hAnsi="Inter"/>
+          <w:rFonts w:ascii="Lato" w:hAnsi="Lato"/>
           <w:b w:val="0"/>
           <w:i w:val="0"/>
           <w:color w:val="6B7280"/>
@@ -4348,7 +4476,7 @@
       </w:r>
       <w:r>
         <w:rPr>
-          <w:rFonts w:ascii="Inter" w:hAnsi="Inter"/>
+          <w:rFonts w:ascii="Lato" w:hAnsi="Lato"/>
           <w:b/>
           <w:i w:val="0"/>
           <w:color w:val="059669"/>
@@ -4364,8 +4492,8 @@
       <w:r>
         <w:drawing>
           <wp:inline xmlns:a="http://schemas.openxmlformats.org/drawingml/2006/main" xmlns:pic="http://schemas.openxmlformats.org/drawingml/2006/picture">
-            <wp:extent cx="3474720" cy="3525078"/>
-            <wp:docPr id="9" name="Picture 9"/>
+            <wp:extent cx="3474720" cy="3547185"/>
+            <wp:docPr id="10" name="Picture 10"/>
             <wp:cNvGraphicFramePr>
               <a:graphicFrameLocks noChangeAspect="1"/>
             </wp:cNvGraphicFramePr>
@@ -4377,7 +4505,7 @@
                     <pic:cNvPicPr/>
                   </pic:nvPicPr>
                   <pic:blipFill>
-                    <a:blip r:embed="rId17"/>
+                    <a:blip r:embed="rId18"/>
                     <a:stretch>
                       <a:fillRect/>
                     </a:stretch>
@@ -4385,7 +4513,7 @@
                   <pic:spPr>
                     <a:xfrm>
                       <a:off x="0" y="0"/>
-                      <a:ext cx="3474720" cy="3525078"/>
+                      <a:ext cx="3474720" cy="3547185"/>
                     </a:xfrm>
                     <a:prstGeom prst="rect"/>
                   </pic:spPr>
@@ -4403,7 +4531,7 @@
       </w:pPr>
       <w:r>
         <w:rPr>
-          <w:rFonts w:ascii="Inter" w:hAnsi="Inter"/>
+          <w:rFonts w:ascii="Lato" w:hAnsi="Lato"/>
           <w:b w:val="0"/>
           <w:i/>
           <w:color w:val="6B7280"/>
@@ -4419,7 +4547,7 @@
       </w:pPr>
       <w:r>
         <w:rPr>
-          <w:rFonts w:ascii="Inter" w:hAnsi="Inter"/>
+          <w:rFonts w:ascii="Lato" w:hAnsi="Lato"/>
           <w:b/>
           <w:color w:val="1E3A5F"/>
           <w:sz w:val="26"/>
@@ -4433,7 +4561,7 @@
       </w:pPr>
       <w:r>
         <w:rPr>
-          <w:rFonts w:ascii="Inter" w:hAnsi="Inter"/>
+          <w:rFonts w:ascii="Lato" w:hAnsi="Lato"/>
           <w:b w:val="0"/>
           <w:i w:val="0"/>
           <w:sz w:val="22"/>
@@ -4448,7 +4576,7 @@
       </w:pPr>
       <w:r>
         <w:rPr>
-          <w:rFonts w:ascii="Inter" w:hAnsi="Inter"/>
+          <w:rFonts w:ascii="Lato" w:hAnsi="Lato"/>
           <w:b/>
           <w:color w:val="1E3A5F"/>
           <w:sz w:val="26"/>
@@ -4462,7 +4590,7 @@
       </w:pPr>
       <w:r>
         <w:rPr>
-          <w:rFonts w:ascii="Inter" w:hAnsi="Inter"/>
+          <w:rFonts w:ascii="Lato" w:hAnsi="Lato"/>
           <w:b w:val="0"/>
           <w:i w:val="0"/>
           <w:sz w:val="22"/>
@@ -4477,7 +4605,7 @@
       </w:pPr>
       <w:r>
         <w:rPr>
-          <w:rFonts w:ascii="Inter" w:hAnsi="Inter"/>
+          <w:rFonts w:ascii="Lato" w:hAnsi="Lato"/>
           <w:b/>
           <w:color w:val="1E3A5F"/>
           <w:sz w:val="26"/>
@@ -4491,7 +4619,7 @@
       </w:pPr>
       <w:r>
         <w:rPr>
-          <w:rFonts w:ascii="Inter" w:hAnsi="Inter"/>
+          <w:rFonts w:ascii="Lato" w:hAnsi="Lato"/>
           <w:b w:val="0"/>
           <w:i w:val="0"/>
           <w:sz w:val="22"/>
@@ -4506,7 +4634,7 @@
       </w:pPr>
       <w:r>
         <w:rPr>
-          <w:rFonts w:ascii="Inter" w:hAnsi="Inter"/>
+          <w:rFonts w:ascii="Lato" w:hAnsi="Lato"/>
           <w:b/>
           <w:color w:val="1E3A5F"/>
           <w:sz w:val="26"/>
@@ -4520,7 +4648,7 @@
       </w:pPr>
       <w:r>
         <w:rPr>
-          <w:rFonts w:ascii="Inter" w:hAnsi="Inter"/>
+          <w:rFonts w:ascii="Lato" w:hAnsi="Lato"/>
           <w:b w:val="0"/>
           <w:i w:val="0"/>
           <w:sz w:val="22"/>
@@ -4535,7 +4663,7 @@
       </w:pPr>
       <w:r>
         <w:rPr>
-          <w:rFonts w:ascii="Inter" w:hAnsi="Inter"/>
+          <w:rFonts w:ascii="Lato" w:hAnsi="Lato"/>
           <w:b/>
           <w:color w:val="1E3A5F"/>
           <w:sz w:val="26"/>
@@ -4549,7 +4677,7 @@
       </w:pPr>
       <w:r>
         <w:rPr>
-          <w:rFonts w:ascii="Inter" w:hAnsi="Inter"/>
+          <w:rFonts w:ascii="Lato" w:hAnsi="Lato"/>
           <w:b w:val="0"/>
           <w:i w:val="0"/>
           <w:sz w:val="22"/>
@@ -4564,7 +4692,7 @@
       </w:pPr>
       <w:r>
         <w:rPr>
-          <w:rFonts w:ascii="Inter" w:hAnsi="Inter"/>
+          <w:rFonts w:ascii="Lato" w:hAnsi="Lato"/>
           <w:b/>
           <w:color w:val="1E3A5F"/>
           <w:sz w:val="26"/>
@@ -4579,7 +4707,7 @@
       </w:pPr>
       <w:r>
         <w:rPr>
-          <w:rFonts w:ascii="Inter" w:hAnsi="Inter"/>
+          <w:rFonts w:ascii="Lato" w:hAnsi="Lato"/>
           <w:b w:val="0"/>
           <w:i/>
           <w:color w:val="374151"/>
@@ -4589,7 +4717,7 @@
       </w:r>
       <w:r>
         <w:rPr>
-          <w:rFonts w:ascii="Inter" w:hAnsi="Inter"/>
+          <w:rFonts w:ascii="Lato" w:hAnsi="Lato"/>
           <w:b w:val="0"/>
           <w:i w:val="0"/>
           <w:color w:val="6B7280"/>
@@ -4605,7 +4733,7 @@
       </w:pPr>
       <w:r>
         <w:rPr>
-          <w:rFonts w:ascii="Inter" w:hAnsi="Inter"/>
+          <w:rFonts w:ascii="Lato" w:hAnsi="Lato"/>
           <w:b w:val="0"/>
           <w:i/>
           <w:color w:val="374151"/>
@@ -4615,7 +4743,7 @@
       </w:r>
       <w:r>
         <w:rPr>
-          <w:rFonts w:ascii="Inter" w:hAnsi="Inter"/>
+          <w:rFonts w:ascii="Lato" w:hAnsi="Lato"/>
           <w:b w:val="0"/>
           <w:i w:val="0"/>
           <w:color w:val="6B7280"/>
@@ -4631,7 +4759,7 @@
       </w:pPr>
       <w:r>
         <w:rPr>
-          <w:rFonts w:ascii="Inter" w:hAnsi="Inter"/>
+          <w:rFonts w:ascii="Lato" w:hAnsi="Lato"/>
           <w:b w:val="0"/>
           <w:i/>
           <w:color w:val="374151"/>
@@ -4641,7 +4769,7 @@
       </w:r>
       <w:r>
         <w:rPr>
-          <w:rFonts w:ascii="Inter" w:hAnsi="Inter"/>
+          <w:rFonts w:ascii="Lato" w:hAnsi="Lato"/>
           <w:b w:val="0"/>
           <w:i w:val="0"/>
           <w:color w:val="6B7280"/>
@@ -4665,7 +4793,7 @@
       </w:pPr>
       <w:r>
         <w:rPr>
-          <w:rFonts w:ascii="Inter" w:hAnsi="Inter"/>
+          <w:rFonts w:ascii="Lato" w:hAnsi="Lato"/>
           <w:b/>
           <w:color w:val="1E3A5F"/>
           <w:sz w:val="32"/>
@@ -4679,7 +4807,7 @@
       </w:pPr>
       <w:r>
         <w:rPr>
-          <w:rFonts w:ascii="Inter" w:hAnsi="Inter"/>
+          <w:rFonts w:ascii="Lato" w:hAnsi="Lato"/>
           <w:b w:val="0"/>
           <w:i w:val="0"/>
           <w:color w:val="6B7280"/>
@@ -4689,7 +4817,7 @@
       </w:r>
       <w:r>
         <w:rPr>
-          <w:rFonts w:ascii="Inter" w:hAnsi="Inter"/>
+          <w:rFonts w:ascii="Lato" w:hAnsi="Lato"/>
           <w:b w:val="0"/>
           <w:i w:val="0"/>
           <w:color w:val="374151"/>
@@ -4699,7 +4827,7 @@
       </w:r>
       <w:r>
         <w:rPr>
-          <w:rFonts w:ascii="Inter" w:hAnsi="Inter"/>
+          <w:rFonts w:ascii="Lato" w:hAnsi="Lato"/>
           <w:b/>
           <w:i w:val="0"/>
           <w:color w:val="059669"/>
@@ -4709,7 +4837,7 @@
       </w:r>
       <w:r>
         <w:rPr>
-          <w:rFonts w:ascii="Inter" w:hAnsi="Inter"/>
+          <w:rFonts w:ascii="Lato" w:hAnsi="Lato"/>
           <w:b w:val="0"/>
           <w:i w:val="0"/>
           <w:color w:val="374151"/>
@@ -4719,7 +4847,7 @@
       </w:r>
       <w:r>
         <w:rPr>
-          <w:rFonts w:ascii="Inter" w:hAnsi="Inter"/>
+          <w:rFonts w:ascii="Lato" w:hAnsi="Lato"/>
           <w:b/>
           <w:i w:val="0"/>
           <w:color w:val="374151"/>
@@ -4729,7 +4857,7 @@
       </w:r>
       <w:r>
         <w:rPr>
-          <w:rFonts w:ascii="Inter" w:hAnsi="Inter"/>
+          <w:rFonts w:ascii="Lato" w:hAnsi="Lato"/>
           <w:b w:val="0"/>
           <w:i w:val="0"/>
           <w:color w:val="6B7280"/>
@@ -4739,7 +4867,7 @@
       </w:r>
       <w:r>
         <w:rPr>
-          <w:rFonts w:ascii="Inter" w:hAnsi="Inter"/>
+          <w:rFonts w:ascii="Lato" w:hAnsi="Lato"/>
           <w:b w:val="0"/>
           <w:i w:val="0"/>
           <w:color w:val="6B7280"/>
@@ -4749,7 +4877,7 @@
       </w:r>
       <w:r>
         <w:rPr>
-          <w:rFonts w:ascii="Inter" w:hAnsi="Inter"/>
+          <w:rFonts w:ascii="Lato" w:hAnsi="Lato"/>
           <w:b/>
           <w:i w:val="0"/>
           <w:color w:val="DC2626"/>
@@ -4765,8 +4893,8 @@
       <w:r>
         <w:drawing>
           <wp:inline xmlns:a="http://schemas.openxmlformats.org/drawingml/2006/main" xmlns:pic="http://schemas.openxmlformats.org/drawingml/2006/picture">
-            <wp:extent cx="3474720" cy="3517840"/>
-            <wp:docPr id="10" name="Picture 10"/>
+            <wp:extent cx="3474720" cy="3547185"/>
+            <wp:docPr id="11" name="Picture 11"/>
             <wp:cNvGraphicFramePr>
               <a:graphicFrameLocks noChangeAspect="1"/>
             </wp:cNvGraphicFramePr>
@@ -4778,7 +4906,7 @@
                     <pic:cNvPicPr/>
                   </pic:nvPicPr>
                   <pic:blipFill>
-                    <a:blip r:embed="rId18"/>
+                    <a:blip r:embed="rId19"/>
                     <a:stretch>
                       <a:fillRect/>
                     </a:stretch>
@@ -4786,7 +4914,7 @@
                   <pic:spPr>
                     <a:xfrm>
                       <a:off x="0" y="0"/>
-                      <a:ext cx="3474720" cy="3517840"/>
+                      <a:ext cx="3474720" cy="3547185"/>
                     </a:xfrm>
                     <a:prstGeom prst="rect"/>
                   </pic:spPr>
@@ -4804,7 +4932,7 @@
       </w:pPr>
       <w:r>
         <w:rPr>
-          <w:rFonts w:ascii="Inter" w:hAnsi="Inter"/>
+          <w:rFonts w:ascii="Lato" w:hAnsi="Lato"/>
           <w:b w:val="0"/>
           <w:i/>
           <w:color w:val="6B7280"/>
@@ -4820,7 +4948,7 @@
       </w:pPr>
       <w:r>
         <w:rPr>
-          <w:rFonts w:ascii="Inter" w:hAnsi="Inter"/>
+          <w:rFonts w:ascii="Lato" w:hAnsi="Lato"/>
           <w:b/>
           <w:color w:val="1E3A5F"/>
           <w:sz w:val="26"/>
@@ -4834,7 +4962,7 @@
       </w:pPr>
       <w:r>
         <w:rPr>
-          <w:rFonts w:ascii="Inter" w:hAnsi="Inter"/>
+          <w:rFonts w:ascii="Lato" w:hAnsi="Lato"/>
           <w:b w:val="0"/>
           <w:i w:val="0"/>
           <w:sz w:val="22"/>
@@ -4849,7 +4977,7 @@
       </w:pPr>
       <w:r>
         <w:rPr>
-          <w:rFonts w:ascii="Inter" w:hAnsi="Inter"/>
+          <w:rFonts w:ascii="Lato" w:hAnsi="Lato"/>
           <w:b/>
           <w:color w:val="1E3A5F"/>
           <w:sz w:val="26"/>
@@ -4863,7 +4991,7 @@
       </w:pPr>
       <w:r>
         <w:rPr>
-          <w:rFonts w:ascii="Inter" w:hAnsi="Inter"/>
+          <w:rFonts w:ascii="Lato" w:hAnsi="Lato"/>
           <w:b w:val="0"/>
           <w:i w:val="0"/>
           <w:sz w:val="22"/>
@@ -4878,7 +5006,7 @@
       </w:pPr>
       <w:r>
         <w:rPr>
-          <w:rFonts w:ascii="Inter" w:hAnsi="Inter"/>
+          <w:rFonts w:ascii="Lato" w:hAnsi="Lato"/>
           <w:b/>
           <w:color w:val="1E3A5F"/>
           <w:sz w:val="26"/>
@@ -4892,7 +5020,7 @@
       </w:pPr>
       <w:r>
         <w:rPr>
-          <w:rFonts w:ascii="Inter" w:hAnsi="Inter"/>
+          <w:rFonts w:ascii="Lato" w:hAnsi="Lato"/>
           <w:b w:val="0"/>
           <w:i w:val="0"/>
           <w:sz w:val="22"/>
@@ -4907,7 +5035,7 @@
       </w:pPr>
       <w:r>
         <w:rPr>
-          <w:rFonts w:ascii="Inter" w:hAnsi="Inter"/>
+          <w:rFonts w:ascii="Lato" w:hAnsi="Lato"/>
           <w:b/>
           <w:color w:val="1E3A5F"/>
           <w:sz w:val="26"/>
@@ -4921,7 +5049,7 @@
       </w:pPr>
       <w:r>
         <w:rPr>
-          <w:rFonts w:ascii="Inter" w:hAnsi="Inter"/>
+          <w:rFonts w:ascii="Lato" w:hAnsi="Lato"/>
           <w:b w:val="0"/>
           <w:i w:val="0"/>
           <w:sz w:val="22"/>
@@ -4936,7 +5064,7 @@
       </w:pPr>
       <w:r>
         <w:rPr>
-          <w:rFonts w:ascii="Inter" w:hAnsi="Inter"/>
+          <w:rFonts w:ascii="Lato" w:hAnsi="Lato"/>
           <w:b/>
           <w:color w:val="1E3A5F"/>
           <w:sz w:val="26"/>
@@ -4950,7 +5078,7 @@
       </w:pPr>
       <w:r>
         <w:rPr>
-          <w:rFonts w:ascii="Inter" w:hAnsi="Inter"/>
+          <w:rFonts w:ascii="Lato" w:hAnsi="Lato"/>
           <w:b w:val="0"/>
           <w:i w:val="0"/>
           <w:sz w:val="22"/>
@@ -4965,7 +5093,7 @@
       </w:pPr>
       <w:r>
         <w:rPr>
-          <w:rFonts w:ascii="Inter" w:hAnsi="Inter"/>
+          <w:rFonts w:ascii="Lato" w:hAnsi="Lato"/>
           <w:b/>
           <w:color w:val="1E3A5F"/>
           <w:sz w:val="26"/>
@@ -4980,7 +5108,7 @@
       </w:pPr>
       <w:r>
         <w:rPr>
-          <w:rFonts w:ascii="Inter" w:hAnsi="Inter"/>
+          <w:rFonts w:ascii="Lato" w:hAnsi="Lato"/>
           <w:b w:val="0"/>
           <w:i/>
           <w:color w:val="374151"/>
@@ -4990,7 +5118,7 @@
       </w:r>
       <w:r>
         <w:rPr>
-          <w:rFonts w:ascii="Inter" w:hAnsi="Inter"/>
+          <w:rFonts w:ascii="Lato" w:hAnsi="Lato"/>
           <w:b w:val="0"/>
           <w:i w:val="0"/>
           <w:color w:val="6B7280"/>
@@ -5006,7 +5134,7 @@
       </w:pPr>
       <w:r>
         <w:rPr>
-          <w:rFonts w:ascii="Inter" w:hAnsi="Inter"/>
+          <w:rFonts w:ascii="Lato" w:hAnsi="Lato"/>
           <w:b w:val="0"/>
           <w:i/>
           <w:color w:val="374151"/>
@@ -5016,7 +5144,7 @@
       </w:r>
       <w:r>
         <w:rPr>
-          <w:rFonts w:ascii="Inter" w:hAnsi="Inter"/>
+          <w:rFonts w:ascii="Lato" w:hAnsi="Lato"/>
           <w:b w:val="0"/>
           <w:i w:val="0"/>
           <w:color w:val="6B7280"/>
@@ -5032,7 +5160,7 @@
       </w:pPr>
       <w:r>
         <w:rPr>
-          <w:rFonts w:ascii="Inter" w:hAnsi="Inter"/>
+          <w:rFonts w:ascii="Lato" w:hAnsi="Lato"/>
           <w:b w:val="0"/>
           <w:i/>
           <w:color w:val="374151"/>
@@ -5042,7 +5170,7 @@
       </w:r>
       <w:r>
         <w:rPr>
-          <w:rFonts w:ascii="Inter" w:hAnsi="Inter"/>
+          <w:rFonts w:ascii="Lato" w:hAnsi="Lato"/>
           <w:b w:val="0"/>
           <w:i w:val="0"/>
           <w:color w:val="6B7280"/>
@@ -5066,7 +5194,7 @@
       </w:pPr>
       <w:r>
         <w:rPr>
-          <w:rFonts w:ascii="Inter" w:hAnsi="Inter"/>
+          <w:rFonts w:ascii="Lato" w:hAnsi="Lato"/>
           <w:b/>
           <w:color w:val="1E3A5F"/>
           <w:sz w:val="32"/>
@@ -5080,7 +5208,7 @@
       </w:pPr>
       <w:r>
         <w:rPr>
-          <w:rFonts w:ascii="Inter" w:hAnsi="Inter"/>
+          <w:rFonts w:ascii="Lato" w:hAnsi="Lato"/>
           <w:b w:val="0"/>
           <w:i w:val="0"/>
           <w:color w:val="6B7280"/>
@@ -5090,7 +5218,7 @@
       </w:r>
       <w:r>
         <w:rPr>
-          <w:rFonts w:ascii="Inter" w:hAnsi="Inter"/>
+          <w:rFonts w:ascii="Lato" w:hAnsi="Lato"/>
           <w:b w:val="0"/>
           <w:i w:val="0"/>
           <w:color w:val="374151"/>
@@ -5100,7 +5228,7 @@
       </w:r>
       <w:r>
         <w:rPr>
-          <w:rFonts w:ascii="Inter" w:hAnsi="Inter"/>
+          <w:rFonts w:ascii="Lato" w:hAnsi="Lato"/>
           <w:b/>
           <w:i w:val="0"/>
           <w:color w:val="059669"/>
@@ -5110,7 +5238,7 @@
       </w:r>
       <w:r>
         <w:rPr>
-          <w:rFonts w:ascii="Inter" w:hAnsi="Inter"/>
+          <w:rFonts w:ascii="Lato" w:hAnsi="Lato"/>
           <w:b w:val="0"/>
           <w:i w:val="0"/>
           <w:color w:val="374151"/>
@@ -5120,7 +5248,7 @@
       </w:r>
       <w:r>
         <w:rPr>
-          <w:rFonts w:ascii="Inter" w:hAnsi="Inter"/>
+          <w:rFonts w:ascii="Lato" w:hAnsi="Lato"/>
           <w:b/>
           <w:i w:val="0"/>
           <w:color w:val="374151"/>
@@ -5130,7 +5258,7 @@
       </w:r>
       <w:r>
         <w:rPr>
-          <w:rFonts w:ascii="Inter" w:hAnsi="Inter"/>
+          <w:rFonts w:ascii="Lato" w:hAnsi="Lato"/>
           <w:b w:val="0"/>
           <w:i w:val="0"/>
           <w:color w:val="6B7280"/>
@@ -5140,7 +5268,7 @@
       </w:r>
       <w:r>
         <w:rPr>
-          <w:rFonts w:ascii="Inter" w:hAnsi="Inter"/>
+          <w:rFonts w:ascii="Lato" w:hAnsi="Lato"/>
           <w:b w:val="0"/>
           <w:i w:val="0"/>
           <w:color w:val="6B7280"/>
@@ -5150,7 +5278,7 @@
       </w:r>
       <w:r>
         <w:rPr>
-          <w:rFonts w:ascii="Inter" w:hAnsi="Inter"/>
+          <w:rFonts w:ascii="Lato" w:hAnsi="Lato"/>
           <w:b/>
           <w:i w:val="0"/>
           <w:color w:val="DC2626"/>
@@ -5166,8 +5294,8 @@
       <w:r>
         <w:drawing>
           <wp:inline xmlns:a="http://schemas.openxmlformats.org/drawingml/2006/main" xmlns:pic="http://schemas.openxmlformats.org/drawingml/2006/picture">
-            <wp:extent cx="3474720" cy="3525078"/>
-            <wp:docPr id="11" name="Picture 11"/>
+            <wp:extent cx="3474720" cy="3547185"/>
+            <wp:docPr id="12" name="Picture 12"/>
             <wp:cNvGraphicFramePr>
               <a:graphicFrameLocks noChangeAspect="1"/>
             </wp:cNvGraphicFramePr>
@@ -5179,7 +5307,7 @@
                     <pic:cNvPicPr/>
                   </pic:nvPicPr>
                   <pic:blipFill>
-                    <a:blip r:embed="rId19"/>
+                    <a:blip r:embed="rId20"/>
                     <a:stretch>
                       <a:fillRect/>
                     </a:stretch>
@@ -5187,7 +5315,7 @@
                   <pic:spPr>
                     <a:xfrm>
                       <a:off x="0" y="0"/>
-                      <a:ext cx="3474720" cy="3525078"/>
+                      <a:ext cx="3474720" cy="3547185"/>
                     </a:xfrm>
                     <a:prstGeom prst="rect"/>
                   </pic:spPr>
@@ -5205,7 +5333,7 @@
       </w:pPr>
       <w:r>
         <w:rPr>
-          <w:rFonts w:ascii="Inter" w:hAnsi="Inter"/>
+          <w:rFonts w:ascii="Lato" w:hAnsi="Lato"/>
           <w:b w:val="0"/>
           <w:i/>
           <w:color w:val="6B7280"/>
@@ -5221,7 +5349,7 @@
       </w:pPr>
       <w:r>
         <w:rPr>
-          <w:rFonts w:ascii="Inter" w:hAnsi="Inter"/>
+          <w:rFonts w:ascii="Lato" w:hAnsi="Lato"/>
           <w:b/>
           <w:color w:val="1E3A5F"/>
           <w:sz w:val="26"/>
@@ -5235,7 +5363,7 @@
       </w:pPr>
       <w:r>
         <w:rPr>
-          <w:rFonts w:ascii="Inter" w:hAnsi="Inter"/>
+          <w:rFonts w:ascii="Lato" w:hAnsi="Lato"/>
           <w:b w:val="0"/>
           <w:i w:val="0"/>
           <w:sz w:val="22"/>
@@ -5250,7 +5378,7 @@
       </w:pPr>
       <w:r>
         <w:rPr>
-          <w:rFonts w:ascii="Inter" w:hAnsi="Inter"/>
+          <w:rFonts w:ascii="Lato" w:hAnsi="Lato"/>
           <w:b/>
           <w:color w:val="1E3A5F"/>
           <w:sz w:val="26"/>
@@ -5264,7 +5392,7 @@
       </w:pPr>
       <w:r>
         <w:rPr>
-          <w:rFonts w:ascii="Inter" w:hAnsi="Inter"/>
+          <w:rFonts w:ascii="Lato" w:hAnsi="Lato"/>
           <w:b w:val="0"/>
           <w:i w:val="0"/>
           <w:sz w:val="22"/>
@@ -5279,7 +5407,7 @@
       </w:pPr>
       <w:r>
         <w:rPr>
-          <w:rFonts w:ascii="Inter" w:hAnsi="Inter"/>
+          <w:rFonts w:ascii="Lato" w:hAnsi="Lato"/>
           <w:b/>
           <w:color w:val="1E3A5F"/>
           <w:sz w:val="26"/>
@@ -5293,7 +5421,7 @@
       </w:pPr>
       <w:r>
         <w:rPr>
-          <w:rFonts w:ascii="Inter" w:hAnsi="Inter"/>
+          <w:rFonts w:ascii="Lato" w:hAnsi="Lato"/>
           <w:b w:val="0"/>
           <w:i w:val="0"/>
           <w:sz w:val="22"/>
@@ -5308,7 +5436,7 @@
       </w:pPr>
       <w:r>
         <w:rPr>
-          <w:rFonts w:ascii="Inter" w:hAnsi="Inter"/>
+          <w:rFonts w:ascii="Lato" w:hAnsi="Lato"/>
           <w:b/>
           <w:color w:val="1E3A5F"/>
           <w:sz w:val="26"/>
@@ -5322,7 +5450,7 @@
       </w:pPr>
       <w:r>
         <w:rPr>
-          <w:rFonts w:ascii="Inter" w:hAnsi="Inter"/>
+          <w:rFonts w:ascii="Lato" w:hAnsi="Lato"/>
           <w:b w:val="0"/>
           <w:i w:val="0"/>
           <w:sz w:val="22"/>
@@ -5337,7 +5465,7 @@
       </w:pPr>
       <w:r>
         <w:rPr>
-          <w:rFonts w:ascii="Inter" w:hAnsi="Inter"/>
+          <w:rFonts w:ascii="Lato" w:hAnsi="Lato"/>
           <w:b/>
           <w:color w:val="1E3A5F"/>
           <w:sz w:val="26"/>
@@ -5351,7 +5479,7 @@
       </w:pPr>
       <w:r>
         <w:rPr>
-          <w:rFonts w:ascii="Inter" w:hAnsi="Inter"/>
+          <w:rFonts w:ascii="Lato" w:hAnsi="Lato"/>
           <w:b w:val="0"/>
           <w:i w:val="0"/>
           <w:sz w:val="22"/>
@@ -5366,7 +5494,7 @@
       </w:pPr>
       <w:r>
         <w:rPr>
-          <w:rFonts w:ascii="Inter" w:hAnsi="Inter"/>
+          <w:rFonts w:ascii="Lato" w:hAnsi="Lato"/>
           <w:b/>
           <w:color w:val="1E3A5F"/>
           <w:sz w:val="26"/>
@@ -5381,7 +5509,7 @@
       </w:pPr>
       <w:r>
         <w:rPr>
-          <w:rFonts w:ascii="Inter" w:hAnsi="Inter"/>
+          <w:rFonts w:ascii="Lato" w:hAnsi="Lato"/>
           <w:b w:val="0"/>
           <w:i/>
           <w:color w:val="374151"/>
@@ -5393,7 +5521,7 @@
       </w:r>
       <w:r>
         <w:rPr>
-          <w:rFonts w:ascii="Inter" w:hAnsi="Inter"/>
+          <w:rFonts w:ascii="Lato" w:hAnsi="Lato"/>
           <w:b w:val="0"/>
           <w:i w:val="0"/>
           <w:color w:val="6B7280"/>
@@ -5409,7 +5537,7 @@
       </w:pPr>
       <w:r>
         <w:rPr>
-          <w:rFonts w:ascii="Inter" w:hAnsi="Inter"/>
+          <w:rFonts w:ascii="Lato" w:hAnsi="Lato"/>
           <w:b w:val="0"/>
           <w:i/>
           <w:color w:val="374151"/>
@@ -5428,7 +5556,7 @@
       </w:r>
       <w:r>
         <w:rPr>
-          <w:rFonts w:ascii="Inter" w:hAnsi="Inter"/>
+          <w:rFonts w:ascii="Lato" w:hAnsi="Lato"/>
           <w:b w:val="0"/>
           <w:i w:val="0"/>
           <w:color w:val="6B7280"/>
@@ -5444,7 +5572,7 @@
       </w:pPr>
       <w:r>
         <w:rPr>
-          <w:rFonts w:ascii="Inter" w:hAnsi="Inter"/>
+          <w:rFonts w:ascii="Lato" w:hAnsi="Lato"/>
           <w:b w:val="0"/>
           <w:i/>
           <w:color w:val="374151"/>
@@ -5454,7 +5582,7 @@
       </w:r>
       <w:r>
         <w:rPr>
-          <w:rFonts w:ascii="Inter" w:hAnsi="Inter"/>
+          <w:rFonts w:ascii="Lato" w:hAnsi="Lato"/>
           <w:b w:val="0"/>
           <w:i w:val="0"/>
           <w:color w:val="6B7280"/>
@@ -5478,7 +5606,7 @@
       </w:pPr>
       <w:r>
         <w:rPr>
-          <w:rFonts w:ascii="Inter" w:hAnsi="Inter"/>
+          <w:rFonts w:ascii="Lato" w:hAnsi="Lato"/>
           <w:b/>
           <w:color w:val="1E3A5F"/>
           <w:sz w:val="32"/>
@@ -5492,7 +5620,7 @@
       </w:pPr>
       <w:r>
         <w:rPr>
-          <w:rFonts w:ascii="Inter" w:hAnsi="Inter"/>
+          <w:rFonts w:ascii="Lato" w:hAnsi="Lato"/>
           <w:b w:val="0"/>
           <w:i w:val="0"/>
           <w:color w:val="6B7280"/>
@@ -5502,7 +5630,7 @@
       </w:r>
       <w:r>
         <w:rPr>
-          <w:rFonts w:ascii="Inter" w:hAnsi="Inter"/>
+          <w:rFonts w:ascii="Lato" w:hAnsi="Lato"/>
           <w:b w:val="0"/>
           <w:i w:val="0"/>
           <w:color w:val="374151"/>
@@ -5512,7 +5640,7 @@
       </w:r>
       <w:r>
         <w:rPr>
-          <w:rFonts w:ascii="Inter" w:hAnsi="Inter"/>
+          <w:rFonts w:ascii="Lato" w:hAnsi="Lato"/>
           <w:b/>
           <w:i w:val="0"/>
           <w:color w:val="059669"/>
@@ -5522,7 +5650,7 @@
       </w:r>
       <w:r>
         <w:rPr>
-          <w:rFonts w:ascii="Inter" w:hAnsi="Inter"/>
+          <w:rFonts w:ascii="Lato" w:hAnsi="Lato"/>
           <w:b w:val="0"/>
           <w:i w:val="0"/>
           <w:color w:val="374151"/>
@@ -5532,7 +5660,7 @@
       </w:r>
       <w:r>
         <w:rPr>
-          <w:rFonts w:ascii="Inter" w:hAnsi="Inter"/>
+          <w:rFonts w:ascii="Lato" w:hAnsi="Lato"/>
           <w:b/>
           <w:i w:val="0"/>
           <w:color w:val="374151"/>
@@ -5542,7 +5670,7 @@
       </w:r>
       <w:r>
         <w:rPr>
-          <w:rFonts w:ascii="Inter" w:hAnsi="Inter"/>
+          <w:rFonts w:ascii="Lato" w:hAnsi="Lato"/>
           <w:b w:val="0"/>
           <w:i w:val="0"/>
           <w:color w:val="6B7280"/>
@@ -5552,7 +5680,7 @@
       </w:r>
       <w:r>
         <w:rPr>
-          <w:rFonts w:ascii="Inter" w:hAnsi="Inter"/>
+          <w:rFonts w:ascii="Lato" w:hAnsi="Lato"/>
           <w:b w:val="0"/>
           <w:i w:val="0"/>
           <w:color w:val="6B7280"/>
@@ -5562,7 +5690,7 @@
       </w:r>
       <w:r>
         <w:rPr>
-          <w:rFonts w:ascii="Inter" w:hAnsi="Inter"/>
+          <w:rFonts w:ascii="Lato" w:hAnsi="Lato"/>
           <w:b/>
           <w:i w:val="0"/>
           <w:color w:val="059669"/>
@@ -5578,8 +5706,8 @@
       <w:r>
         <w:drawing>
           <wp:inline xmlns:a="http://schemas.openxmlformats.org/drawingml/2006/main" xmlns:pic="http://schemas.openxmlformats.org/drawingml/2006/picture">
-            <wp:extent cx="3474720" cy="3525078"/>
-            <wp:docPr id="12" name="Picture 12"/>
+            <wp:extent cx="3474720" cy="3547185"/>
+            <wp:docPr id="13" name="Picture 13"/>
             <wp:cNvGraphicFramePr>
               <a:graphicFrameLocks noChangeAspect="1"/>
             </wp:cNvGraphicFramePr>
@@ -5591,7 +5719,7 @@
                     <pic:cNvPicPr/>
                   </pic:nvPicPr>
                   <pic:blipFill>
-                    <a:blip r:embed="rId20"/>
+                    <a:blip r:embed="rId21"/>
                     <a:stretch>
                       <a:fillRect/>
                     </a:stretch>
@@ -5599,7 +5727,7 @@
                   <pic:spPr>
                     <a:xfrm>
                       <a:off x="0" y="0"/>
-                      <a:ext cx="3474720" cy="3525078"/>
+                      <a:ext cx="3474720" cy="3547185"/>
                     </a:xfrm>
                     <a:prstGeom prst="rect"/>
                   </pic:spPr>
@@ -5617,7 +5745,7 @@
       </w:pPr>
       <w:r>
         <w:rPr>
-          <w:rFonts w:ascii="Inter" w:hAnsi="Inter"/>
+          <w:rFonts w:ascii="Lato" w:hAnsi="Lato"/>
           <w:b w:val="0"/>
           <w:i/>
           <w:color w:val="6B7280"/>
@@ -5633,7 +5761,7 @@
       </w:pPr>
       <w:r>
         <w:rPr>
-          <w:rFonts w:ascii="Inter" w:hAnsi="Inter"/>
+          <w:rFonts w:ascii="Lato" w:hAnsi="Lato"/>
           <w:b/>
           <w:color w:val="1E3A5F"/>
           <w:sz w:val="26"/>
@@ -5647,7 +5775,7 @@
       </w:pPr>
       <w:r>
         <w:rPr>
-          <w:rFonts w:ascii="Inter" w:hAnsi="Inter"/>
+          <w:rFonts w:ascii="Lato" w:hAnsi="Lato"/>
           <w:b w:val="0"/>
           <w:i w:val="0"/>
           <w:sz w:val="22"/>
@@ -5662,7 +5790,7 @@
       </w:pPr>
       <w:r>
         <w:rPr>
-          <w:rFonts w:ascii="Inter" w:hAnsi="Inter"/>
+          <w:rFonts w:ascii="Lato" w:hAnsi="Lato"/>
           <w:b/>
           <w:color w:val="1E3A5F"/>
           <w:sz w:val="26"/>
@@ -5676,7 +5804,7 @@
       </w:pPr>
       <w:r>
         <w:rPr>
-          <w:rFonts w:ascii="Inter" w:hAnsi="Inter"/>
+          <w:rFonts w:ascii="Lato" w:hAnsi="Lato"/>
           <w:b w:val="0"/>
           <w:i w:val="0"/>
           <w:sz w:val="22"/>
@@ -5691,7 +5819,7 @@
       </w:pPr>
       <w:r>
         <w:rPr>
-          <w:rFonts w:ascii="Inter" w:hAnsi="Inter"/>
+          <w:rFonts w:ascii="Lato" w:hAnsi="Lato"/>
           <w:b/>
           <w:color w:val="1E3A5F"/>
           <w:sz w:val="26"/>
@@ -5705,7 +5833,7 @@
       </w:pPr>
       <w:r>
         <w:rPr>
-          <w:rFonts w:ascii="Inter" w:hAnsi="Inter"/>
+          <w:rFonts w:ascii="Lato" w:hAnsi="Lato"/>
           <w:b w:val="0"/>
           <w:i w:val="0"/>
           <w:sz w:val="22"/>
@@ -5720,7 +5848,7 @@
       </w:pPr>
       <w:r>
         <w:rPr>
-          <w:rFonts w:ascii="Inter" w:hAnsi="Inter"/>
+          <w:rFonts w:ascii="Lato" w:hAnsi="Lato"/>
           <w:b/>
           <w:color w:val="1E3A5F"/>
           <w:sz w:val="26"/>
@@ -5734,7 +5862,7 @@
       </w:pPr>
       <w:r>
         <w:rPr>
-          <w:rFonts w:ascii="Inter" w:hAnsi="Inter"/>
+          <w:rFonts w:ascii="Lato" w:hAnsi="Lato"/>
           <w:b w:val="0"/>
           <w:i w:val="0"/>
           <w:sz w:val="22"/>
@@ -5749,7 +5877,7 @@
       </w:pPr>
       <w:r>
         <w:rPr>
-          <w:rFonts w:ascii="Inter" w:hAnsi="Inter"/>
+          <w:rFonts w:ascii="Lato" w:hAnsi="Lato"/>
           <w:b/>
           <w:color w:val="1E3A5F"/>
           <w:sz w:val="26"/>
@@ -5763,7 +5891,7 @@
       </w:pPr>
       <w:r>
         <w:rPr>
-          <w:rFonts w:ascii="Inter" w:hAnsi="Inter"/>
+          <w:rFonts w:ascii="Lato" w:hAnsi="Lato"/>
           <w:b w:val="0"/>
           <w:i w:val="0"/>
           <w:sz w:val="22"/>
@@ -5778,7 +5906,7 @@
       </w:pPr>
       <w:r>
         <w:rPr>
-          <w:rFonts w:ascii="Inter" w:hAnsi="Inter"/>
+          <w:rFonts w:ascii="Lato" w:hAnsi="Lato"/>
           <w:b/>
           <w:color w:val="1E3A5F"/>
           <w:sz w:val="26"/>
@@ -5793,7 +5921,7 @@
       </w:pPr>
       <w:r>
         <w:rPr>
-          <w:rFonts w:ascii="Inter" w:hAnsi="Inter"/>
+          <w:rFonts w:ascii="Lato" w:hAnsi="Lato"/>
           <w:b w:val="0"/>
           <w:i/>
           <w:color w:val="374151"/>
@@ -5803,7 +5931,7 @@
       </w:r>
       <w:r>
         <w:rPr>
-          <w:rFonts w:ascii="Inter" w:hAnsi="Inter"/>
+          <w:rFonts w:ascii="Lato" w:hAnsi="Lato"/>
           <w:b w:val="0"/>
           <w:i w:val="0"/>
           <w:color w:val="6B7280"/>
@@ -5819,7 +5947,7 @@
       </w:pPr>
       <w:r>
         <w:rPr>
-          <w:rFonts w:ascii="Inter" w:hAnsi="Inter"/>
+          <w:rFonts w:ascii="Lato" w:hAnsi="Lato"/>
           <w:b w:val="0"/>
           <w:i/>
           <w:color w:val="374151"/>
@@ -5829,7 +5957,7 @@
       </w:r>
       <w:r>
         <w:rPr>
-          <w:rFonts w:ascii="Inter" w:hAnsi="Inter"/>
+          <w:rFonts w:ascii="Lato" w:hAnsi="Lato"/>
           <w:b w:val="0"/>
           <w:i w:val="0"/>
           <w:color w:val="6B7280"/>
@@ -5845,7 +5973,7 @@
       </w:pPr>
       <w:r>
         <w:rPr>
-          <w:rFonts w:ascii="Inter" w:hAnsi="Inter"/>
+          <w:rFonts w:ascii="Lato" w:hAnsi="Lato"/>
           <w:b w:val="0"/>
           <w:i/>
           <w:color w:val="374151"/>
@@ -5855,7 +5983,7 @@
       </w:r>
       <w:r>
         <w:rPr>
-          <w:rFonts w:ascii="Inter" w:hAnsi="Inter"/>
+          <w:rFonts w:ascii="Lato" w:hAnsi="Lato"/>
           <w:b w:val="0"/>
           <w:i w:val="0"/>
           <w:color w:val="6B7280"/>
@@ -5879,7 +6007,7 @@
       </w:pPr>
       <w:r>
         <w:rPr>
-          <w:rFonts w:ascii="Inter" w:hAnsi="Inter"/>
+          <w:rFonts w:ascii="Lato" w:hAnsi="Lato"/>
           <w:b/>
           <w:color w:val="1E3A5F"/>
           <w:sz w:val="32"/>
@@ -5893,7 +6021,7 @@
       </w:pPr>
       <w:r>
         <w:rPr>
-          <w:rFonts w:ascii="Inter" w:hAnsi="Inter"/>
+          <w:rFonts w:ascii="Lato" w:hAnsi="Lato"/>
           <w:b w:val="0"/>
           <w:i w:val="0"/>
           <w:color w:val="6B7280"/>
@@ -5903,7 +6031,7 @@
       </w:r>
       <w:r>
         <w:rPr>
-          <w:rFonts w:ascii="Inter" w:hAnsi="Inter"/>
+          <w:rFonts w:ascii="Lato" w:hAnsi="Lato"/>
           <w:b w:val="0"/>
           <w:i w:val="0"/>
           <w:color w:val="374151"/>
@@ -5913,7 +6041,7 @@
       </w:r>
       <w:r>
         <w:rPr>
-          <w:rFonts w:ascii="Inter" w:hAnsi="Inter"/>
+          <w:rFonts w:ascii="Lato" w:hAnsi="Lato"/>
           <w:b/>
           <w:i w:val="0"/>
           <w:color w:val="059669"/>
@@ -5923,7 +6051,7 @@
       </w:r>
       <w:r>
         <w:rPr>
-          <w:rFonts w:ascii="Inter" w:hAnsi="Inter"/>
+          <w:rFonts w:ascii="Lato" w:hAnsi="Lato"/>
           <w:b w:val="0"/>
           <w:i w:val="0"/>
           <w:color w:val="374151"/>
@@ -5933,7 +6061,7 @@
       </w:r>
       <w:r>
         <w:rPr>
-          <w:rFonts w:ascii="Inter" w:hAnsi="Inter"/>
+          <w:rFonts w:ascii="Lato" w:hAnsi="Lato"/>
           <w:b/>
           <w:i w:val="0"/>
           <w:color w:val="374151"/>
@@ -5943,7 +6071,7 @@
       </w:r>
       <w:r>
         <w:rPr>
-          <w:rFonts w:ascii="Inter" w:hAnsi="Inter"/>
+          <w:rFonts w:ascii="Lato" w:hAnsi="Lato"/>
           <w:b w:val="0"/>
           <w:i w:val="0"/>
           <w:color w:val="6B7280"/>
@@ -5953,7 +6081,7 @@
       </w:r>
       <w:r>
         <w:rPr>
-          <w:rFonts w:ascii="Inter" w:hAnsi="Inter"/>
+          <w:rFonts w:ascii="Lato" w:hAnsi="Lato"/>
           <w:b w:val="0"/>
           <w:i w:val="0"/>
           <w:color w:val="6B7280"/>
@@ -5963,7 +6091,7 @@
       </w:r>
       <w:r>
         <w:rPr>
-          <w:rFonts w:ascii="Inter" w:hAnsi="Inter"/>
+          <w:rFonts w:ascii="Lato" w:hAnsi="Lato"/>
           <w:b/>
           <w:i w:val="0"/>
           <w:color w:val="059669"/>
@@ -5979,8 +6107,8 @@
       <w:r>
         <w:drawing>
           <wp:inline xmlns:a="http://schemas.openxmlformats.org/drawingml/2006/main" xmlns:pic="http://schemas.openxmlformats.org/drawingml/2006/picture">
-            <wp:extent cx="3474720" cy="3525078"/>
-            <wp:docPr id="13" name="Picture 13"/>
+            <wp:extent cx="3474720" cy="3547185"/>
+            <wp:docPr id="14" name="Picture 14"/>
             <wp:cNvGraphicFramePr>
               <a:graphicFrameLocks noChangeAspect="1"/>
             </wp:cNvGraphicFramePr>
@@ -5992,7 +6120,7 @@
                     <pic:cNvPicPr/>
                   </pic:nvPicPr>
                   <pic:blipFill>
-                    <a:blip r:embed="rId21"/>
+                    <a:blip r:embed="rId22"/>
                     <a:stretch>
                       <a:fillRect/>
                     </a:stretch>
@@ -6000,7 +6128,7 @@
                   <pic:spPr>
                     <a:xfrm>
                       <a:off x="0" y="0"/>
-                      <a:ext cx="3474720" cy="3525078"/>
+                      <a:ext cx="3474720" cy="3547185"/>
                     </a:xfrm>
                     <a:prstGeom prst="rect"/>
                   </pic:spPr>
@@ -6018,7 +6146,7 @@
       </w:pPr>
       <w:r>
         <w:rPr>
-          <w:rFonts w:ascii="Inter" w:hAnsi="Inter"/>
+          <w:rFonts w:ascii="Lato" w:hAnsi="Lato"/>
           <w:b w:val="0"/>
           <w:i/>
           <w:color w:val="6B7280"/>
@@ -6034,7 +6162,7 @@
       </w:pPr>
       <w:r>
         <w:rPr>
-          <w:rFonts w:ascii="Inter" w:hAnsi="Inter"/>
+          <w:rFonts w:ascii="Lato" w:hAnsi="Lato"/>
           <w:b/>
           <w:color w:val="1E3A5F"/>
           <w:sz w:val="26"/>
@@ -6048,7 +6176,7 @@
       </w:pPr>
       <w:r>
         <w:rPr>
-          <w:rFonts w:ascii="Inter" w:hAnsi="Inter"/>
+          <w:rFonts w:ascii="Lato" w:hAnsi="Lato"/>
           <w:b w:val="0"/>
           <w:i w:val="0"/>
           <w:sz w:val="22"/>
@@ -6063,7 +6191,7 @@
       </w:pPr>
       <w:r>
         <w:rPr>
-          <w:rFonts w:ascii="Inter" w:hAnsi="Inter"/>
+          <w:rFonts w:ascii="Lato" w:hAnsi="Lato"/>
           <w:b/>
           <w:color w:val="1E3A5F"/>
           <w:sz w:val="26"/>
@@ -6077,7 +6205,7 @@
       </w:pPr>
       <w:r>
         <w:rPr>
-          <w:rFonts w:ascii="Inter" w:hAnsi="Inter"/>
+          <w:rFonts w:ascii="Lato" w:hAnsi="Lato"/>
           <w:b w:val="0"/>
           <w:i w:val="0"/>
           <w:sz w:val="22"/>
@@ -6092,7 +6220,7 @@
       </w:pPr>
       <w:r>
         <w:rPr>
-          <w:rFonts w:ascii="Inter" w:hAnsi="Inter"/>
+          <w:rFonts w:ascii="Lato" w:hAnsi="Lato"/>
           <w:b/>
           <w:color w:val="1E3A5F"/>
           <w:sz w:val="26"/>
@@ -6106,7 +6234,7 @@
       </w:pPr>
       <w:r>
         <w:rPr>
-          <w:rFonts w:ascii="Inter" w:hAnsi="Inter"/>
+          <w:rFonts w:ascii="Lato" w:hAnsi="Lato"/>
           <w:b w:val="0"/>
           <w:i w:val="0"/>
           <w:sz w:val="22"/>
@@ -6121,7 +6249,7 @@
       </w:pPr>
       <w:r>
         <w:rPr>
-          <w:rFonts w:ascii="Inter" w:hAnsi="Inter"/>
+          <w:rFonts w:ascii="Lato" w:hAnsi="Lato"/>
           <w:b/>
           <w:color w:val="1E3A5F"/>
           <w:sz w:val="26"/>
@@ -6135,7 +6263,7 @@
       </w:pPr>
       <w:r>
         <w:rPr>
-          <w:rFonts w:ascii="Inter" w:hAnsi="Inter"/>
+          <w:rFonts w:ascii="Lato" w:hAnsi="Lato"/>
           <w:b w:val="0"/>
           <w:i w:val="0"/>
           <w:sz w:val="22"/>
@@ -6150,7 +6278,7 @@
       </w:pPr>
       <w:r>
         <w:rPr>
-          <w:rFonts w:ascii="Inter" w:hAnsi="Inter"/>
+          <w:rFonts w:ascii="Lato" w:hAnsi="Lato"/>
           <w:b/>
           <w:color w:val="1E3A5F"/>
           <w:sz w:val="26"/>
@@ -6164,7 +6292,7 @@
       </w:pPr>
       <w:r>
         <w:rPr>
-          <w:rFonts w:ascii="Inter" w:hAnsi="Inter"/>
+          <w:rFonts w:ascii="Lato" w:hAnsi="Lato"/>
           <w:b w:val="0"/>
           <w:i w:val="0"/>
           <w:sz w:val="22"/>
@@ -6179,7 +6307,7 @@
       </w:pPr>
       <w:r>
         <w:rPr>
-          <w:rFonts w:ascii="Inter" w:hAnsi="Inter"/>
+          <w:rFonts w:ascii="Lato" w:hAnsi="Lato"/>
           <w:b/>
           <w:color w:val="1E3A5F"/>
           <w:sz w:val="26"/>
@@ -6194,7 +6322,7 @@
       </w:pPr>
       <w:r>
         <w:rPr>
-          <w:rFonts w:ascii="Inter" w:hAnsi="Inter"/>
+          <w:rFonts w:ascii="Lato" w:hAnsi="Lato"/>
           <w:b w:val="0"/>
           <w:i/>
           <w:color w:val="374151"/>
@@ -6204,7 +6332,7 @@
       </w:r>
       <w:r>
         <w:rPr>
-          <w:rFonts w:ascii="Inter" w:hAnsi="Inter"/>
+          <w:rFonts w:ascii="Lato" w:hAnsi="Lato"/>
           <w:b w:val="0"/>
           <w:i w:val="0"/>
           <w:color w:val="6B7280"/>
@@ -6220,7 +6348,7 @@
       </w:pPr>
       <w:r>
         <w:rPr>
-          <w:rFonts w:ascii="Inter" w:hAnsi="Inter"/>
+          <w:rFonts w:ascii="Lato" w:hAnsi="Lato"/>
           <w:b w:val="0"/>
           <w:i/>
           <w:color w:val="374151"/>
@@ -6230,7 +6358,7 @@
       </w:r>
       <w:r>
         <w:rPr>
-          <w:rFonts w:ascii="Inter" w:hAnsi="Inter"/>
+          <w:rFonts w:ascii="Lato" w:hAnsi="Lato"/>
           <w:b w:val="0"/>
           <w:i w:val="0"/>
           <w:color w:val="6B7280"/>
@@ -6246,7 +6374,7 @@
       </w:pPr>
       <w:r>
         <w:rPr>
-          <w:rFonts w:ascii="Inter" w:hAnsi="Inter"/>
+          <w:rFonts w:ascii="Lato" w:hAnsi="Lato"/>
           <w:b w:val="0"/>
           <w:i/>
           <w:color w:val="374151"/>
@@ -6256,7 +6384,7 @@
       </w:r>
       <w:r>
         <w:rPr>
-          <w:rFonts w:ascii="Inter" w:hAnsi="Inter"/>
+          <w:rFonts w:ascii="Lato" w:hAnsi="Lato"/>
           <w:b w:val="0"/>
           <w:i w:val="0"/>
           <w:color w:val="6B7280"/>
@@ -6280,7 +6408,7 @@
       </w:pPr>
       <w:r>
         <w:rPr>
-          <w:rFonts w:ascii="Inter" w:hAnsi="Inter"/>
+          <w:rFonts w:ascii="Lato" w:hAnsi="Lato"/>
           <w:b/>
           <w:color w:val="1E3A5F"/>
           <w:sz w:val="32"/>
@@ -6294,7 +6422,7 @@
       </w:pPr>
       <w:r>
         <w:rPr>
-          <w:rFonts w:ascii="Inter" w:hAnsi="Inter"/>
+          <w:rFonts w:ascii="Lato" w:hAnsi="Lato"/>
           <w:b w:val="0"/>
           <w:i w:val="0"/>
           <w:color w:val="6B7280"/>
@@ -6304,7 +6432,7 @@
       </w:r>
       <w:r>
         <w:rPr>
-          <w:rFonts w:ascii="Inter" w:hAnsi="Inter"/>
+          <w:rFonts w:ascii="Lato" w:hAnsi="Lato"/>
           <w:b w:val="0"/>
           <w:i w:val="0"/>
           <w:color w:val="374151"/>
@@ -6314,7 +6442,7 @@
       </w:r>
       <w:r>
         <w:rPr>
-          <w:rFonts w:ascii="Inter" w:hAnsi="Inter"/>
+          <w:rFonts w:ascii="Lato" w:hAnsi="Lato"/>
           <w:b/>
           <w:i w:val="0"/>
           <w:color w:val="059669"/>
@@ -6324,7 +6452,7 @@
       </w:r>
       <w:r>
         <w:rPr>
-          <w:rFonts w:ascii="Inter" w:hAnsi="Inter"/>
+          <w:rFonts w:ascii="Lato" w:hAnsi="Lato"/>
           <w:b w:val="0"/>
           <w:i w:val="0"/>
           <w:color w:val="374151"/>
@@ -6334,7 +6462,7 @@
       </w:r>
       <w:r>
         <w:rPr>
-          <w:rFonts w:ascii="Inter" w:hAnsi="Inter"/>
+          <w:rFonts w:ascii="Lato" w:hAnsi="Lato"/>
           <w:b/>
           <w:i w:val="0"/>
           <w:color w:val="374151"/>
@@ -6344,7 +6472,7 @@
       </w:r>
       <w:r>
         <w:rPr>
-          <w:rFonts w:ascii="Inter" w:hAnsi="Inter"/>
+          <w:rFonts w:ascii="Lato" w:hAnsi="Lato"/>
           <w:b w:val="0"/>
           <w:i w:val="0"/>
           <w:color w:val="6B7280"/>
@@ -6354,7 +6482,7 @@
       </w:r>
       <w:r>
         <w:rPr>
-          <w:rFonts w:ascii="Inter" w:hAnsi="Inter"/>
+          <w:rFonts w:ascii="Lato" w:hAnsi="Lato"/>
           <w:b w:val="0"/>
           <w:i w:val="0"/>
           <w:color w:val="6B7280"/>
@@ -6364,7 +6492,7 @@
       </w:r>
       <w:r>
         <w:rPr>
-          <w:rFonts w:ascii="Inter" w:hAnsi="Inter"/>
+          <w:rFonts w:ascii="Lato" w:hAnsi="Lato"/>
           <w:b/>
           <w:i w:val="0"/>
           <w:color w:val="059669"/>
@@ -6380,8 +6508,8 @@
       <w:r>
         <w:drawing>
           <wp:inline xmlns:a="http://schemas.openxmlformats.org/drawingml/2006/main" xmlns:pic="http://schemas.openxmlformats.org/drawingml/2006/picture">
-            <wp:extent cx="3474720" cy="3525078"/>
-            <wp:docPr id="14" name="Picture 14"/>
+            <wp:extent cx="3474720" cy="3547185"/>
+            <wp:docPr id="15" name="Picture 15"/>
             <wp:cNvGraphicFramePr>
               <a:graphicFrameLocks noChangeAspect="1"/>
             </wp:cNvGraphicFramePr>
@@ -6393,7 +6521,7 @@
                     <pic:cNvPicPr/>
                   </pic:nvPicPr>
                   <pic:blipFill>
-                    <a:blip r:embed="rId22"/>
+                    <a:blip r:embed="rId23"/>
                     <a:stretch>
                       <a:fillRect/>
                     </a:stretch>
@@ -6401,7 +6529,7 @@
                   <pic:spPr>
                     <a:xfrm>
                       <a:off x="0" y="0"/>
-                      <a:ext cx="3474720" cy="3525078"/>
+                      <a:ext cx="3474720" cy="3547185"/>
                     </a:xfrm>
                     <a:prstGeom prst="rect"/>
                   </pic:spPr>
@@ -6419,7 +6547,7 @@
       </w:pPr>
       <w:r>
         <w:rPr>
-          <w:rFonts w:ascii="Inter" w:hAnsi="Inter"/>
+          <w:rFonts w:ascii="Lato" w:hAnsi="Lato"/>
           <w:b w:val="0"/>
           <w:i/>
           <w:color w:val="6B7280"/>
@@ -6435,7 +6563,7 @@
       </w:pPr>
       <w:r>
         <w:rPr>
-          <w:rFonts w:ascii="Inter" w:hAnsi="Inter"/>
+          <w:rFonts w:ascii="Lato" w:hAnsi="Lato"/>
           <w:b/>
           <w:color w:val="1E3A5F"/>
           <w:sz w:val="26"/>
@@ -6449,7 +6577,7 @@
       </w:pPr>
       <w:r>
         <w:rPr>
-          <w:rFonts w:ascii="Inter" w:hAnsi="Inter"/>
+          <w:rFonts w:ascii="Lato" w:hAnsi="Lato"/>
           <w:b w:val="0"/>
           <w:i w:val="0"/>
           <w:sz w:val="22"/>
@@ -6464,7 +6592,7 @@
       </w:pPr>
       <w:r>
         <w:rPr>
-          <w:rFonts w:ascii="Inter" w:hAnsi="Inter"/>
+          <w:rFonts w:ascii="Lato" w:hAnsi="Lato"/>
           <w:b/>
           <w:color w:val="1E3A5F"/>
           <w:sz w:val="26"/>
@@ -6478,7 +6606,7 @@
       </w:pPr>
       <w:r>
         <w:rPr>
-          <w:rFonts w:ascii="Inter" w:hAnsi="Inter"/>
+          <w:rFonts w:ascii="Lato" w:hAnsi="Lato"/>
           <w:b w:val="0"/>
           <w:i w:val="0"/>
           <w:sz w:val="22"/>
@@ -6493,7 +6621,7 @@
       </w:pPr>
       <w:r>
         <w:rPr>
-          <w:rFonts w:ascii="Inter" w:hAnsi="Inter"/>
+          <w:rFonts w:ascii="Lato" w:hAnsi="Lato"/>
           <w:b/>
           <w:color w:val="1E3A5F"/>
           <w:sz w:val="26"/>
@@ -6507,7 +6635,7 @@
       </w:pPr>
       <w:r>
         <w:rPr>
-          <w:rFonts w:ascii="Inter" w:hAnsi="Inter"/>
+          <w:rFonts w:ascii="Lato" w:hAnsi="Lato"/>
           <w:b w:val="0"/>
           <w:i w:val="0"/>
           <w:sz w:val="22"/>
@@ -6522,7 +6650,7 @@
       </w:pPr>
       <w:r>
         <w:rPr>
-          <w:rFonts w:ascii="Inter" w:hAnsi="Inter"/>
+          <w:rFonts w:ascii="Lato" w:hAnsi="Lato"/>
           <w:b/>
           <w:color w:val="1E3A5F"/>
           <w:sz w:val="26"/>
@@ -6536,7 +6664,7 @@
       </w:pPr>
       <w:r>
         <w:rPr>
-          <w:rFonts w:ascii="Inter" w:hAnsi="Inter"/>
+          <w:rFonts w:ascii="Lato" w:hAnsi="Lato"/>
           <w:b w:val="0"/>
           <w:i w:val="0"/>
           <w:sz w:val="22"/>
@@ -6551,7 +6679,7 @@
       </w:pPr>
       <w:r>
         <w:rPr>
-          <w:rFonts w:ascii="Inter" w:hAnsi="Inter"/>
+          <w:rFonts w:ascii="Lato" w:hAnsi="Lato"/>
           <w:b/>
           <w:color w:val="1E3A5F"/>
           <w:sz w:val="26"/>
@@ -6565,7 +6693,7 @@
       </w:pPr>
       <w:r>
         <w:rPr>
-          <w:rFonts w:ascii="Inter" w:hAnsi="Inter"/>
+          <w:rFonts w:ascii="Lato" w:hAnsi="Lato"/>
           <w:b w:val="0"/>
           <w:i w:val="0"/>
           <w:sz w:val="22"/>
@@ -6580,7 +6708,7 @@
       </w:pPr>
       <w:r>
         <w:rPr>
-          <w:rFonts w:ascii="Inter" w:hAnsi="Inter"/>
+          <w:rFonts w:ascii="Lato" w:hAnsi="Lato"/>
           <w:b/>
           <w:color w:val="1E3A5F"/>
           <w:sz w:val="26"/>
@@ -6595,7 +6723,7 @@
       </w:pPr>
       <w:r>
         <w:rPr>
-          <w:rFonts w:ascii="Inter" w:hAnsi="Inter"/>
+          <w:rFonts w:ascii="Lato" w:hAnsi="Lato"/>
           <w:b w:val="0"/>
           <w:i/>
           <w:color w:val="374151"/>
@@ -6605,7 +6733,7 @@
       </w:r>
       <w:r>
         <w:rPr>
-          <w:rFonts w:ascii="Inter" w:hAnsi="Inter"/>
+          <w:rFonts w:ascii="Lato" w:hAnsi="Lato"/>
           <w:b w:val="0"/>
           <w:i w:val="0"/>
           <w:color w:val="6B7280"/>
@@ -6621,7 +6749,7 @@
       </w:pPr>
       <w:r>
         <w:rPr>
-          <w:rFonts w:ascii="Inter" w:hAnsi="Inter"/>
+          <w:rFonts w:ascii="Lato" w:hAnsi="Lato"/>
           <w:b w:val="0"/>
           <w:i/>
           <w:color w:val="374151"/>
@@ -6631,7 +6759,7 @@
       </w:r>
       <w:r>
         <w:rPr>
-          <w:rFonts w:ascii="Inter" w:hAnsi="Inter"/>
+          <w:rFonts w:ascii="Lato" w:hAnsi="Lato"/>
           <w:b w:val="0"/>
           <w:i w:val="0"/>
           <w:color w:val="6B7280"/>
@@ -6647,7 +6775,7 @@
       </w:pPr>
       <w:r>
         <w:rPr>
-          <w:rFonts w:ascii="Inter" w:hAnsi="Inter"/>
+          <w:rFonts w:ascii="Lato" w:hAnsi="Lato"/>
           <w:b w:val="0"/>
           <w:i/>
           <w:color w:val="374151"/>
@@ -6667,7 +6795,7 @@
       </w:r>
       <w:r>
         <w:rPr>
-          <w:rFonts w:ascii="Inter" w:hAnsi="Inter"/>
+          <w:rFonts w:ascii="Lato" w:hAnsi="Lato"/>
           <w:b w:val="0"/>
           <w:i w:val="0"/>
           <w:color w:val="6B7280"/>
@@ -6691,7 +6819,7 @@
       </w:pPr>
       <w:r>
         <w:rPr>
-          <w:rFonts w:ascii="Inter" w:hAnsi="Inter"/>
+          <w:rFonts w:ascii="Lato" w:hAnsi="Lato"/>
           <w:b/>
           <w:color w:val="1E3A5F"/>
           <w:sz w:val="32"/>
@@ -6705,7 +6833,7 @@
       </w:pPr>
       <w:r>
         <w:rPr>
-          <w:rFonts w:ascii="Inter" w:hAnsi="Inter"/>
+          <w:rFonts w:ascii="Lato" w:hAnsi="Lato"/>
           <w:b w:val="0"/>
           <w:i w:val="0"/>
           <w:color w:val="6B7280"/>
@@ -6715,7 +6843,7 @@
       </w:r>
       <w:r>
         <w:rPr>
-          <w:rFonts w:ascii="Inter" w:hAnsi="Inter"/>
+          <w:rFonts w:ascii="Lato" w:hAnsi="Lato"/>
           <w:b w:val="0"/>
           <w:i w:val="0"/>
           <w:color w:val="374151"/>
@@ -6725,7 +6853,7 @@
       </w:r>
       <w:r>
         <w:rPr>
-          <w:rFonts w:ascii="Inter" w:hAnsi="Inter"/>
+          <w:rFonts w:ascii="Lato" w:hAnsi="Lato"/>
           <w:b/>
           <w:i w:val="0"/>
           <w:color w:val="059669"/>
@@ -6735,7 +6863,7 @@
       </w:r>
       <w:r>
         <w:rPr>
-          <w:rFonts w:ascii="Inter" w:hAnsi="Inter"/>
+          <w:rFonts w:ascii="Lato" w:hAnsi="Lato"/>
           <w:b w:val="0"/>
           <w:i w:val="0"/>
           <w:color w:val="374151"/>
@@ -6745,7 +6873,7 @@
       </w:r>
       <w:r>
         <w:rPr>
-          <w:rFonts w:ascii="Inter" w:hAnsi="Inter"/>
+          <w:rFonts w:ascii="Lato" w:hAnsi="Lato"/>
           <w:b/>
           <w:i w:val="0"/>
           <w:color w:val="374151"/>
@@ -6755,7 +6883,7 @@
       </w:r>
       <w:r>
         <w:rPr>
-          <w:rFonts w:ascii="Inter" w:hAnsi="Inter"/>
+          <w:rFonts w:ascii="Lato" w:hAnsi="Lato"/>
           <w:b w:val="0"/>
           <w:i w:val="0"/>
           <w:color w:val="6B7280"/>
@@ -6765,7 +6893,7 @@
       </w:r>
       <w:r>
         <w:rPr>
-          <w:rFonts w:ascii="Inter" w:hAnsi="Inter"/>
+          <w:rFonts w:ascii="Lato" w:hAnsi="Lato"/>
           <w:b w:val="0"/>
           <w:i w:val="0"/>
           <w:color w:val="6B7280"/>
@@ -6775,7 +6903,7 @@
       </w:r>
       <w:r>
         <w:rPr>
-          <w:rFonts w:ascii="Inter" w:hAnsi="Inter"/>
+          <w:rFonts w:ascii="Lato" w:hAnsi="Lato"/>
           <w:b/>
           <w:i w:val="0"/>
           <w:color w:val="DC2626"/>
@@ -6791,8 +6919,8 @@
       <w:r>
         <w:drawing>
           <wp:inline xmlns:a="http://schemas.openxmlformats.org/drawingml/2006/main" xmlns:pic="http://schemas.openxmlformats.org/drawingml/2006/picture">
-            <wp:extent cx="3474720" cy="3525078"/>
-            <wp:docPr id="15" name="Picture 15"/>
+            <wp:extent cx="3474720" cy="3547185"/>
+            <wp:docPr id="16" name="Picture 16"/>
             <wp:cNvGraphicFramePr>
               <a:graphicFrameLocks noChangeAspect="1"/>
             </wp:cNvGraphicFramePr>
@@ -6804,7 +6932,7 @@
                     <pic:cNvPicPr/>
                   </pic:nvPicPr>
                   <pic:blipFill>
-                    <a:blip r:embed="rId23"/>
+                    <a:blip r:embed="rId24"/>
                     <a:stretch>
                       <a:fillRect/>
                     </a:stretch>
@@ -6812,7 +6940,7 @@
                   <pic:spPr>
                     <a:xfrm>
                       <a:off x="0" y="0"/>
-                      <a:ext cx="3474720" cy="3525078"/>
+                      <a:ext cx="3474720" cy="3547185"/>
                     </a:xfrm>
                     <a:prstGeom prst="rect"/>
                   </pic:spPr>
@@ -6830,7 +6958,7 @@
       </w:pPr>
       <w:r>
         <w:rPr>
-          <w:rFonts w:ascii="Inter" w:hAnsi="Inter"/>
+          <w:rFonts w:ascii="Lato" w:hAnsi="Lato"/>
           <w:b w:val="0"/>
           <w:i/>
           <w:color w:val="6B7280"/>
@@ -6846,7 +6974,7 @@
       </w:pPr>
       <w:r>
         <w:rPr>
-          <w:rFonts w:ascii="Inter" w:hAnsi="Inter"/>
+          <w:rFonts w:ascii="Lato" w:hAnsi="Lato"/>
           <w:b/>
           <w:color w:val="1E3A5F"/>
           <w:sz w:val="26"/>
@@ -6860,7 +6988,7 @@
       </w:pPr>
       <w:r>
         <w:rPr>
-          <w:rFonts w:ascii="Inter" w:hAnsi="Inter"/>
+          <w:rFonts w:ascii="Lato" w:hAnsi="Lato"/>
           <w:b w:val="0"/>
           <w:i w:val="0"/>
           <w:sz w:val="22"/>
@@ -6875,7 +7003,7 @@
       </w:pPr>
       <w:r>
         <w:rPr>
-          <w:rFonts w:ascii="Inter" w:hAnsi="Inter"/>
+          <w:rFonts w:ascii="Lato" w:hAnsi="Lato"/>
           <w:b/>
           <w:color w:val="1E3A5F"/>
           <w:sz w:val="26"/>
@@ -6889,7 +7017,7 @@
       </w:pPr>
       <w:r>
         <w:rPr>
-          <w:rFonts w:ascii="Inter" w:hAnsi="Inter"/>
+          <w:rFonts w:ascii="Lato" w:hAnsi="Lato"/>
           <w:b w:val="0"/>
           <w:i w:val="0"/>
           <w:sz w:val="22"/>
@@ -6904,7 +7032,7 @@
       </w:pPr>
       <w:r>
         <w:rPr>
-          <w:rFonts w:ascii="Inter" w:hAnsi="Inter"/>
+          <w:rFonts w:ascii="Lato" w:hAnsi="Lato"/>
           <w:b/>
           <w:color w:val="1E3A5F"/>
           <w:sz w:val="26"/>
@@ -6918,7 +7046,7 @@
       </w:pPr>
       <w:r>
         <w:rPr>
-          <w:rFonts w:ascii="Inter" w:hAnsi="Inter"/>
+          <w:rFonts w:ascii="Lato" w:hAnsi="Lato"/>
           <w:b w:val="0"/>
           <w:i w:val="0"/>
           <w:sz w:val="22"/>
@@ -6933,7 +7061,7 @@
       </w:pPr>
       <w:r>
         <w:rPr>
-          <w:rFonts w:ascii="Inter" w:hAnsi="Inter"/>
+          <w:rFonts w:ascii="Lato" w:hAnsi="Lato"/>
           <w:b/>
           <w:color w:val="1E3A5F"/>
           <w:sz w:val="26"/>
@@ -6947,7 +7075,7 @@
       </w:pPr>
       <w:r>
         <w:rPr>
-          <w:rFonts w:ascii="Inter" w:hAnsi="Inter"/>
+          <w:rFonts w:ascii="Lato" w:hAnsi="Lato"/>
           <w:b w:val="0"/>
           <w:i w:val="0"/>
           <w:sz w:val="22"/>
@@ -6962,7 +7090,7 @@
       </w:pPr>
       <w:r>
         <w:rPr>
-          <w:rFonts w:ascii="Inter" w:hAnsi="Inter"/>
+          <w:rFonts w:ascii="Lato" w:hAnsi="Lato"/>
           <w:b/>
           <w:color w:val="1E3A5F"/>
           <w:sz w:val="26"/>
@@ -6976,7 +7104,7 @@
       </w:pPr>
       <w:r>
         <w:rPr>
-          <w:rFonts w:ascii="Inter" w:hAnsi="Inter"/>
+          <w:rFonts w:ascii="Lato" w:hAnsi="Lato"/>
           <w:b w:val="0"/>
           <w:i w:val="0"/>
           <w:sz w:val="22"/>
@@ -6991,7 +7119,7 @@
       </w:pPr>
       <w:r>
         <w:rPr>
-          <w:rFonts w:ascii="Inter" w:hAnsi="Inter"/>
+          <w:rFonts w:ascii="Lato" w:hAnsi="Lato"/>
           <w:b/>
           <w:color w:val="1E3A5F"/>
           <w:sz w:val="26"/>
@@ -7006,7 +7134,7 @@
       </w:pPr>
       <w:r>
         <w:rPr>
-          <w:rFonts w:ascii="Inter" w:hAnsi="Inter"/>
+          <w:rFonts w:ascii="Lato" w:hAnsi="Lato"/>
           <w:b w:val="0"/>
           <w:i/>
           <w:color w:val="374151"/>
@@ -7019,7 +7147,7 @@
       </w:r>
       <w:r>
         <w:rPr>
-          <w:rFonts w:ascii="Inter" w:hAnsi="Inter"/>
+          <w:rFonts w:ascii="Lato" w:hAnsi="Lato"/>
           <w:b w:val="0"/>
           <w:i w:val="0"/>
           <w:color w:val="6B7280"/>
@@ -7035,7 +7163,7 @@
       </w:pPr>
       <w:r>
         <w:rPr>
-          <w:rFonts w:ascii="Inter" w:hAnsi="Inter"/>
+          <w:rFonts w:ascii="Lato" w:hAnsi="Lato"/>
           <w:b w:val="0"/>
           <w:i/>
           <w:color w:val="374151"/>
@@ -7045,7 +7173,7 @@
       </w:r>
       <w:r>
         <w:rPr>
-          <w:rFonts w:ascii="Inter" w:hAnsi="Inter"/>
+          <w:rFonts w:ascii="Lato" w:hAnsi="Lato"/>
           <w:b w:val="0"/>
           <w:i w:val="0"/>
           <w:color w:val="6B7280"/>
@@ -7061,7 +7189,7 @@
       </w:pPr>
       <w:r>
         <w:rPr>
-          <w:rFonts w:ascii="Inter" w:hAnsi="Inter"/>
+          <w:rFonts w:ascii="Lato" w:hAnsi="Lato"/>
           <w:b w:val="0"/>
           <w:i/>
           <w:color w:val="374151"/>
@@ -7071,7 +7199,7 @@
       </w:r>
       <w:r>
         <w:rPr>
-          <w:rFonts w:ascii="Inter" w:hAnsi="Inter"/>
+          <w:rFonts w:ascii="Lato" w:hAnsi="Lato"/>
           <w:b w:val="0"/>
           <w:i w:val="0"/>
           <w:color w:val="6B7280"/>
@@ -7095,7 +7223,7 @@
       </w:pPr>
       <w:r>
         <w:rPr>
-          <w:rFonts w:ascii="Inter" w:hAnsi="Inter"/>
+          <w:rFonts w:ascii="Lato" w:hAnsi="Lato"/>
           <w:b/>
           <w:color w:val="1E3A5F"/>
           <w:sz w:val="32"/>
@@ -7109,7 +7237,7 @@
       </w:pPr>
       <w:r>
         <w:rPr>
-          <w:rFonts w:ascii="Inter" w:hAnsi="Inter"/>
+          <w:rFonts w:ascii="Lato" w:hAnsi="Lato"/>
           <w:b w:val="0"/>
           <w:i w:val="0"/>
           <w:color w:val="6B7280"/>
@@ -7119,7 +7247,7 @@
       </w:r>
       <w:r>
         <w:rPr>
-          <w:rFonts w:ascii="Inter" w:hAnsi="Inter"/>
+          <w:rFonts w:ascii="Lato" w:hAnsi="Lato"/>
           <w:b w:val="0"/>
           <w:i w:val="0"/>
           <w:color w:val="374151"/>
@@ -7129,7 +7257,7 @@
       </w:r>
       <w:r>
         <w:rPr>
-          <w:rFonts w:ascii="Inter" w:hAnsi="Inter"/>
+          <w:rFonts w:ascii="Lato" w:hAnsi="Lato"/>
           <w:b/>
           <w:i w:val="0"/>
           <w:color w:val="059669"/>
@@ -7139,7 +7267,7 @@
       </w:r>
       <w:r>
         <w:rPr>
-          <w:rFonts w:ascii="Inter" w:hAnsi="Inter"/>
+          <w:rFonts w:ascii="Lato" w:hAnsi="Lato"/>
           <w:b w:val="0"/>
           <w:i w:val="0"/>
           <w:color w:val="374151"/>
@@ -7149,7 +7277,7 @@
       </w:r>
       <w:r>
         <w:rPr>
-          <w:rFonts w:ascii="Inter" w:hAnsi="Inter"/>
+          <w:rFonts w:ascii="Lato" w:hAnsi="Lato"/>
           <w:b/>
           <w:i w:val="0"/>
           <w:color w:val="374151"/>
@@ -7159,7 +7287,7 @@
       </w:r>
       <w:r>
         <w:rPr>
-          <w:rFonts w:ascii="Inter" w:hAnsi="Inter"/>
+          <w:rFonts w:ascii="Lato" w:hAnsi="Lato"/>
           <w:b w:val="0"/>
           <w:i w:val="0"/>
           <w:color w:val="6B7280"/>
@@ -7169,7 +7297,7 @@
       </w:r>
       <w:r>
         <w:rPr>
-          <w:rFonts w:ascii="Inter" w:hAnsi="Inter"/>
+          <w:rFonts w:ascii="Lato" w:hAnsi="Lato"/>
           <w:b w:val="0"/>
           <w:i w:val="0"/>
           <w:color w:val="6B7280"/>
@@ -7179,7 +7307,7 @@
       </w:r>
       <w:r>
         <w:rPr>
-          <w:rFonts w:ascii="Inter" w:hAnsi="Inter"/>
+          <w:rFonts w:ascii="Lato" w:hAnsi="Lato"/>
           <w:b/>
           <w:i w:val="0"/>
           <w:color w:val="059669"/>
@@ -7195,8 +7323,8 @@
       <w:r>
         <w:drawing>
           <wp:inline xmlns:a="http://schemas.openxmlformats.org/drawingml/2006/main" xmlns:pic="http://schemas.openxmlformats.org/drawingml/2006/picture">
-            <wp:extent cx="3474720" cy="3525078"/>
-            <wp:docPr id="16" name="Picture 16"/>
+            <wp:extent cx="3474720" cy="3547185"/>
+            <wp:docPr id="17" name="Picture 17"/>
             <wp:cNvGraphicFramePr>
               <a:graphicFrameLocks noChangeAspect="1"/>
             </wp:cNvGraphicFramePr>
@@ -7208,7 +7336,7 @@
                     <pic:cNvPicPr/>
                   </pic:nvPicPr>
                   <pic:blipFill>
-                    <a:blip r:embed="rId24"/>
+                    <a:blip r:embed="rId25"/>
                     <a:stretch>
                       <a:fillRect/>
                     </a:stretch>
@@ -7216,7 +7344,7 @@
                   <pic:spPr>
                     <a:xfrm>
                       <a:off x="0" y="0"/>
-                      <a:ext cx="3474720" cy="3525078"/>
+                      <a:ext cx="3474720" cy="3547185"/>
                     </a:xfrm>
                     <a:prstGeom prst="rect"/>
                   </pic:spPr>
@@ -7234,7 +7362,7 @@
       </w:pPr>
       <w:r>
         <w:rPr>
-          <w:rFonts w:ascii="Inter" w:hAnsi="Inter"/>
+          <w:rFonts w:ascii="Lato" w:hAnsi="Lato"/>
           <w:b w:val="0"/>
           <w:i/>
           <w:color w:val="6B7280"/>
@@ -7250,7 +7378,7 @@
       </w:pPr>
       <w:r>
         <w:rPr>
-          <w:rFonts w:ascii="Inter" w:hAnsi="Inter"/>
+          <w:rFonts w:ascii="Lato" w:hAnsi="Lato"/>
           <w:b/>
           <w:color w:val="1E3A5F"/>
           <w:sz w:val="26"/>
@@ -7264,7 +7392,7 @@
       </w:pPr>
       <w:r>
         <w:rPr>
-          <w:rFonts w:ascii="Inter" w:hAnsi="Inter"/>
+          <w:rFonts w:ascii="Lato" w:hAnsi="Lato"/>
           <w:b w:val="0"/>
           <w:i w:val="0"/>
           <w:sz w:val="22"/>
@@ -7279,7 +7407,7 @@
       </w:pPr>
       <w:r>
         <w:rPr>
-          <w:rFonts w:ascii="Inter" w:hAnsi="Inter"/>
+          <w:rFonts w:ascii="Lato" w:hAnsi="Lato"/>
           <w:b/>
           <w:color w:val="1E3A5F"/>
           <w:sz w:val="26"/>
@@ -7293,7 +7421,7 @@
       </w:pPr>
       <w:r>
         <w:rPr>
-          <w:rFonts w:ascii="Inter" w:hAnsi="Inter"/>
+          <w:rFonts w:ascii="Lato" w:hAnsi="Lato"/>
           <w:b w:val="0"/>
           <w:i w:val="0"/>
           <w:sz w:val="22"/>
@@ -7308,7 +7436,7 @@
       </w:pPr>
       <w:r>
         <w:rPr>
-          <w:rFonts w:ascii="Inter" w:hAnsi="Inter"/>
+          <w:rFonts w:ascii="Lato" w:hAnsi="Lato"/>
           <w:b/>
           <w:color w:val="1E3A5F"/>
           <w:sz w:val="26"/>
@@ -7322,7 +7450,7 @@
       </w:pPr>
       <w:r>
         <w:rPr>
-          <w:rFonts w:ascii="Inter" w:hAnsi="Inter"/>
+          <w:rFonts w:ascii="Lato" w:hAnsi="Lato"/>
           <w:b w:val="0"/>
           <w:i w:val="0"/>
           <w:sz w:val="22"/>
@@ -7337,7 +7465,7 @@
       </w:pPr>
       <w:r>
         <w:rPr>
-          <w:rFonts w:ascii="Inter" w:hAnsi="Inter"/>
+          <w:rFonts w:ascii="Lato" w:hAnsi="Lato"/>
           <w:b/>
           <w:color w:val="1E3A5F"/>
           <w:sz w:val="26"/>
@@ -7351,7 +7479,7 @@
       </w:pPr>
       <w:r>
         <w:rPr>
-          <w:rFonts w:ascii="Inter" w:hAnsi="Inter"/>
+          <w:rFonts w:ascii="Lato" w:hAnsi="Lato"/>
           <w:b w:val="0"/>
           <w:i w:val="0"/>
           <w:sz w:val="22"/>
@@ -7366,7 +7494,7 @@
       </w:pPr>
       <w:r>
         <w:rPr>
-          <w:rFonts w:ascii="Inter" w:hAnsi="Inter"/>
+          <w:rFonts w:ascii="Lato" w:hAnsi="Lato"/>
           <w:b/>
           <w:color w:val="1E3A5F"/>
           <w:sz w:val="26"/>
@@ -7380,7 +7508,7 @@
       </w:pPr>
       <w:r>
         <w:rPr>
-          <w:rFonts w:ascii="Inter" w:hAnsi="Inter"/>
+          <w:rFonts w:ascii="Lato" w:hAnsi="Lato"/>
           <w:b w:val="0"/>
           <w:i w:val="0"/>
           <w:sz w:val="22"/>
@@ -7395,7 +7523,7 @@
       </w:pPr>
       <w:r>
         <w:rPr>
-          <w:rFonts w:ascii="Inter" w:hAnsi="Inter"/>
+          <w:rFonts w:ascii="Lato" w:hAnsi="Lato"/>
           <w:b/>
           <w:color w:val="1E3A5F"/>
           <w:sz w:val="26"/>
@@ -7410,7 +7538,7 @@
       </w:pPr>
       <w:r>
         <w:rPr>
-          <w:rFonts w:ascii="Inter" w:hAnsi="Inter"/>
+          <w:rFonts w:ascii="Lato" w:hAnsi="Lato"/>
           <w:b w:val="0"/>
           <w:i/>
           <w:color w:val="374151"/>
@@ -7423,7 +7551,7 @@
       </w:r>
       <w:r>
         <w:rPr>
-          <w:rFonts w:ascii="Inter" w:hAnsi="Inter"/>
+          <w:rFonts w:ascii="Lato" w:hAnsi="Lato"/>
           <w:b w:val="0"/>
           <w:i w:val="0"/>
           <w:color w:val="6B7280"/>
@@ -7439,7 +7567,7 @@
       </w:pPr>
       <w:r>
         <w:rPr>
-          <w:rFonts w:ascii="Inter" w:hAnsi="Inter"/>
+          <w:rFonts w:ascii="Lato" w:hAnsi="Lato"/>
           <w:b w:val="0"/>
           <w:i/>
           <w:color w:val="374151"/>
@@ -7452,7 +7580,7 @@
       </w:r>
       <w:r>
         <w:rPr>
-          <w:rFonts w:ascii="Inter" w:hAnsi="Inter"/>
+          <w:rFonts w:ascii="Lato" w:hAnsi="Lato"/>
           <w:b w:val="0"/>
           <w:i w:val="0"/>
           <w:color w:val="6B7280"/>
@@ -7468,7 +7596,7 @@
       </w:pPr>
       <w:r>
         <w:rPr>
-          <w:rFonts w:ascii="Inter" w:hAnsi="Inter"/>
+          <w:rFonts w:ascii="Lato" w:hAnsi="Lato"/>
           <w:b w:val="0"/>
           <w:i/>
           <w:color w:val="374151"/>
@@ -7478,7 +7606,7 @@
       </w:r>
       <w:r>
         <w:rPr>
-          <w:rFonts w:ascii="Inter" w:hAnsi="Inter"/>
+          <w:rFonts w:ascii="Lato" w:hAnsi="Lato"/>
           <w:b w:val="0"/>
           <w:i w:val="0"/>
           <w:color w:val="6B7280"/>
@@ -7502,7 +7630,7 @@
       </w:pPr>
       <w:r>
         <w:rPr>
-          <w:rFonts w:ascii="Inter" w:hAnsi="Inter"/>
+          <w:rFonts w:ascii="Lato" w:hAnsi="Lato"/>
           <w:b/>
           <w:color w:val="1E3A5F"/>
           <w:sz w:val="32"/>
@@ -7516,7 +7644,7 @@
       </w:pPr>
       <w:r>
         <w:rPr>
-          <w:rFonts w:ascii="Inter" w:hAnsi="Inter"/>
+          <w:rFonts w:ascii="Lato" w:hAnsi="Lato"/>
           <w:b w:val="0"/>
           <w:i w:val="0"/>
           <w:color w:val="6B7280"/>
@@ -7526,7 +7654,7 @@
       </w:r>
       <w:r>
         <w:rPr>
-          <w:rFonts w:ascii="Inter" w:hAnsi="Inter"/>
+          <w:rFonts w:ascii="Lato" w:hAnsi="Lato"/>
           <w:b w:val="0"/>
           <w:i w:val="0"/>
           <w:color w:val="374151"/>
@@ -7536,7 +7664,7 @@
       </w:r>
       <w:r>
         <w:rPr>
-          <w:rFonts w:ascii="Inter" w:hAnsi="Inter"/>
+          <w:rFonts w:ascii="Lato" w:hAnsi="Lato"/>
           <w:b/>
           <w:i w:val="0"/>
           <w:color w:val="D97706"/>
@@ -7546,7 +7674,7 @@
       </w:r>
       <w:r>
         <w:rPr>
-          <w:rFonts w:ascii="Inter" w:hAnsi="Inter"/>
+          <w:rFonts w:ascii="Lato" w:hAnsi="Lato"/>
           <w:b w:val="0"/>
           <w:i w:val="0"/>
           <w:color w:val="374151"/>
@@ -7556,7 +7684,7 @@
       </w:r>
       <w:r>
         <w:rPr>
-          <w:rFonts w:ascii="Inter" w:hAnsi="Inter"/>
+          <w:rFonts w:ascii="Lato" w:hAnsi="Lato"/>
           <w:b/>
           <w:i w:val="0"/>
           <w:color w:val="374151"/>
@@ -7566,7 +7694,7 @@
       </w:r>
       <w:r>
         <w:rPr>
-          <w:rFonts w:ascii="Inter" w:hAnsi="Inter"/>
+          <w:rFonts w:ascii="Lato" w:hAnsi="Lato"/>
           <w:b w:val="0"/>
           <w:i w:val="0"/>
           <w:color w:val="6B7280"/>
@@ -7576,7 +7704,7 @@
       </w:r>
       <w:r>
         <w:rPr>
-          <w:rFonts w:ascii="Inter" w:hAnsi="Inter"/>
+          <w:rFonts w:ascii="Lato" w:hAnsi="Lato"/>
           <w:b w:val="0"/>
           <w:i w:val="0"/>
           <w:color w:val="6B7280"/>
@@ -7586,7 +7714,7 @@
       </w:r>
       <w:r>
         <w:rPr>
-          <w:rFonts w:ascii="Inter" w:hAnsi="Inter"/>
+          <w:rFonts w:ascii="Lato" w:hAnsi="Lato"/>
           <w:b/>
           <w:i w:val="0"/>
           <w:color w:val="059669"/>
@@ -7602,8 +7730,8 @@
       <w:r>
         <w:drawing>
           <wp:inline xmlns:a="http://schemas.openxmlformats.org/drawingml/2006/main" xmlns:pic="http://schemas.openxmlformats.org/drawingml/2006/picture">
-            <wp:extent cx="3474720" cy="3525078"/>
-            <wp:docPr id="17" name="Picture 17"/>
+            <wp:extent cx="3474720" cy="3547185"/>
+            <wp:docPr id="18" name="Picture 18"/>
             <wp:cNvGraphicFramePr>
               <a:graphicFrameLocks noChangeAspect="1"/>
             </wp:cNvGraphicFramePr>
@@ -7615,7 +7743,7 @@
                     <pic:cNvPicPr/>
                   </pic:nvPicPr>
                   <pic:blipFill>
-                    <a:blip r:embed="rId25"/>
+                    <a:blip r:embed="rId26"/>
                     <a:stretch>
                       <a:fillRect/>
                     </a:stretch>
@@ -7623,7 +7751,7 @@
                   <pic:spPr>
                     <a:xfrm>
                       <a:off x="0" y="0"/>
-                      <a:ext cx="3474720" cy="3525078"/>
+                      <a:ext cx="3474720" cy="3547185"/>
                     </a:xfrm>
                     <a:prstGeom prst="rect"/>
                   </pic:spPr>
@@ -7641,7 +7769,7 @@
       </w:pPr>
       <w:r>
         <w:rPr>
-          <w:rFonts w:ascii="Inter" w:hAnsi="Inter"/>
+          <w:rFonts w:ascii="Lato" w:hAnsi="Lato"/>
           <w:b w:val="0"/>
           <w:i/>
           <w:color w:val="6B7280"/>
@@ -7657,7 +7785,7 @@
       </w:pPr>
       <w:r>
         <w:rPr>
-          <w:rFonts w:ascii="Inter" w:hAnsi="Inter"/>
+          <w:rFonts w:ascii="Lato" w:hAnsi="Lato"/>
           <w:b/>
           <w:color w:val="1E3A5F"/>
           <w:sz w:val="26"/>
@@ -7671,7 +7799,7 @@
       </w:pPr>
       <w:r>
         <w:rPr>
-          <w:rFonts w:ascii="Inter" w:hAnsi="Inter"/>
+          <w:rFonts w:ascii="Lato" w:hAnsi="Lato"/>
           <w:b w:val="0"/>
           <w:i w:val="0"/>
           <w:sz w:val="22"/>
@@ -7686,7 +7814,7 @@
       </w:pPr>
       <w:r>
         <w:rPr>
-          <w:rFonts w:ascii="Inter" w:hAnsi="Inter"/>
+          <w:rFonts w:ascii="Lato" w:hAnsi="Lato"/>
           <w:b/>
           <w:color w:val="1E3A5F"/>
           <w:sz w:val="26"/>
@@ -7700,7 +7828,7 @@
       </w:pPr>
       <w:r>
         <w:rPr>
-          <w:rFonts w:ascii="Inter" w:hAnsi="Inter"/>
+          <w:rFonts w:ascii="Lato" w:hAnsi="Lato"/>
           <w:b w:val="0"/>
           <w:i w:val="0"/>
           <w:sz w:val="22"/>
@@ -7715,7 +7843,7 @@
       </w:pPr>
       <w:r>
         <w:rPr>
-          <w:rFonts w:ascii="Inter" w:hAnsi="Inter"/>
+          <w:rFonts w:ascii="Lato" w:hAnsi="Lato"/>
           <w:b/>
           <w:color w:val="1E3A5F"/>
           <w:sz w:val="26"/>
@@ -7729,7 +7857,7 @@
       </w:pPr>
       <w:r>
         <w:rPr>
-          <w:rFonts w:ascii="Inter" w:hAnsi="Inter"/>
+          <w:rFonts w:ascii="Lato" w:hAnsi="Lato"/>
           <w:b w:val="0"/>
           <w:i w:val="0"/>
           <w:sz w:val="22"/>
@@ -7744,7 +7872,7 @@
       </w:pPr>
       <w:r>
         <w:rPr>
-          <w:rFonts w:ascii="Inter" w:hAnsi="Inter"/>
+          <w:rFonts w:ascii="Lato" w:hAnsi="Lato"/>
           <w:b/>
           <w:color w:val="1E3A5F"/>
           <w:sz w:val="26"/>
@@ -7758,7 +7886,7 @@
       </w:pPr>
       <w:r>
         <w:rPr>
-          <w:rFonts w:ascii="Inter" w:hAnsi="Inter"/>
+          <w:rFonts w:ascii="Lato" w:hAnsi="Lato"/>
           <w:b w:val="0"/>
           <w:i w:val="0"/>
           <w:sz w:val="22"/>
@@ -7773,7 +7901,7 @@
       </w:pPr>
       <w:r>
         <w:rPr>
-          <w:rFonts w:ascii="Inter" w:hAnsi="Inter"/>
+          <w:rFonts w:ascii="Lato" w:hAnsi="Lato"/>
           <w:b/>
           <w:color w:val="1E3A5F"/>
           <w:sz w:val="26"/>
@@ -7787,7 +7915,7 @@
       </w:pPr>
       <w:r>
         <w:rPr>
-          <w:rFonts w:ascii="Inter" w:hAnsi="Inter"/>
+          <w:rFonts w:ascii="Lato" w:hAnsi="Lato"/>
           <w:b w:val="0"/>
           <w:i w:val="0"/>
           <w:sz w:val="22"/>
@@ -7802,7 +7930,7 @@
       </w:pPr>
       <w:r>
         <w:rPr>
-          <w:rFonts w:ascii="Inter" w:hAnsi="Inter"/>
+          <w:rFonts w:ascii="Lato" w:hAnsi="Lato"/>
           <w:b/>
           <w:color w:val="1E3A5F"/>
           <w:sz w:val="26"/>
@@ -7817,7 +7945,7 @@
       </w:pPr>
       <w:r>
         <w:rPr>
-          <w:rFonts w:ascii="Inter" w:hAnsi="Inter"/>
+          <w:rFonts w:ascii="Lato" w:hAnsi="Lato"/>
           <w:b w:val="0"/>
           <w:i/>
           <w:color w:val="374151"/>
@@ -7827,7 +7955,7 @@
       </w:r>
       <w:r>
         <w:rPr>
-          <w:rFonts w:ascii="Inter" w:hAnsi="Inter"/>
+          <w:rFonts w:ascii="Lato" w:hAnsi="Lato"/>
           <w:b w:val="0"/>
           <w:i w:val="0"/>
           <w:color w:val="6B7280"/>
@@ -7843,7 +7971,7 @@
       </w:pPr>
       <w:r>
         <w:rPr>
-          <w:rFonts w:ascii="Inter" w:hAnsi="Inter"/>
+          <w:rFonts w:ascii="Lato" w:hAnsi="Lato"/>
           <w:b w:val="0"/>
           <w:i/>
           <w:color w:val="374151"/>
@@ -7853,7 +7981,7 @@
       </w:r>
       <w:r>
         <w:rPr>
-          <w:rFonts w:ascii="Inter" w:hAnsi="Inter"/>
+          <w:rFonts w:ascii="Lato" w:hAnsi="Lato"/>
           <w:b w:val="0"/>
           <w:i w:val="0"/>
           <w:color w:val="6B7280"/>
@@ -7869,7 +7997,7 @@
       </w:pPr>
       <w:r>
         <w:rPr>
-          <w:rFonts w:ascii="Inter" w:hAnsi="Inter"/>
+          <w:rFonts w:ascii="Lato" w:hAnsi="Lato"/>
           <w:b w:val="0"/>
           <w:i/>
           <w:color w:val="374151"/>
@@ -7879,7 +8007,7 @@
       </w:r>
       <w:r>
         <w:rPr>
-          <w:rFonts w:ascii="Inter" w:hAnsi="Inter"/>
+          <w:rFonts w:ascii="Lato" w:hAnsi="Lato"/>
           <w:b w:val="0"/>
           <w:i w:val="0"/>
           <w:color w:val="6B7280"/>
@@ -7900,7 +8028,7 @@
       </w:pPr>
       <w:r>
         <w:rPr>
-          <w:rFonts w:ascii="Inter" w:hAnsi="Inter"/>
+          <w:rFonts w:ascii="Lato" w:hAnsi="Lato"/>
           <w:b/>
           <w:color w:val="1E3A5F"/>
           <w:sz w:val="44"/>
@@ -7914,7 +8042,7 @@
       </w:pPr>
       <w:r>
         <w:rPr>
-          <w:rFonts w:ascii="Inter" w:hAnsi="Inter"/>
+          <w:rFonts w:ascii="Lato" w:hAnsi="Lato"/>
           <w:b/>
           <w:i w:val="0"/>
           <w:color w:val="1E3A5F"/>
@@ -7924,7 +8052,7 @@
       </w:r>
       <w:r>
         <w:rPr>
-          <w:rFonts w:ascii="Inter" w:hAnsi="Inter"/>
+          <w:rFonts w:ascii="Lato" w:hAnsi="Lato"/>
           <w:b/>
           <w:i w:val="0"/>
           <w:color w:val="DC2626"/>
@@ -7939,7 +8067,7 @@
       </w:pPr>
       <w:r>
         <w:rPr>
-          <w:rFonts w:ascii="Inter" w:hAnsi="Inter"/>
+          <w:rFonts w:ascii="Lato" w:hAnsi="Lato"/>
           <w:b w:val="0"/>
           <w:i w:val="0"/>
           <w:sz w:val="22"/>
@@ -7971,7 +8099,7 @@
             <w:r/>
             <w:r>
               <w:rPr>
-                <w:rFonts w:ascii="Inter" w:hAnsi="Inter"/>
+                <w:rFonts w:ascii="Lato" w:hAnsi="Lato"/>
                 <w:b/>
                 <w:i w:val="0"/>
                 <w:color w:val="FFFFFF"/>
@@ -7993,7 +8121,7 @@
             <w:r/>
             <w:r>
               <w:rPr>
-                <w:rFonts w:ascii="Inter" w:hAnsi="Inter"/>
+                <w:rFonts w:ascii="Lato" w:hAnsi="Lato"/>
                 <w:b/>
                 <w:i w:val="0"/>
                 <w:color w:val="FFFFFF"/>
@@ -8015,7 +8143,7 @@
             <w:r/>
             <w:r>
               <w:rPr>
-                <w:rFonts w:ascii="Inter" w:hAnsi="Inter"/>
+                <w:rFonts w:ascii="Lato" w:hAnsi="Lato"/>
                 <w:b/>
                 <w:i w:val="0"/>
                 <w:color w:val="FFFFFF"/>
@@ -8044,7 +8172,7 @@
           <w:p>
             <w:r>
               <w:rPr>
-                <w:rFonts w:ascii="Inter" w:hAnsi="Inter"/>
+                <w:rFonts w:ascii="Lato" w:hAnsi="Lato"/>
                 <w:b/>
                 <w:i w:val="0"/>
                 <w:color w:val="DC2626"/>
@@ -8083,7 +8211,7 @@
           <w:p>
             <w:r>
               <w:rPr>
-                <w:rFonts w:ascii="Inter" w:hAnsi="Inter"/>
+                <w:rFonts w:ascii="Lato" w:hAnsi="Lato"/>
                 <w:b/>
                 <w:i w:val="0"/>
                 <w:color w:val="DC2626"/>
@@ -8122,7 +8250,7 @@
           <w:p>
             <w:r>
               <w:rPr>
-                <w:rFonts w:ascii="Inter" w:hAnsi="Inter"/>
+                <w:rFonts w:ascii="Lato" w:hAnsi="Lato"/>
                 <w:b/>
                 <w:i w:val="0"/>
                 <w:color w:val="DC2626"/>
@@ -8161,7 +8289,7 @@
           <w:p>
             <w:r>
               <w:rPr>
-                <w:rFonts w:ascii="Inter" w:hAnsi="Inter"/>
+                <w:rFonts w:ascii="Lato" w:hAnsi="Lato"/>
                 <w:b/>
                 <w:i w:val="0"/>
                 <w:color w:val="DC2626"/>
@@ -8200,7 +8328,7 @@
           <w:p>
             <w:r>
               <w:rPr>
-                <w:rFonts w:ascii="Inter" w:hAnsi="Inter"/>
+                <w:rFonts w:ascii="Lato" w:hAnsi="Lato"/>
                 <w:b/>
                 <w:i w:val="0"/>
                 <w:color w:val="DC2626"/>
@@ -8228,7 +8356,7 @@
       </w:pPr>
       <w:r>
         <w:rPr>
-          <w:rFonts w:ascii="Inter" w:hAnsi="Inter"/>
+          <w:rFonts w:ascii="Lato" w:hAnsi="Lato"/>
           <w:b/>
           <w:i w:val="0"/>
           <w:color w:val="1E3A5F"/>
@@ -8238,7 +8366,7 @@
       </w:r>
       <w:r>
         <w:rPr>
-          <w:rFonts w:ascii="Inter" w:hAnsi="Inter"/>
+          <w:rFonts w:ascii="Lato" w:hAnsi="Lato"/>
           <w:b w:val="0"/>
           <w:i w:val="0"/>
           <w:color w:val="374151"/>
@@ -8259,7 +8387,7 @@
       </w:pPr>
       <w:r>
         <w:rPr>
-          <w:rFonts w:ascii="Inter" w:hAnsi="Inter"/>
+          <w:rFonts w:ascii="Lato" w:hAnsi="Lato"/>
           <w:b/>
           <w:color w:val="1E3A5F"/>
           <w:sz w:val="44"/>
@@ -8274,7 +8402,7 @@
       </w:pPr>
       <w:r>
         <w:rPr>
-          <w:rFonts w:ascii="Inter" w:hAnsi="Inter"/>
+          <w:rFonts w:ascii="Lato" w:hAnsi="Lato"/>
           <w:b/>
           <w:color w:val="1E3A5F"/>
           <w:sz w:val="32"/>
@@ -8289,7 +8417,7 @@
       </w:pPr>
       <w:r>
         <w:rPr>
-          <w:rFonts w:ascii="Inter" w:hAnsi="Inter"/>
+          <w:rFonts w:ascii="Lato" w:hAnsi="Lato"/>
           <w:b/>
           <w:i w:val="0"/>
           <w:color w:val="1E3A5F"/>
@@ -8299,7 +8427,7 @@
       </w:r>
       <w:r>
         <w:rPr>
-          <w:rFonts w:ascii="Inter" w:hAnsi="Inter"/>
+          <w:rFonts w:ascii="Lato" w:hAnsi="Lato"/>
           <w:b w:val="0"/>
           <w:i w:val="0"/>
           <w:sz w:val="22"/>
@@ -8314,7 +8442,7 @@
       </w:pPr>
       <w:r>
         <w:rPr>
-          <w:rFonts w:ascii="Inter" w:hAnsi="Inter"/>
+          <w:rFonts w:ascii="Lato" w:hAnsi="Lato"/>
           <w:b/>
           <w:i w:val="0"/>
           <w:color w:val="1E3A5F"/>
@@ -8324,7 +8452,7 @@
       </w:r>
       <w:r>
         <w:rPr>
-          <w:rFonts w:ascii="Inter" w:hAnsi="Inter"/>
+          <w:rFonts w:ascii="Lato" w:hAnsi="Lato"/>
           <w:b w:val="0"/>
           <w:i w:val="0"/>
           <w:sz w:val="22"/>
@@ -8339,7 +8467,7 @@
       </w:pPr>
       <w:r>
         <w:rPr>
-          <w:rFonts w:ascii="Inter" w:hAnsi="Inter"/>
+          <w:rFonts w:ascii="Lato" w:hAnsi="Lato"/>
           <w:b/>
           <w:i w:val="0"/>
           <w:color w:val="1E3A5F"/>
@@ -8349,7 +8477,7 @@
       </w:r>
       <w:r>
         <w:rPr>
-          <w:rFonts w:ascii="Inter" w:hAnsi="Inter"/>
+          <w:rFonts w:ascii="Lato" w:hAnsi="Lato"/>
           <w:b w:val="0"/>
           <w:i w:val="0"/>
           <w:sz w:val="22"/>
@@ -8364,7 +8492,7 @@
       </w:pPr>
       <w:r>
         <w:rPr>
-          <w:rFonts w:ascii="Inter" w:hAnsi="Inter"/>
+          <w:rFonts w:ascii="Lato" w:hAnsi="Lato"/>
           <w:b/>
           <w:i w:val="0"/>
           <w:color w:val="1E3A5F"/>
@@ -8374,7 +8502,7 @@
       </w:r>
       <w:r>
         <w:rPr>
-          <w:rFonts w:ascii="Inter" w:hAnsi="Inter"/>
+          <w:rFonts w:ascii="Lato" w:hAnsi="Lato"/>
           <w:b w:val="0"/>
           <w:i w:val="0"/>
           <w:sz w:val="22"/>
@@ -8389,7 +8517,7 @@
       </w:pPr>
       <w:r>
         <w:rPr>
-          <w:rFonts w:ascii="Inter" w:hAnsi="Inter"/>
+          <w:rFonts w:ascii="Lato" w:hAnsi="Lato"/>
           <w:b/>
           <w:i w:val="0"/>
           <w:color w:val="1E3A5F"/>
@@ -8399,7 +8527,7 @@
       </w:r>
       <w:r>
         <w:rPr>
-          <w:rFonts w:ascii="Inter" w:hAnsi="Inter"/>
+          <w:rFonts w:ascii="Lato" w:hAnsi="Lato"/>
           <w:b w:val="0"/>
           <w:i w:val="0"/>
           <w:sz w:val="22"/>
@@ -8414,7 +8542,7 @@
       </w:pPr>
       <w:r>
         <w:rPr>
-          <w:rFonts w:ascii="Inter" w:hAnsi="Inter"/>
+          <w:rFonts w:ascii="Lato" w:hAnsi="Lato"/>
           <w:b/>
           <w:i w:val="0"/>
           <w:color w:val="1E3A5F"/>
@@ -8424,7 +8552,7 @@
       </w:r>
       <w:r>
         <w:rPr>
-          <w:rFonts w:ascii="Inter" w:hAnsi="Inter"/>
+          <w:rFonts w:ascii="Lato" w:hAnsi="Lato"/>
           <w:b w:val="0"/>
           <w:i w:val="0"/>
           <w:sz w:val="22"/>
@@ -8439,7 +8567,7 @@
       </w:pPr>
       <w:r>
         <w:rPr>
-          <w:rFonts w:ascii="Inter" w:hAnsi="Inter"/>
+          <w:rFonts w:ascii="Lato" w:hAnsi="Lato"/>
           <w:b/>
           <w:i w:val="0"/>
           <w:color w:val="1E3A5F"/>
@@ -8449,7 +8577,7 @@
       </w:r>
       <w:r>
         <w:rPr>
-          <w:rFonts w:ascii="Inter" w:hAnsi="Inter"/>
+          <w:rFonts w:ascii="Lato" w:hAnsi="Lato"/>
           <w:b w:val="0"/>
           <w:i w:val="0"/>
           <w:sz w:val="22"/>
@@ -8464,7 +8592,7 @@
       </w:pPr>
       <w:r>
         <w:rPr>
-          <w:rFonts w:ascii="Inter" w:hAnsi="Inter"/>
+          <w:rFonts w:ascii="Lato" w:hAnsi="Lato"/>
           <w:b/>
           <w:i w:val="0"/>
           <w:color w:val="1E3A5F"/>
@@ -8474,7 +8602,7 @@
       </w:r>
       <w:r>
         <w:rPr>
-          <w:rFonts w:ascii="Inter" w:hAnsi="Inter"/>
+          <w:rFonts w:ascii="Lato" w:hAnsi="Lato"/>
           <w:b w:val="0"/>
           <w:i w:val="0"/>
           <w:sz w:val="22"/>
@@ -8489,7 +8617,7 @@
       </w:pPr>
       <w:r>
         <w:rPr>
-          <w:rFonts w:ascii="Inter" w:hAnsi="Inter"/>
+          <w:rFonts w:ascii="Lato" w:hAnsi="Lato"/>
           <w:b/>
           <w:color w:val="1E3A5F"/>
           <w:sz w:val="32"/>
@@ -8504,7 +8632,7 @@
       </w:pPr>
       <w:r>
         <w:rPr>
-          <w:rFonts w:ascii="Inter" w:hAnsi="Inter"/>
+          <w:rFonts w:ascii="Lato" w:hAnsi="Lato"/>
           <w:b/>
           <w:color w:val="1E3A5F"/>
           <w:sz w:val="26"/>
@@ -8518,7 +8646,7 @@
       </w:pPr>
       <w:r>
         <w:rPr>
-          <w:rFonts w:ascii="Inter" w:hAnsi="Inter"/>
+          <w:rFonts w:ascii="Lato" w:hAnsi="Lato"/>
           <w:b w:val="0"/>
           <w:i w:val="0"/>
           <w:sz w:val="22"/>
@@ -8533,7 +8661,7 @@
       </w:pPr>
       <w:r>
         <w:rPr>
-          <w:rFonts w:ascii="Inter" w:hAnsi="Inter"/>
+          <w:rFonts w:ascii="Lato" w:hAnsi="Lato"/>
           <w:b/>
           <w:color w:val="1E3A5F"/>
           <w:sz w:val="26"/>
@@ -8547,7 +8675,7 @@
       </w:pPr>
       <w:r>
         <w:rPr>
-          <w:rFonts w:ascii="Inter" w:hAnsi="Inter"/>
+          <w:rFonts w:ascii="Lato" w:hAnsi="Lato"/>
           <w:b w:val="0"/>
           <w:i w:val="0"/>
           <w:sz w:val="22"/>
@@ -8562,7 +8690,7 @@
       </w:pPr>
       <w:r>
         <w:rPr>
-          <w:rFonts w:ascii="Inter" w:hAnsi="Inter"/>
+          <w:rFonts w:ascii="Lato" w:hAnsi="Lato"/>
           <w:b/>
           <w:color w:val="1E3A5F"/>
           <w:sz w:val="26"/>
@@ -8576,7 +8704,7 @@
       </w:pPr>
       <w:r>
         <w:rPr>
-          <w:rFonts w:ascii="Inter" w:hAnsi="Inter"/>
+          <w:rFonts w:ascii="Lato" w:hAnsi="Lato"/>
           <w:b w:val="0"/>
           <w:i w:val="0"/>
           <w:sz w:val="22"/>
@@ -8591,7 +8719,7 @@
       </w:pPr>
       <w:r>
         <w:rPr>
-          <w:rFonts w:ascii="Inter" w:hAnsi="Inter"/>
+          <w:rFonts w:ascii="Lato" w:hAnsi="Lato"/>
           <w:b/>
           <w:color w:val="1E3A5F"/>
           <w:sz w:val="32"/>
@@ -8606,7 +8734,7 @@
       </w:pPr>
       <w:r>
         <w:rPr>
-          <w:rFonts w:ascii="Inter" w:hAnsi="Inter"/>
+          <w:rFonts w:ascii="Lato" w:hAnsi="Lato"/>
           <w:b w:val="0"/>
           <w:i w:val="0"/>
           <w:sz w:val="22"/>
@@ -8621,7 +8749,7 @@
       </w:pPr>
       <w:r>
         <w:rPr>
-          <w:rFonts w:ascii="Inter" w:hAnsi="Inter"/>
+          <w:rFonts w:ascii="Lato" w:hAnsi="Lato"/>
           <w:b w:val="0"/>
           <w:i w:val="0"/>
           <w:sz w:val="22"/>
@@ -8636,7 +8764,7 @@
       </w:pPr>
       <w:r>
         <w:rPr>
-          <w:rFonts w:ascii="Inter" w:hAnsi="Inter"/>
+          <w:rFonts w:ascii="Lato" w:hAnsi="Lato"/>
           <w:b w:val="0"/>
           <w:i w:val="0"/>
           <w:sz w:val="22"/>
@@ -8651,7 +8779,7 @@
       </w:pPr>
       <w:r>
         <w:rPr>
-          <w:rFonts w:ascii="Inter" w:hAnsi="Inter"/>
+          <w:rFonts w:ascii="Lato" w:hAnsi="Lato"/>
           <w:b w:val="0"/>
           <w:i w:val="0"/>
           <w:sz w:val="22"/>
@@ -8666,7 +8794,7 @@
       </w:pPr>
       <w:r>
         <w:rPr>
-          <w:rFonts w:ascii="Inter" w:hAnsi="Inter"/>
+          <w:rFonts w:ascii="Lato" w:hAnsi="Lato"/>
           <w:b w:val="0"/>
           <w:i w:val="0"/>
           <w:sz w:val="22"/>
@@ -8686,7 +8814,7 @@
       </w:pPr>
       <w:r>
         <w:rPr>
-          <w:rFonts w:ascii="Inter" w:hAnsi="Inter"/>
+          <w:rFonts w:ascii="Lato" w:hAnsi="Lato"/>
           <w:b/>
           <w:color w:val="1E3A5F"/>
           <w:sz w:val="44"/>
@@ -8700,7 +8828,7 @@
       </w:pPr>
       <w:r>
         <w:rPr>
-          <w:rFonts w:ascii="Inter" w:hAnsi="Inter"/>
+          <w:rFonts w:ascii="Lato" w:hAnsi="Lato"/>
           <w:b w:val="0"/>
           <w:i w:val="0"/>
           <w:sz w:val="22"/>
@@ -8733,7 +8861,7 @@
             <w:r/>
             <w:r>
               <w:rPr>
-                <w:rFonts w:ascii="Inter" w:hAnsi="Inter"/>
+                <w:rFonts w:ascii="Lato" w:hAnsi="Lato"/>
                 <w:b/>
                 <w:i w:val="0"/>
                 <w:color w:val="FFFFFF"/>
@@ -8755,7 +8883,7 @@
             <w:r/>
             <w:r>
               <w:rPr>
-                <w:rFonts w:ascii="Inter" w:hAnsi="Inter"/>
+                <w:rFonts w:ascii="Lato" w:hAnsi="Lato"/>
                 <w:b/>
                 <w:i w:val="0"/>
                 <w:color w:val="FFFFFF"/>
@@ -8777,7 +8905,7 @@
             <w:r/>
             <w:r>
               <w:rPr>
-                <w:rFonts w:ascii="Inter" w:hAnsi="Inter"/>
+                <w:rFonts w:ascii="Lato" w:hAnsi="Lato"/>
                 <w:b/>
                 <w:i w:val="0"/>
                 <w:color w:val="FFFFFF"/>
@@ -8799,7 +8927,7 @@
             <w:r/>
             <w:r>
               <w:rPr>
-                <w:rFonts w:ascii="Inter" w:hAnsi="Inter"/>
+                <w:rFonts w:ascii="Lato" w:hAnsi="Lato"/>
                 <w:b/>
                 <w:i w:val="0"/>
                 <w:color w:val="FFFFFF"/>
@@ -8985,7 +9113,7 @@
       </w:pPr>
       <w:r>
         <w:rPr>
-          <w:rFonts w:ascii="Inter" w:hAnsi="Inter"/>
+          <w:rFonts w:ascii="Lato" w:hAnsi="Lato"/>
           <w:b w:val="0"/>
           <w:i w:val="0"/>
           <w:sz w:val="22"/>
@@ -9000,7 +9128,7 @@
       </w:pPr>
       <w:r>
         <w:rPr>
-          <w:rFonts w:ascii="Inter" w:hAnsi="Inter"/>
+          <w:rFonts w:ascii="Lato" w:hAnsi="Lato"/>
           <w:b/>
           <w:color w:val="1E3A5F"/>
           <w:sz w:val="32"/>
@@ -9014,7 +9142,7 @@
       </w:pPr>
       <w:r>
         <w:rPr>
-          <w:rFonts w:ascii="Inter" w:hAnsi="Inter"/>
+          <w:rFonts w:ascii="Lato" w:hAnsi="Lato"/>
           <w:b w:val="0"/>
           <w:i w:val="0"/>
           <w:sz w:val="22"/>
@@ -9029,7 +9157,7 @@
       </w:pPr>
       <w:r>
         <w:rPr>
-          <w:rFonts w:ascii="Inter" w:hAnsi="Inter"/>
+          <w:rFonts w:ascii="Lato" w:hAnsi="Lato"/>
           <w:b/>
           <w:color w:val="1E3A5F"/>
           <w:sz w:val="32"/>
@@ -9043,7 +9171,7 @@
       </w:pPr>
       <w:r>
         <w:rPr>
-          <w:rFonts w:ascii="Inter" w:hAnsi="Inter"/>
+          <w:rFonts w:ascii="Lato" w:hAnsi="Lato"/>
           <w:b w:val="0"/>
           <w:i w:val="0"/>
           <w:sz w:val="22"/>
@@ -9058,7 +9186,7 @@
       </w:pPr>
       <w:r>
         <w:rPr>
-          <w:rFonts w:ascii="Inter" w:hAnsi="Inter"/>
+          <w:rFonts w:ascii="Lato" w:hAnsi="Lato"/>
           <w:b/>
           <w:color w:val="1E3A5F"/>
           <w:sz w:val="32"/>
@@ -9072,7 +9200,7 @@
       </w:pPr>
       <w:r>
         <w:rPr>
-          <w:rFonts w:ascii="Inter" w:hAnsi="Inter"/>
+          <w:rFonts w:ascii="Lato" w:hAnsi="Lato"/>
           <w:b w:val="0"/>
           <w:i w:val="0"/>
           <w:sz w:val="22"/>

--- a/examples/outcomes/thums_up/thums_up_report.docx
+++ b/examples/outcomes/thums_up/thums_up_report.docx
@@ -245,7 +245,7 @@
                 <w:color w:val="374151"/>
                 <w:sz w:val="22"/>
               </w:rPr>
-              <w:t>Data Collection Period</w:t>
+              <w:t>Content Date Range</w:t>
             </w:r>
           </w:p>
         </w:tc>
@@ -978,7 +978,7 @@
           <w:i w:val="0"/>
           <w:sz w:val="22"/>
         </w:rPr>
-        <w:t>The chart below shows how the analysed data is distributed across years. This illustrates the recency and concentration of the evidence base.</w:t>
+        <w:t>The chart below shows when the analysed content was originally published, based on source timestamps. Percentages are of the full corpus. Items without a source timestamp are shown separately as 'Undated'.</w:t>
       </w:r>
     </w:p>
     <w:p>
@@ -1033,7 +1033,7 @@
           <w:color w:val="6B7280"/>
           <w:sz w:val="18"/>
         </w:rPr>
-        <w:t>Figure 2: Data distribution by year</w:t>
+        <w:t>Figure 2: Content publication date by year (full corpus denominator)</w:t>
       </w:r>
     </w:p>
     <w:p>

--- a/examples/outcomes/thums_up/thums_up_report.docx
+++ b/examples/outcomes/thums_up/thums_up_report.docx
@@ -395,10 +395,10 @@
                 <w:rFonts w:ascii="Lato" w:hAnsi="Lato"/>
                 <w:b/>
                 <w:i w:val="0"/>
-                <w:color w:val="DC2626"/>
+                <w:color w:val="059669"/>
                 <w:sz w:val="26"/>
               </w:rPr>
-              <w:t>0/100</w:t>
+              <w:t>75/100</w:t>
             </w:r>
           </w:p>
         </w:tc>
@@ -494,7 +494,7 @@
           <w:i w:val="0"/>
           <w:sz w:val="22"/>
         </w:rPr>
-        <w:t>Of 6,388 raw data points collected across all sources, 1,208 remained after deduplication and engagement filtering, and 472 passed LLM relevance classification (7.4% of total collected). These 472 items form the analysis corpus.</w:t>
+        <w:t>Of 6,388 raw data points collected across all sources, 1,208 remained after deduplication and quality filtering, and 472 passed LLM relevance classification (7.4% of total collected). These 472 items form the analysis corpus.</w:t>
       </w:r>
     </w:p>
     <w:tbl>
@@ -615,7 +615,7 @@
           </w:tcPr>
           <w:p>
             <w:r>
-              <w:t>After deduplication &amp; engagement filter</w:t>
+              <w:t>After deduplication &amp; quality filter</w:t>
             </w:r>
           </w:p>
         </w:tc>
@@ -635,7 +635,7 @@
           </w:tcPr>
           <w:p>
             <w:r>
-              <w:t>Thread dedup (max 5 comments/thread), min engagement filters applied per platform</w:t>
+              <w:t>Thread dedup (max 5 comments/thread, random selection), empty/short text removed</w:t>
             </w:r>
           </w:p>
         </w:tc>
@@ -2367,7 +2367,7 @@
           </w:tcPr>
           <w:p>
             <w:r>
-              <w:t>83% (Strong)</w:t>
+              <w:t>74% (Moderate)</w:t>
             </w:r>
           </w:p>
         </w:tc>
@@ -2377,7 +2377,7 @@
           </w:tcPr>
           <w:p>
             <w:r>
-              <w:t>92% (High)</w:t>
+              <w:t>67% (Medium)</w:t>
             </w:r>
           </w:p>
         </w:tc>
@@ -2429,7 +2429,7 @@
           </w:tcPr>
           <w:p>
             <w:r>
-              <w:t>87% (Strong)</w:t>
+              <w:t>79% (Strong)</w:t>
             </w:r>
           </w:p>
         </w:tc>
@@ -2439,7 +2439,7 @@
           </w:tcPr>
           <w:p>
             <w:r>
-              <w:t>90% (High)</w:t>
+              <w:t>64% (Medium)</w:t>
             </w:r>
           </w:p>
         </w:tc>
@@ -2491,7 +2491,7 @@
           </w:tcPr>
           <w:p>
             <w:r>
-              <w:t>85% (Strong)</w:t>
+              <w:t>65% (Moderate)</w:t>
             </w:r>
           </w:p>
         </w:tc>
@@ -2501,7 +2501,7 @@
           </w:tcPr>
           <w:p>
             <w:r>
-              <w:t>91% (High)</w:t>
+              <w:t>62% (Medium)</w:t>
             </w:r>
           </w:p>
         </w:tc>
@@ -2553,7 +2553,7 @@
           </w:tcPr>
           <w:p>
             <w:r>
-              <w:t>82% (Strong)</w:t>
+              <w:t>51% (Moderate)</w:t>
             </w:r>
           </w:p>
         </w:tc>
@@ -2563,7 +2563,7 @@
           </w:tcPr>
           <w:p>
             <w:r>
-              <w:t>82% (High)</w:t>
+              <w:t>59% (Medium)</w:t>
             </w:r>
           </w:p>
         </w:tc>
@@ -2615,7 +2615,7 @@
           </w:tcPr>
           <w:p>
             <w:r>
-              <w:t>91% (Strong)</w:t>
+              <w:t>71% (Moderate)</w:t>
             </w:r>
           </w:p>
         </w:tc>
@@ -2625,7 +2625,7 @@
           </w:tcPr>
           <w:p>
             <w:r>
-              <w:t>86% (High)</w:t>
+              <w:t>60% (Medium)</w:t>
             </w:r>
           </w:p>
         </w:tc>
@@ -2677,7 +2677,7 @@
           </w:tcPr>
           <w:p>
             <w:r>
-              <w:t>86% (Strong)</w:t>
+              <w:t>64% (Moderate)</w:t>
             </w:r>
           </w:p>
         </w:tc>
@@ -2687,7 +2687,7 @@
           </w:tcPr>
           <w:p>
             <w:r>
-              <w:t>83% (High)</w:t>
+              <w:t>56% (Medium)</w:t>
             </w:r>
           </w:p>
         </w:tc>
@@ -2739,7 +2739,7 @@
           </w:tcPr>
           <w:p>
             <w:r>
-              <w:t>91% (Strong)</w:t>
+              <w:t>65% (Moderate)</w:t>
             </w:r>
           </w:p>
         </w:tc>
@@ -2749,7 +2749,7 @@
           </w:tcPr>
           <w:p>
             <w:r>
-              <w:t>87% (High)</w:t>
+              <w:t>57% (Medium)</w:t>
             </w:r>
           </w:p>
         </w:tc>
@@ -2801,7 +2801,7 @@
           </w:tcPr>
           <w:p>
             <w:r>
-              <w:t>84% (Strong)</w:t>
+              <w:t>52% (Moderate)</w:t>
             </w:r>
           </w:p>
         </w:tc>
@@ -2811,7 +2811,7 @@
           </w:tcPr>
           <w:p>
             <w:r>
-              <w:t>84% (High)</w:t>
+              <w:t>55% (Medium)</w:t>
             </w:r>
           </w:p>
         </w:tc>
@@ -2863,7 +2863,7 @@
           </w:tcPr>
           <w:p>
             <w:r>
-              <w:t>85% (Strong)</w:t>
+              <w:t>57% (Moderate)</w:t>
             </w:r>
           </w:p>
         </w:tc>
@@ -2873,7 +2873,7 @@
           </w:tcPr>
           <w:p>
             <w:r>
-              <w:t>78% (High)</w:t>
+              <w:t>52% (Medium)</w:t>
             </w:r>
           </w:p>
         </w:tc>
@@ -2925,7 +2925,7 @@
           </w:tcPr>
           <w:p>
             <w:r>
-              <w:t>88% (Strong)</w:t>
+              <w:t>52% (Moderate)</w:t>
             </w:r>
           </w:p>
         </w:tc>
@@ -2935,7 +2935,7 @@
           </w:tcPr>
           <w:p>
             <w:r>
-              <w:t>81% (High)</w:t>
+              <w:t>52% (Medium)</w:t>
             </w:r>
           </w:p>
         </w:tc>
@@ -2987,7 +2987,7 @@
           </w:tcPr>
           <w:p>
             <w:r>
-              <w:t>71% (Moderate)</w:t>
+              <w:t>40% (Weak)</w:t>
             </w:r>
           </w:p>
         </w:tc>
@@ -2997,7 +2997,7 @@
           </w:tcPr>
           <w:p>
             <w:r>
-              <w:t>73% (Medium)</w:t>
+              <w:t>56% (Medium)</w:t>
             </w:r>
           </w:p>
         </w:tc>
@@ -3049,7 +3049,7 @@
           </w:tcPr>
           <w:p>
             <w:r>
-              <w:t>79% (Strong)</w:t>
+              <w:t>47% (Weak)</w:t>
             </w:r>
           </w:p>
         </w:tc>
@@ -3059,7 +3059,7 @@
           </w:tcPr>
           <w:p>
             <w:r>
-              <w:t>80% (High)</w:t>
+              <w:t>53% (Medium)</w:t>
             </w:r>
           </w:p>
         </w:tc>
@@ -3208,10 +3208,10 @@
           <w:rFonts w:ascii="Lato" w:hAnsi="Lato"/>
           <w:b/>
           <w:i w:val="0"/>
-          <w:color w:val="059669"/>
+          <w:color w:val="D97706"/>
           <w:sz w:val="18"/>
         </w:rPr>
-        <w:t>92% (High)</w:t>
+        <w:t>67% (Medium)</w:t>
       </w:r>
       <w:r>
         <w:rPr>
@@ -3231,7 +3231,7 @@
           <w:color w:val="374151"/>
           <w:sz w:val="18"/>
         </w:rPr>
-        <w:t>83% (Strong)</w:t>
+        <w:t>74% (Moderate)</w:t>
       </w:r>
       <w:r>
         <w:rPr>
@@ -3579,7 +3579,7 @@
           <w:color w:val="1E3A5F"/>
           <w:sz w:val="32"/>
         </w:rPr>
-        <w:t>02. Competitive Positioning vs Coke &amp; Pepsi</w:t>
+        <w:t>02. Taste Profile &amp; Carbonation Experience</w:t>
       </w:r>
     </w:p>
     <w:p>
@@ -3594,7 +3594,7 @@
           <w:color w:val="6B7280"/>
           <w:sz w:val="18"/>
         </w:rPr>
-        <w:t>n=142</w:t>
+        <w:t>n=200</w:t>
       </w:r>
       <w:r>
         <w:rPr>
@@ -3611,10 +3611,10 @@
           <w:rFonts w:ascii="Lato" w:hAnsi="Lato"/>
           <w:b/>
           <w:i w:val="0"/>
-          <w:color w:val="059669"/>
+          <w:color w:val="D97706"/>
           <w:sz w:val="18"/>
         </w:rPr>
-        <w:t>91% (High)</w:t>
+        <w:t>64% (Medium)</w:t>
       </w:r>
       <w:r>
         <w:rPr>
@@ -3634,7 +3634,7 @@
           <w:color w:val="374151"/>
           <w:sz w:val="18"/>
         </w:rPr>
-        <w:t>85% (Strong)</w:t>
+        <w:t>79% (Strong)</w:t>
       </w:r>
       <w:r>
         <w:rPr>
@@ -3644,7 +3644,7 @@
           <w:color w:val="6B7280"/>
           <w:sz w:val="18"/>
         </w:rPr>
-        <w:t xml:space="preserve">  |  30.1% of Dataset</w:t>
+        <w:t xml:space="preserve">  |  42.6% of Dataset</w:t>
       </w:r>
       <w:r>
         <w:rPr>
@@ -3661,10 +3661,10 @@
           <w:rFonts w:ascii="Lato" w:hAnsi="Lato"/>
           <w:b/>
           <w:i w:val="0"/>
-          <w:color w:val="D97706"/>
+          <w:color w:val="059669"/>
           <w:sz w:val="18"/>
         </w:rPr>
-        <w:t>+10%</w:t>
+        <w:t>+13%</w:t>
       </w:r>
     </w:p>
     <w:p>
@@ -3683,7 +3683,7 @@
               <a:graphicData uri="http://schemas.openxmlformats.org/drawingml/2006/picture">
                 <pic:pic>
                   <pic:nvPicPr>
-                    <pic:cNvPr id="0" name="chart_radar_INS_003.png"/>
+                    <pic:cNvPr id="0" name="chart_radar_INS_001.png"/>
                     <pic:cNvPicPr/>
                   </pic:nvPicPr>
                   <pic:blipFill>
@@ -3719,7 +3719,7 @@
           <w:color w:val="6B7280"/>
           <w:sz w:val="18"/>
         </w:rPr>
-        <w:t>Score Breakdown: Competitive Positioning vs Coke &amp; Pepsi</w:t>
+        <w:t>Score Breakdown: Taste Profile &amp; Carbonation Experience</w:t>
       </w:r>
     </w:p>
     <w:p>
@@ -3748,7 +3748,7 @@
           <w:i w:val="0"/>
           <w:sz w:val="22"/>
         </w:rPr>
-        <w:t>Competitive positioning is the second-largest theme (142 items, 30.1%) with slightly positive NSS (+9.9%). Thums Up vs Coca-Cola is the primary comparison axis, with Pepsi a distant third. Consumers frame the choice as 'bold vs smooth' with Thums Up owning 'bold'. Campa Cola appears as an emerging disruptor backed by Reliance, generating curiosity but not yet threatening loyalty.</w:t>
+        <w:t>Taste and carbonation experience is the dominant conversation (200 items, 42.4%) with positive NSS (+13%). Consumers consistently describe Thums Up as 'stronger', 'bolder', and 'more fizzy' than Coca-Cola. Temperature sensitivity is frequently noted - the drink is described as best when ice-cold. Flat or warm Thums Up receives negative commentary.</w:t>
       </w:r>
     </w:p>
     <w:p>
@@ -3777,7 +3777,7 @@
           <w:i w:val="0"/>
           <w:sz w:val="22"/>
         </w:rPr>
-        <w:t>The Indian cola market operates on a taste-intensity spectrum that Thums Up anchors at the bold end. Consumers do not see Thums Up and Coca-Cola as interchangeable - they are functionally different products that happen to be in the same category. This means Thums Up's real competitive threat is not from Coke or Pepsi directly but from any new entrant that can credibly claim the 'bold' territory (Campa's positioning bears watching).</w:t>
+        <w:t>Thums Up's core brand equity lives in its sensory extremity - consumers choose it specifically because it delivers a more intense carbonation and flavour hit than any competitor. This is not a generic cola preference but a deliberate choice of intensity. The consumer who picks Thums Up is seeking a physical sensation (the 'kick') not just a sweet drink.</w:t>
       </w:r>
     </w:p>
     <w:p>
@@ -3806,7 +3806,7 @@
           <w:i w:val="0"/>
           <w:sz w:val="22"/>
         </w:rPr>
-        <w:t>Thums Up should compete on distinctiveness rather than market share parity. The brand wins when the conversation is about taste character, and loses when it becomes about price or availability (where Coca-Cola's distribution advantage dominates). Campa Cola backed by Reliance's distribution network could be the first credible bold-positioning challenger.</w:t>
+        <w:t>Any reformulation that reduces carbonation intensity or sweetness balance risks destroying the brand's primary differentiator. The 'bold' positioning is not marketing - it is a genuine product truth that consumers validate in their own words. However, this also means the brand is temperature-dependent: warm or flat Thums Up actively damages perception.</w:t>
       </w:r>
     </w:p>
     <w:p>
@@ -3835,7 +3835,7 @@
           <w:i w:val="0"/>
           <w:sz w:val="22"/>
         </w:rPr>
-        <w:t>Monitor Campa Cola's brand positioning closely - if Reliance positions it as 'bold' or 'strong', it directly threatens Thums Up's territory. Reinforce taste differentiation in all communication. Avoid price wars that commoditise the category and erase Thums Up's distinctiveness.</w:t>
+        <w:t>Protect carbonation intensity as a non-negotiable product parameter. Invest in cold-chain infrastructure and retail visibility of chilled availability. Consider 'best served at X degrees' messaging to set expectations. Never reformulate toward a milder taste profile even if cost pressures arise.</w:t>
       </w:r>
     </w:p>
     <w:p>
@@ -3864,7 +3864,7 @@
           <w:i w:val="0"/>
           <w:sz w:val="22"/>
         </w:rPr>
-        <w:t>Track Campa Cola trial and repeat rates among Thums Up loyalists. Conduct competitive taste mapping to understand exactly where each brand sits on the intensity spectrum.</w:t>
+        <w:t>Conduct blind taste testing at different temperatures and carbonation levels to identify the minimum acceptable threshold. Measure whether chilled availability correlates with repeat purchase.</w:t>
       </w:r>
     </w:p>
     <w:p>
@@ -3895,7 +3895,7 @@
           <w:color w:val="374151"/>
           <w:sz w:val="20"/>
         </w:rPr>
-        <w:t>"Coca Cola acquired Thums Up, they didn't create a new product. Thumbs Up had been introduced in the Indian market in 1977, at a time when Coca Cola exited it. It was a very popular drink at the time of acquisition (1993) and a strong competitor to Pepsi and Coke."</w:t>
+        <w:t>"Carbonated mineral water is so so good, some of them are so refreshing when chilled"</w:t>
       </w:r>
       <w:r>
         <w:rPr>
@@ -3921,9 +3921,7 @@
           <w:color w:val="374151"/>
           <w:sz w:val="20"/>
         </w:rPr>
-        <w:t xml:space="preserve">"It's very good! Exactly the same as regular thumsup  ,it didn't even feel like zero sugar. </w:t>
-        <w:br/>
-        <w:t>In fact best in the zero sugar segment. Before this I was drinking Coke zero which I like better than Diet coke."</w:t>
+        <w:t>"Dr. Pepper is famously not really meant to taste like anything in particular. I think the official story is that the guy wanted it to taste like the way his soda shop smelled? Which could explain why some people interpret it as a mix of flavors but won’t really get it right"</w:t>
       </w:r>
       <w:r>
         <w:rPr>
@@ -3933,7 +3931,7 @@
           <w:color w:val="6B7280"/>
           <w:sz w:val="18"/>
         </w:rPr>
-        <w:t xml:space="preserve">  - reddit</w:t>
+        <w:t xml:space="preserve">  - youtube</w:t>
       </w:r>
     </w:p>
     <w:p>
@@ -3949,13 +3947,15 @@
           <w:color w:val="374151"/>
           <w:sz w:val="20"/>
         </w:rPr>
-        <w:t>"These days... thumsup dena bhaiya,</w:t>
+        <w:t>"Dad superpowers:</w:t>
         <w:br/>
-        <w:t>Shopkeeper - Nahi hai Coke/Pepsi dedu</w:t>
+        <w:t>1. Immune to mom</w:t>
         <w:br/>
-        <w:t>Me- Nahi Bhaiya, paani dedo fir 1 ltr wala</w:t>
+        <w:t>2. Immune to spicy food</w:t>
         <w:br/>
-        <w:t>Thumbs-up is next level"</w:t>
+        <w:t>3. Immune to bad tastes</w:t>
+        <w:br/>
+        <w:t>4.Doesn't waste food"</w:t>
       </w:r>
       <w:r>
         <w:rPr>
@@ -3988,7 +3988,7 @@
           <w:color w:val="1E3A5F"/>
           <w:sz w:val="32"/>
         </w:rPr>
-        <w:t>03. Taste Profile &amp; Carbonation Experience</w:t>
+        <w:t>03. Competitive Positioning vs Coke &amp; Pepsi</w:t>
       </w:r>
     </w:p>
     <w:p>
@@ -4003,7 +4003,7 @@
           <w:color w:val="6B7280"/>
           <w:sz w:val="18"/>
         </w:rPr>
-        <w:t>n=200</w:t>
+        <w:t>n=142</w:t>
       </w:r>
       <w:r>
         <w:rPr>
@@ -4020,10 +4020,10 @@
           <w:rFonts w:ascii="Lato" w:hAnsi="Lato"/>
           <w:b/>
           <w:i w:val="0"/>
-          <w:color w:val="059669"/>
+          <w:color w:val="D97706"/>
           <w:sz w:val="18"/>
         </w:rPr>
-        <w:t>90% (High)</w:t>
+        <w:t>62% (Medium)</w:t>
       </w:r>
       <w:r>
         <w:rPr>
@@ -4043,7 +4043,7 @@
           <w:color w:val="374151"/>
           <w:sz w:val="18"/>
         </w:rPr>
-        <w:t>87% (Strong)</w:t>
+        <w:t>65% (Moderate)</w:t>
       </w:r>
       <w:r>
         <w:rPr>
@@ -4053,7 +4053,7 @@
           <w:color w:val="6B7280"/>
           <w:sz w:val="18"/>
         </w:rPr>
-        <w:t xml:space="preserve">  |  42.6% of Dataset</w:t>
+        <w:t xml:space="preserve">  |  30.1% of Dataset</w:t>
       </w:r>
       <w:r>
         <w:rPr>
@@ -4070,10 +4070,10 @@
           <w:rFonts w:ascii="Lato" w:hAnsi="Lato"/>
           <w:b/>
           <w:i w:val="0"/>
-          <w:color w:val="059669"/>
+          <w:color w:val="D97706"/>
           <w:sz w:val="18"/>
         </w:rPr>
-        <w:t>+13%</w:t>
+        <w:t>+10%</w:t>
       </w:r>
     </w:p>
     <w:p>
@@ -4092,7 +4092,7 @@
               <a:graphicData uri="http://schemas.openxmlformats.org/drawingml/2006/picture">
                 <pic:pic>
                   <pic:nvPicPr>
-                    <pic:cNvPr id="0" name="chart_radar_INS_001.png"/>
+                    <pic:cNvPr id="0" name="chart_radar_INS_003.png"/>
                     <pic:cNvPicPr/>
                   </pic:nvPicPr>
                   <pic:blipFill>
@@ -4128,7 +4128,7 @@
           <w:color w:val="6B7280"/>
           <w:sz w:val="18"/>
         </w:rPr>
-        <w:t>Score Breakdown: Taste Profile &amp; Carbonation Experience</w:t>
+        <w:t>Score Breakdown: Competitive Positioning vs Coke &amp; Pepsi</w:t>
       </w:r>
     </w:p>
     <w:p>
@@ -4157,7 +4157,7 @@
           <w:i w:val="0"/>
           <w:sz w:val="22"/>
         </w:rPr>
-        <w:t>Taste and carbonation experience is the dominant conversation (200 items, 42.4%) with positive NSS (+13%). Consumers consistently describe Thums Up as 'stronger', 'bolder', and 'more fizzy' than Coca-Cola. Temperature sensitivity is frequently noted - the drink is described as best when ice-cold. Flat or warm Thums Up receives negative commentary.</w:t>
+        <w:t>Competitive positioning is the second-largest theme (142 items, 30.1%) with slightly positive NSS (+9.9%). Thums Up vs Coca-Cola is the primary comparison axis, with Pepsi a distant third. Consumers frame the choice as 'bold vs smooth' with Thums Up owning 'bold'. Campa Cola appears as an emerging disruptor backed by Reliance, generating curiosity but not yet threatening loyalty.</w:t>
       </w:r>
     </w:p>
     <w:p>
@@ -4186,7 +4186,7 @@
           <w:i w:val="0"/>
           <w:sz w:val="22"/>
         </w:rPr>
-        <w:t>Thums Up's core brand equity lives in its sensory extremity - consumers choose it specifically because it delivers a more intense carbonation and flavour hit than any competitor. This is not a generic cola preference but a deliberate choice of intensity. The consumer who picks Thums Up is seeking a physical sensation (the 'kick') not just a sweet drink.</w:t>
+        <w:t>The Indian cola market operates on a taste-intensity spectrum that Thums Up anchors at the bold end. Consumers do not see Thums Up and Coca-Cola as interchangeable - they are functionally different products that happen to be in the same category. This means Thums Up's real competitive threat is not from Coke or Pepsi directly but from any new entrant that can credibly claim the 'bold' territory (Campa's positioning bears watching).</w:t>
       </w:r>
     </w:p>
     <w:p>
@@ -4215,7 +4215,7 @@
           <w:i w:val="0"/>
           <w:sz w:val="22"/>
         </w:rPr>
-        <w:t>Any reformulation that reduces carbonation intensity or sweetness balance risks destroying the brand's primary differentiator. The 'bold' positioning is not marketing - it is a genuine product truth that consumers validate in their own words. However, this also means the brand is temperature-dependent: warm or flat Thums Up actively damages perception.</w:t>
+        <w:t>Thums Up should compete on distinctiveness rather than market share parity. The brand wins when the conversation is about taste character, and loses when it becomes about price or availability (where Coca-Cola's distribution advantage dominates). Campa Cola backed by Reliance's distribution network could be the first credible bold-positioning challenger.</w:t>
       </w:r>
     </w:p>
     <w:p>
@@ -4244,7 +4244,7 @@
           <w:i w:val="0"/>
           <w:sz w:val="22"/>
         </w:rPr>
-        <w:t>Protect carbonation intensity as a non-negotiable product parameter. Invest in cold-chain infrastructure and retail visibility of chilled availability. Consider 'best served at X degrees' messaging to set expectations. Never reformulate toward a milder taste profile even if cost pressures arise.</w:t>
+        <w:t>Monitor Campa Cola's brand positioning closely - if Reliance positions it as 'bold' or 'strong', it directly threatens Thums Up's territory. Reinforce taste differentiation in all communication. Avoid price wars that commoditise the category and erase Thums Up's distinctiveness.</w:t>
       </w:r>
     </w:p>
     <w:p>
@@ -4273,7 +4273,7 @@
           <w:i w:val="0"/>
           <w:sz w:val="22"/>
         </w:rPr>
-        <w:t>Conduct blind taste testing at different temperatures and carbonation levels to identify the minimum acceptable threshold. Measure whether chilled availability correlates with repeat purchase.</w:t>
+        <w:t>Track Campa Cola trial and repeat rates among Thums Up loyalists. Conduct competitive taste mapping to understand exactly where each brand sits on the intensity spectrum.</w:t>
       </w:r>
     </w:p>
     <w:p>
@@ -4304,7 +4304,7 @@
           <w:color w:val="374151"/>
           <w:sz w:val="20"/>
         </w:rPr>
-        <w:t>"Carbonated mineral water is so so good, some of them are so refreshing when chilled"</w:t>
+        <w:t>"Coca Cola acquired Thums Up, they didn't create a new product. Thumbs Up had been introduced in the Indian market in 1977, at a time when Coca Cola exited it. It was a very popular drink at the time of acquisition (1993) and a strong competitor to Pepsi and Coke."</w:t>
       </w:r>
       <w:r>
         <w:rPr>
@@ -4330,7 +4330,9 @@
           <w:color w:val="374151"/>
           <w:sz w:val="20"/>
         </w:rPr>
-        <w:t>"Dr. Pepper is famously not really meant to taste like anything in particular. I think the official story is that the guy wanted it to taste like the way his soda shop smelled? Which could explain why some people interpret it as a mix of flavors but won’t really get it right"</w:t>
+        <w:t xml:space="preserve">"It's very good! Exactly the same as regular thumsup  ,it didn't even feel like zero sugar. </w:t>
+        <w:br/>
+        <w:t>In fact best in the zero sugar segment. Before this I was drinking Coke zero which I like better than Diet coke."</w:t>
       </w:r>
       <w:r>
         <w:rPr>
@@ -4340,7 +4342,7 @@
           <w:color w:val="6B7280"/>
           <w:sz w:val="18"/>
         </w:rPr>
-        <w:t xml:space="preserve">  - youtube</w:t>
+        <w:t xml:space="preserve">  - reddit</w:t>
       </w:r>
     </w:p>
     <w:p>
@@ -4356,15 +4358,13 @@
           <w:color w:val="374151"/>
           <w:sz w:val="20"/>
         </w:rPr>
-        <w:t>"Dad superpowers:</w:t>
+        <w:t>"These days... thumsup dena bhaiya,</w:t>
         <w:br/>
-        <w:t>1. Immune to mom</w:t>
+        <w:t>Shopkeeper - Nahi hai Coke/Pepsi dedu</w:t>
         <w:br/>
-        <w:t>2. Immune to spicy food</w:t>
+        <w:t>Me- Nahi Bhaiya, paani dedo fir 1 ltr wala</w:t>
         <w:br/>
-        <w:t>3. Immune to bad tastes</w:t>
-        <w:br/>
-        <w:t>4.Doesn't waste food"</w:t>
+        <w:t>Thumbs-up is next level"</w:t>
       </w:r>
       <w:r>
         <w:rPr>
@@ -4397,7 +4397,7 @@
           <w:color w:val="1E3A5F"/>
           <w:sz w:val="32"/>
         </w:rPr>
-        <w:t>04. Brand Loyalty &amp; Emotional Connection</w:t>
+        <w:t>04. Health Concerns &amp; Sugar Debate</w:t>
       </w:r>
     </w:p>
     <w:p>
@@ -4412,7 +4412,7 @@
           <w:color w:val="6B7280"/>
           <w:sz w:val="18"/>
         </w:rPr>
-        <w:t>n=46</w:t>
+        <w:t>n=76</w:t>
       </w:r>
       <w:r>
         <w:rPr>
@@ -4429,10 +4429,10 @@
           <w:rFonts w:ascii="Lato" w:hAnsi="Lato"/>
           <w:b/>
           <w:i w:val="0"/>
-          <w:color w:val="059669"/>
+          <w:color w:val="D97706"/>
           <w:sz w:val="18"/>
         </w:rPr>
-        <w:t>87% (High)</w:t>
+        <w:t>60% (Medium)</w:t>
       </w:r>
       <w:r>
         <w:rPr>
@@ -4452,7 +4452,7 @@
           <w:color w:val="374151"/>
           <w:sz w:val="18"/>
         </w:rPr>
-        <w:t>91% (Strong)</w:t>
+        <w:t>71% (Moderate)</w:t>
       </w:r>
       <w:r>
         <w:rPr>
@@ -4462,7 +4462,7 @@
           <w:color w:val="6B7280"/>
           <w:sz w:val="18"/>
         </w:rPr>
-        <w:t xml:space="preserve">  |  11.2% of Dataset</w:t>
+        <w:t xml:space="preserve">  |  16.1% of Dataset</w:t>
       </w:r>
       <w:r>
         <w:rPr>
@@ -4479,10 +4479,10 @@
           <w:rFonts w:ascii="Lato" w:hAnsi="Lato"/>
           <w:b/>
           <w:i w:val="0"/>
-          <w:color w:val="059669"/>
+          <w:color w:val="DC2626"/>
           <w:sz w:val="18"/>
         </w:rPr>
-        <w:t>+54%</w:t>
+        <w:t>-37%</w:t>
       </w:r>
     </w:p>
     <w:p>
@@ -4501,7 +4501,7 @@
               <a:graphicData uri="http://schemas.openxmlformats.org/drawingml/2006/picture">
                 <pic:pic>
                   <pic:nvPicPr>
-                    <pic:cNvPr id="0" name="chart_radar_INS_006.png"/>
+                    <pic:cNvPr id="0" name="chart_radar_INS_004.png"/>
                     <pic:cNvPicPr/>
                   </pic:nvPicPr>
                   <pic:blipFill>
@@ -4537,7 +4537,7 @@
           <w:color w:val="6B7280"/>
           <w:sz w:val="18"/>
         </w:rPr>
-        <w:t>Score Breakdown: Brand Loyalty &amp; Emotional Connection</w:t>
+        <w:t>Score Breakdown: Health Concerns &amp; Sugar Debate</w:t>
       </w:r>
     </w:p>
     <w:p>
@@ -4566,7 +4566,7 @@
           <w:i w:val="0"/>
           <w:sz w:val="22"/>
         </w:rPr>
-        <w:t>Brand loyalty is intensely positive (+54.4% NSS, 46 items, 9.8%) with consumers using declarative language ('nothing beats it', 'always my first choice', 'die-hard fan'). Loyalty appears to be taste-driven rather than marketing-driven - consumers cite the flavour as their reason, not advertising.</w:t>
+        <w:t>Health concerns represent 16.1% of conversation (76 items) with the most negative sentiment in the dataset (-36.8%). Sugar content, caffeine effects, diabetes risk, and cancer associations dominate. The conversation is not specific to Thums Up but applies to all colas. Academic papers in the corpus reinforce health risks with clinical evidence.</w:t>
       </w:r>
     </w:p>
     <w:p>
@@ -4595,7 +4595,7 @@
           <w:i w:val="0"/>
           <w:sz w:val="22"/>
         </w:rPr>
-        <w:t>Thums Up loyalty operates at the identity level, not the preference level. Loyal consumers do not just 'prefer' Thums Up - they define part of their identity through it. This is closer to how motorcycle enthusiasts relate to Royal Enfield than how most people relate to a beverage. The loyalty is self-reinforcing: choosing Thums Up signals boldness, which attracts consumers who want to signal boldness.</w:t>
+        <w:t>Health consciousness is the structural headwind for the entire cola category in India, and Thums Up is not immune. The health conversation is intensifying as India's diabetes epidemic grows and consumers become more nutrition-literate. Unlike Western markets where diet/zero variants have partially addressed this, Indian consumers remain sceptical of zero-sugar alternatives (see THM_007).</w:t>
       </w:r>
     </w:p>
     <w:p>
@@ -4624,7 +4624,7 @@
           <w:i w:val="0"/>
           <w:sz w:val="22"/>
         </w:rPr>
-        <w:t>The loyalty base is deep but may be narrow. The identity-level attachment means loyal consumers are extremely resistant to switching, but it also means the brand may not appeal to consumers who do not identify with 'bold' or 'strong' archetypes. Growth requires widening the appeal without diluting the identity.</w:t>
+        <w:t>Thums Up cannot outrun the health narrative - it must navigate it. Ignoring health concerns risks slow erosion as health-conscious consumers quietly switch to alternatives. But over-indexing on health (reformulation, health claims) risks alienating the core consumer who explicitly chooses Thums Up for its bold, unapologetic character.</w:t>
       </w:r>
     </w:p>
     <w:p>
@@ -4653,7 +4653,7 @@
           <w:i w:val="0"/>
           <w:sz w:val="22"/>
         </w:rPr>
-        <w:t>Protect the loyalty base by never compromising on product experience. Use loyal consumers as brand advocates through user-generated content campaigns. Do not try to make Thums Up appeal to everyone - the strength is in its polarising character. Growth should come from converting the 'curious but not yet tried' segment, not from softening the brand.</w:t>
+        <w:t>Do not reformulate the flagship product. Instead, ensure the zero-sugar variant is genuinely good and widely available as a 'permission to keep drinking' option. Avoid making health claims for any variant. Position the brand as an informed indulgence ('you know what it is, and you choose it anyway') rather than trying to be healthy.</w:t>
       </w:r>
     </w:p>
     <w:p>
@@ -4682,7 +4682,7 @@
           <w:i w:val="0"/>
           <w:sz w:val="22"/>
         </w:rPr>
-        <w:t>Measure the loyalty-to-advocacy conversion rate. Survey to understand whether Thums Up loyalty is generational (inherited from parents) or individually adopted.</w:t>
+        <w:t>Track the proportion of health-concern mentions over time to measure whether the headwind is accelerating. Survey lapsed Thums Up drinkers to understand whether health was the primary reason for switching.</w:t>
       </w:r>
     </w:p>
     <w:p>
@@ -4713,7 +4713,7 @@
           <w:color w:val="374151"/>
           <w:sz w:val="20"/>
         </w:rPr>
-        <w:t>"I 100% agree with you about the Fanta Beetlejuice apple. It was great. I like that it wasn't the typical sour apple."</w:t>
+        <w:t>"It “probably” is a better option? You don’t have to be a doctor to know that a Coke has 155 calories which is 416.67% more calories that’s in a 30 calorie OLIPOP Vintage Cola. 39 grams of sugar in a regular coke which is 89.74% more of the sugar content that is in a OLIPOP Vintage cola."</w:t>
       </w:r>
       <w:r>
         <w:rPr>
@@ -4739,7 +4739,7 @@
           <w:color w:val="374151"/>
           <w:sz w:val="20"/>
         </w:rPr>
-        <w:t>"As a Mexican I recommend drinking mineral water with salt and lime juice. Its so tasty and addicting. And helps with hangovers"</w:t>
+        <w:t>"Kids in the comment complaining about less sugars in their drink. Bro compromise with the taste, atleast you are not drinking diabetes in a glass like the americans."</w:t>
       </w:r>
       <w:r>
         <w:rPr>
@@ -4749,7 +4749,7 @@
           <w:color w:val="6B7280"/>
           <w:sz w:val="18"/>
         </w:rPr>
-        <w:t xml:space="preserve">  - youtube</w:t>
+        <w:t xml:space="preserve">  - reddit</w:t>
       </w:r>
     </w:p>
     <w:p>
@@ -4765,7 +4765,7 @@
           <w:color w:val="374151"/>
           <w:sz w:val="20"/>
         </w:rPr>
-        <w:t>"It's not rip off, it's in the market for last 50 years, unethically acquired by Coca Cola. They even altered the taste so that brand vanishes but Indians are very loyal even after 3 decades of takeover."</w:t>
+        <w:t>"I asked my dentist and she said it's totally fine to drink carbonated water. Sugar and acidity are the problem."</w:t>
       </w:r>
       <w:r>
         <w:rPr>
@@ -4798,7 +4798,7 @@
           <w:color w:val="1E3A5F"/>
           <w:sz w:val="32"/>
         </w:rPr>
-        <w:t>05. Health Concerns &amp; Sugar Debate</w:t>
+        <w:t>05. Advertising, Cricket &amp; Brand Ambassadors</w:t>
       </w:r>
     </w:p>
     <w:p>
@@ -4813,7 +4813,7 @@
           <w:color w:val="6B7280"/>
           <w:sz w:val="18"/>
         </w:rPr>
-        <w:t>n=76</w:t>
+        <w:t>n=85</w:t>
       </w:r>
       <w:r>
         <w:rPr>
@@ -4830,10 +4830,10 @@
           <w:rFonts w:ascii="Lato" w:hAnsi="Lato"/>
           <w:b/>
           <w:i w:val="0"/>
-          <w:color w:val="059669"/>
+          <w:color w:val="D97706"/>
           <w:sz w:val="18"/>
         </w:rPr>
-        <w:t>86% (High)</w:t>
+        <w:t>59% (Medium)</w:t>
       </w:r>
       <w:r>
         <w:rPr>
@@ -4853,7 +4853,7 @@
           <w:color w:val="374151"/>
           <w:sz w:val="18"/>
         </w:rPr>
-        <w:t>91% (Strong)</w:t>
+        <w:t>51% (Moderate)</w:t>
       </w:r>
       <w:r>
         <w:rPr>
@@ -4863,7 +4863,7 @@
           <w:color w:val="6B7280"/>
           <w:sz w:val="18"/>
         </w:rPr>
-        <w:t xml:space="preserve">  |  16.1% of Dataset</w:t>
+        <w:t xml:space="preserve">  |  18.4% of Dataset</w:t>
       </w:r>
       <w:r>
         <w:rPr>
@@ -4880,10 +4880,10 @@
           <w:rFonts w:ascii="Lato" w:hAnsi="Lato"/>
           <w:b/>
           <w:i w:val="0"/>
-          <w:color w:val="DC2626"/>
+          <w:color w:val="059669"/>
           <w:sz w:val="18"/>
         </w:rPr>
-        <w:t>-37%</w:t>
+        <w:t>+19%</w:t>
       </w:r>
     </w:p>
     <w:p>
@@ -4902,7 +4902,7 @@
               <a:graphicData uri="http://schemas.openxmlformats.org/drawingml/2006/picture">
                 <pic:pic>
                   <pic:nvPicPr>
-                    <pic:cNvPr id="0" name="chart_radar_INS_004.png"/>
+                    <pic:cNvPr id="0" name="chart_radar_INS_008.png"/>
                     <pic:cNvPicPr/>
                   </pic:nvPicPr>
                   <pic:blipFill>
@@ -4938,7 +4938,7 @@
           <w:color w:val="6B7280"/>
           <w:sz w:val="18"/>
         </w:rPr>
-        <w:t>Score Breakdown: Health Concerns &amp; Sugar Debate</w:t>
+        <w:t>Score Breakdown: Advertising, Cricket &amp; Brand Ambassadors</w:t>
       </w:r>
     </w:p>
     <w:p>
@@ -4967,7 +4967,7 @@
           <w:i w:val="0"/>
           <w:sz w:val="22"/>
         </w:rPr>
-        <w:t>Health concerns represent 16.1% of conversation (76 items) with the most negative sentiment in the dataset (-36.8%). Sugar content, caffeine effects, diabetes risk, and cancer associations dominate. The conversation is not specific to Thums Up but applies to all colas. Academic papers in the corpus reinforce health risks with clinical evidence.</w:t>
+        <w:t>Advertising and cricket sponsorship represent 18% of conversation (85 items) with positive NSS (+18.8%). Salman Khan's association is recognised but not universally loved. Cricket sponsorship (IPL) generates significant visibility. The 'toofani' (stormy/wild) tagline has cultural penetration. Stunt-based advertising is remembered but sometimes seen as over-the-top.</w:t>
       </w:r>
     </w:p>
     <w:p>
@@ -4996,7 +4996,7 @@
           <w:i w:val="0"/>
           <w:sz w:val="22"/>
         </w:rPr>
-        <w:t>Health consciousness is the structural headwind for the entire cola category in India, and Thums Up is not immune. The health conversation is intensifying as India's diabetes epidemic grows and consumers become more nutrition-literate. Unlike Western markets where diet/zero variants have partially addressed this, Indian consumers remain sceptical of zero-sugar alternatives (see THM_007).</w:t>
+        <w:t>Thums Up's advertising works because it amplifies the product truth (boldness) rather than creating a disconnected aspiration. The cricket-stunt-masculinity advertising universe is coherent and reinforcing. However, the exclusively masculine positioning may be creating a ceiling - women are almost entirely absent from the brand conversation, which represents a significant untapped volume opportunity.</w:t>
       </w:r>
     </w:p>
     <w:p>
@@ -5025,7 +5025,7 @@
           <w:i w:val="0"/>
           <w:sz w:val="22"/>
         </w:rPr>
-        <w:t>Thums Up cannot outrun the health narrative - it must navigate it. Ignoring health concerns risks slow erosion as health-conscious consumers quietly switch to alternatives. But over-indexing on health (reformulation, health claims) risks alienating the core consumer who explicitly chooses Thums Up for its bold, unapologetic character.</w:t>
+        <w:t>The current advertising strategy is effective for the core male 18-35 audience but self-limiting. The brand's cultural presence is disproportionately through cricket and action, which codes as masculine entertainment. Expanding the brand's cultural footprint without abandoning the 'bold' identity requires new occasion and context advertising rather than new personality advertising.</w:t>
       </w:r>
     </w:p>
     <w:p>
@@ -5054,7 +5054,7 @@
           <w:i w:val="0"/>
           <w:sz w:val="22"/>
         </w:rPr>
-        <w:t>Do not reformulate the flagship product. Instead, ensure the zero-sugar variant is genuinely good and widely available as a 'permission to keep drinking' option. Avoid making health claims for any variant. Position the brand as an informed indulgence ('you know what it is, and you choose it anyway') rather than trying to be healthy.</w:t>
+        <w:t>Maintain cricket sponsorship and action-oriented creative for the core audience. Test food-pairing advertising (biryani, street food) as a gender-neutral entry point that expands reach without diluting brand character. Avoid directly targeting women with softened messaging - instead, create occasions where women naturally encounter the brand in a context that feels authentic.</w:t>
       </w:r>
     </w:p>
     <w:p>
@@ -5083,7 +5083,7 @@
           <w:i w:val="0"/>
           <w:sz w:val="22"/>
         </w:rPr>
-        <w:t>Track the proportion of health-concern mentions over time to measure whether the headwind is accelerating. Survey lapsed Thums Up drinkers to understand whether health was the primary reason for switching.</w:t>
+        <w:t>Measure brand consideration by gender to quantify the gender gap. Test food-pairing creative vs. stunt creative for recall and purchase intent across demographics.</w:t>
       </w:r>
     </w:p>
     <w:p>
@@ -5114,7 +5114,7 @@
           <w:color w:val="374151"/>
           <w:sz w:val="20"/>
         </w:rPr>
-        <w:t>"It “probably” is a better option? You don’t have to be a doctor to know that a Coke has 155 calories which is 416.67% more calories that’s in a 30 calorie OLIPOP Vintage Cola. 39 grams of sugar in a regular coke which is 89.74% more of the sugar content that is in a OLIPOP Vintage cola."</w:t>
+        <w:t>"Had this one myself! Years later when I joined advertising, I met someone who’d designed these for Parle! Was surreal."</w:t>
       </w:r>
       <w:r>
         <w:rPr>
@@ -5124,7 +5124,7 @@
           <w:color w:val="6B7280"/>
           <w:sz w:val="18"/>
         </w:rPr>
-        <w:t xml:space="preserve">  - youtube</w:t>
+        <w:t xml:space="preserve">  - reddit</w:t>
       </w:r>
     </w:p>
     <w:p>
@@ -5140,7 +5140,7 @@
           <w:color w:val="374151"/>
           <w:sz w:val="20"/>
         </w:rPr>
-        <w:t>"Kids in the comment complaining about less sugars in their drink. Bro compromise with the taste, atleast you are not drinking diabetes in a glass like the americans."</w:t>
+        <w:t>"I was bracing myself for a sponsored video but instead Sammy delivered a DIY hack."</w:t>
       </w:r>
       <w:r>
         <w:rPr>
@@ -5150,7 +5150,7 @@
           <w:color w:val="6B7280"/>
           <w:sz w:val="18"/>
         </w:rPr>
-        <w:t xml:space="preserve">  - reddit</w:t>
+        <w:t xml:space="preserve">  - youtube</w:t>
       </w:r>
     </w:p>
     <w:p>
@@ -5166,7 +5166,7 @@
           <w:color w:val="374151"/>
           <w:sz w:val="20"/>
         </w:rPr>
-        <w:t>"I asked my dentist and she said it's totally fine to drink carbonated water. Sugar and acidity are the problem."</w:t>
+        <w:t>"Can this guy do Fifa world cup song? Long time since we had a good one! K'naan okke pole oru worldwide item!"</w:t>
       </w:r>
       <w:r>
         <w:rPr>
@@ -5176,7 +5176,7 @@
           <w:color w:val="6B7280"/>
           <w:sz w:val="18"/>
         </w:rPr>
-        <w:t xml:space="preserve">  - youtube</w:t>
+        <w:t xml:space="preserve">  - reddit</w:t>
       </w:r>
     </w:p>
     <w:p>
@@ -5199,7 +5199,7 @@
           <w:color w:val="1E3A5F"/>
           <w:sz w:val="32"/>
         </w:rPr>
-        <w:t>06. Zero Sugar &amp; Product Innovation</w:t>
+        <w:t>06. Brand Loyalty &amp; Emotional Connection</w:t>
       </w:r>
     </w:p>
     <w:p>
@@ -5214,7 +5214,7 @@
           <w:color w:val="6B7280"/>
           <w:sz w:val="18"/>
         </w:rPr>
-        <w:t>n=44</w:t>
+        <w:t>n=46</w:t>
       </w:r>
       <w:r>
         <w:rPr>
@@ -5231,10 +5231,10 @@
           <w:rFonts w:ascii="Lato" w:hAnsi="Lato"/>
           <w:b/>
           <w:i w:val="0"/>
-          <w:color w:val="059669"/>
+          <w:color w:val="D97706"/>
           <w:sz w:val="18"/>
         </w:rPr>
-        <w:t>84% (High)</w:t>
+        <w:t>57% (Medium)</w:t>
       </w:r>
       <w:r>
         <w:rPr>
@@ -5254,7 +5254,7 @@
           <w:color w:val="374151"/>
           <w:sz w:val="18"/>
         </w:rPr>
-        <w:t>84% (Strong)</w:t>
+        <w:t>65% (Moderate)</w:t>
       </w:r>
       <w:r>
         <w:rPr>
@@ -5264,7 +5264,7 @@
           <w:color w:val="6B7280"/>
           <w:sz w:val="18"/>
         </w:rPr>
-        <w:t xml:space="preserve">  |  9.3% of Dataset</w:t>
+        <w:t xml:space="preserve">  |  11.2% of Dataset</w:t>
       </w:r>
       <w:r>
         <w:rPr>
@@ -5281,10 +5281,10 @@
           <w:rFonts w:ascii="Lato" w:hAnsi="Lato"/>
           <w:b/>
           <w:i w:val="0"/>
-          <w:color w:val="DC2626"/>
+          <w:color w:val="059669"/>
           <w:sz w:val="18"/>
         </w:rPr>
-        <w:t>-16%</w:t>
+        <w:t>+54%</w:t>
       </w:r>
     </w:p>
     <w:p>
@@ -5303,7 +5303,7 @@
               <a:graphicData uri="http://schemas.openxmlformats.org/drawingml/2006/picture">
                 <pic:pic>
                   <pic:nvPicPr>
-                    <pic:cNvPr id="0" name="chart_radar_INS_007.png"/>
+                    <pic:cNvPr id="0" name="chart_radar_INS_006.png"/>
                     <pic:cNvPicPr/>
                   </pic:nvPicPr>
                   <pic:blipFill>
@@ -5339,7 +5339,7 @@
           <w:color w:val="6B7280"/>
           <w:sz w:val="18"/>
         </w:rPr>
-        <w:t>Score Breakdown: Zero Sugar &amp; Product Innovation</w:t>
+        <w:t>Score Breakdown: Brand Loyalty &amp; Emotional Connection</w:t>
       </w:r>
     </w:p>
     <w:p>
@@ -5368,7 +5368,7 @@
           <w:i w:val="0"/>
           <w:sz w:val="22"/>
         </w:rPr>
-        <w:t>Zero sugar and product innovation accounts for 9.3% (44 items) with notably negative sentiment (-15.9%). Consumers are divided: some appreciate the option, others find the taste inferior ('doesn't taste like real Thums Up'). The zero-sugar variant is compared unfavourably to Coke Zero. New variants (Charged, Thunder) receive mixed reception.</w:t>
+        <w:t>Brand loyalty is intensely positive (+54.4% NSS, 46 items, 9.8%) with consumers using declarative language ('nothing beats it', 'always my first choice', 'die-hard fan'). Loyalty appears to be taste-driven rather than marketing-driven - consumers cite the flavour as their reason, not advertising.</w:t>
       </w:r>
     </w:p>
     <w:p>
@@ -5397,7 +5397,7 @@
           <w:i w:val="0"/>
           <w:sz w:val="22"/>
         </w:rPr>
-        <w:t>Thums Up's core consumers are suspicious of product extensions because they perceive them as dilutions of the original's character. The zero-sugar variant faces a double challenge: it must taste like Thums Up (which is defined by its bold sweetness) while removing the sugar that creates that boldness. Consumers feel that if they wanted a milder drink, they would switch brands - they chose Thums Up for the full experience.</w:t>
+        <w:t>Thums Up loyalty operates at the identity level, not the preference level. Loyal consumers do not just 'prefer' Thums Up - they define part of their identity through it. This is closer to how motorcycle enthusiasts relate to Royal Enfield than how most people relate to a beverage. The loyalty is self-reinforcing: choosing Thums Up signals boldness, which attracts consumers who want to signal boldness.</w:t>
       </w:r>
     </w:p>
     <w:p>
@@ -5426,7 +5426,7 @@
           <w:i w:val="0"/>
           <w:sz w:val="22"/>
         </w:rPr>
-        <w:t>Product innovation for Thums Up must respect the 'bold' contract. Variants that feel like compromises will be rejected. The zero-sugar variant needs to match the original's intensity profile or it will remain a niche product rather than a meaningful health migration path.</w:t>
+        <w:t>The loyalty base is deep but may be narrow. The identity-level attachment means loyal consumers are extremely resistant to switching, but it also means the brand may not appeal to consumers who do not identify with 'bold' or 'strong' archetypes. Growth requires widening the appeal without diluting the identity.</w:t>
       </w:r>
     </w:p>
     <w:p>
@@ -5455,7 +5455,7 @@
           <w:i w:val="0"/>
           <w:sz w:val="22"/>
         </w:rPr>
-        <w:t>Invest in zero-sugar reformulation to close the taste gap with the original - this is the single highest-value product investment for health-conscious consumer retention. For new variants, ensure each has a clear 'bolder than' positioning rather than a 'different from' positioning.</w:t>
+        <w:t>Protect the loyalty base by never compromising on product experience. Use loyal consumers as brand advocates through user-generated content campaigns. Do not try to make Thums Up appeal to everyone - the strength is in its polarising character. Growth should come from converting the 'curious but not yet tried' segment, not from softening the brand.</w:t>
       </w:r>
     </w:p>
     <w:p>
@@ -5484,7 +5484,7 @@
           <w:i w:val="0"/>
           <w:sz w:val="22"/>
         </w:rPr>
-        <w:t>Conduct blind taste comparison between Thums Up Zero and Coke Zero among Thums Up loyalists. Measure willingness to switch to zero-sugar if taste parity were achieved.</w:t>
+        <w:t>Measure the loyalty-to-advocacy conversion rate. Survey to understand whether Thums Up loyalty is generational (inherited from parents) or individually adopted.</w:t>
       </w:r>
     </w:p>
     <w:p>
@@ -5515,9 +5515,7 @@
           <w:color w:val="374151"/>
           <w:sz w:val="20"/>
         </w:rPr>
-        <w:t xml:space="preserve">"It's very good! Exactly the same as regular thumsup  ,it didn't even feel like zero sugar. </w:t>
-        <w:br/>
-        <w:t>In fact best in the zero sugar segment. Before this I was drinking Coke zero which I like better than Diet coke."</w:t>
+        <w:t>"I 100% agree with you about the Fanta Beetlejuice apple. It was great. I like that it wasn't the typical sour apple."</w:t>
       </w:r>
       <w:r>
         <w:rPr>
@@ -5527,7 +5525,7 @@
           <w:color w:val="6B7280"/>
           <w:sz w:val="18"/>
         </w:rPr>
-        <w:t xml:space="preserve">  - reddit</w:t>
+        <w:t xml:space="preserve">  - youtube</w:t>
       </w:r>
     </w:p>
     <w:p>
@@ -5543,16 +5541,7 @@
           <w:color w:val="374151"/>
           <w:sz w:val="20"/>
         </w:rPr>
-        <w:t>"Zero sugar cold drink ❎</w:t>
-        <w:br/>
-        <w:t>Colourful water ✅</w:t>
-        <w:br/>
-        <w:br/>
-        <w:t>EDIT:- jo sweetener bol raha hai unke liye ---</w:t>
-        <w:br/>
-        <w:t>Colourful water ❎</w:t>
-        <w:br/>
-        <w:t>Sweetener ✅"</w:t>
+        <w:t>"As a Mexican I recommend drinking mineral water with salt and lime juice. Its so tasty and addicting. And helps with hangovers"</w:t>
       </w:r>
       <w:r>
         <w:rPr>
@@ -5578,7 +5567,7 @@
           <w:color w:val="374151"/>
           <w:sz w:val="20"/>
         </w:rPr>
-        <w:t>"Thums Up has a stronger taste than Coca Cola. When Coca Cola Company withdrew its business from India in 1977, Parle Drinks launched Thums Up in 1977 to take the market share of withdrawn Coca Cola and it became the most popular Cola in India."</w:t>
+        <w:t>"It's not rip off, it's in the market for last 50 years, unethically acquired by Coca Cola. They even altered the taste so that brand vanishes but Indians are very loyal even after 3 decades of takeover."</w:t>
       </w:r>
       <w:r>
         <w:rPr>
@@ -5643,10 +5632,10 @@
           <w:rFonts w:ascii="Lato" w:hAnsi="Lato"/>
           <w:b/>
           <w:i w:val="0"/>
-          <w:color w:val="059669"/>
+          <w:color w:val="D97706"/>
           <w:sz w:val="18"/>
         </w:rPr>
-        <w:t>83% (High)</w:t>
+        <w:t>56% (Medium)</w:t>
       </w:r>
       <w:r>
         <w:rPr>
@@ -5666,7 +5655,7 @@
           <w:color w:val="374151"/>
           <w:sz w:val="18"/>
         </w:rPr>
-        <w:t>86% (Strong)</w:t>
+        <w:t>64% (Moderate)</w:t>
       </w:r>
       <w:r>
         <w:rPr>
@@ -6012,7 +6001,7 @@
           <w:color w:val="1E3A5F"/>
           <w:sz w:val="32"/>
         </w:rPr>
-        <w:t>08. Advertising, Cricket &amp; Brand Ambassadors</w:t>
+        <w:t>08. Coca-Cola Acquisition &amp; Corporate History</w:t>
       </w:r>
     </w:p>
     <w:p>
@@ -6027,7 +6016,7 @@
           <w:color w:val="6B7280"/>
           <w:sz w:val="18"/>
         </w:rPr>
-        <w:t>n=85</w:t>
+        <w:t>n=26</w:t>
       </w:r>
       <w:r>
         <w:rPr>
@@ -6044,10 +6033,10 @@
           <w:rFonts w:ascii="Lato" w:hAnsi="Lato"/>
           <w:b/>
           <w:i w:val="0"/>
-          <w:color w:val="059669"/>
+          <w:color w:val="D97706"/>
           <w:sz w:val="18"/>
         </w:rPr>
-        <w:t>82% (High)</w:t>
+        <w:t>56% (Medium)</w:t>
       </w:r>
       <w:r>
         <w:rPr>
@@ -6067,7 +6056,7 @@
           <w:color w:val="374151"/>
           <w:sz w:val="18"/>
         </w:rPr>
-        <w:t>82% (Strong)</w:t>
+        <w:t>40% (Weak)</w:t>
       </w:r>
       <w:r>
         <w:rPr>
@@ -6077,7 +6066,7 @@
           <w:color w:val="6B7280"/>
           <w:sz w:val="18"/>
         </w:rPr>
-        <w:t xml:space="preserve">  |  18.4% of Dataset</w:t>
+        <w:t xml:space="preserve">  |  5.5% of Dataset</w:t>
       </w:r>
       <w:r>
         <w:rPr>
@@ -6116,7 +6105,7 @@
               <a:graphicData uri="http://schemas.openxmlformats.org/drawingml/2006/picture">
                 <pic:pic>
                   <pic:nvPicPr>
-                    <pic:cNvPr id="0" name="chart_radar_INS_008.png"/>
+                    <pic:cNvPr id="0" name="chart_radar_INS_012.png"/>
                     <pic:cNvPicPr/>
                   </pic:nvPicPr>
                   <pic:blipFill>
@@ -6152,7 +6141,7 @@
           <w:color w:val="6B7280"/>
           <w:sz w:val="18"/>
         </w:rPr>
-        <w:t>Score Breakdown: Advertising, Cricket &amp; Brand Ambassadors</w:t>
+        <w:t>Score Breakdown: Coca-Cola Acquisition &amp; Corporate History</w:t>
       </w:r>
     </w:p>
     <w:p>
@@ -6181,7 +6170,7 @@
           <w:i w:val="0"/>
           <w:sz w:val="22"/>
         </w:rPr>
-        <w:t>Advertising and cricket sponsorship represent 18% of conversation (85 items) with positive NSS (+18.8%). Salman Khan's association is recognised but not universally loved. Cricket sponsorship (IPL) generates significant visibility. The 'toofani' (stormy/wild) tagline has cultural penetration. Stunt-based advertising is remembered but sometimes seen as over-the-top.</w:t>
+        <w:t>The Coca-Cola acquisition narrative accounts for 5.5% (26 items) with positive sentiment (+19.2%). The dominant narrative is 'Coke tried to kill Thums Up but failed because Indians loved it too much'. This story is told with pride and positions the brand as a survivor. References to Ramesh Chauhan (Parle founder) and the 1993 acquisition are common knowledge among engaged consumers.</w:t>
       </w:r>
     </w:p>
     <w:p>
@@ -6210,7 +6199,7 @@
           <w:i w:val="0"/>
           <w:sz w:val="22"/>
         </w:rPr>
-        <w:t>Thums Up's advertising works because it amplifies the product truth (boldness) rather than creating a disconnected aspiration. The cricket-stunt-masculinity advertising universe is coherent and reinforcing. However, the exclusively masculine positioning may be creating a ceiling - women are almost entirely absent from the brand conversation, which represents a significant untapped volume opportunity.</w:t>
+        <w:t>The acquisition survival story has become Thums Up's founding myth - a narrative of Indian consumer power defeating corporate strategy. This is more powerful than any manufactured brand story because it is true, verifiable, and emotionally resonant. The fact that consumers tell this story unprompted means it has achieved cultural status beyond brand marketing.</w:t>
       </w:r>
     </w:p>
     <w:p>
@@ -6239,7 +6228,7 @@
           <w:i w:val="0"/>
           <w:sz w:val="22"/>
         </w:rPr>
-        <w:t>The current advertising strategy is effective for the core male 18-35 audience but self-limiting. The brand's cultural presence is disproportionately through cricket and action, which codes as masculine entertainment. Expanding the brand's cultural footprint without abandoning the 'bold' identity requires new occasion and context advertising rather than new personality advertising.</w:t>
+        <w:t>This narrative is a permanent competitive moat. No competitor can replicate a genuine survival story. However, Coca-Cola (as current owner) must handle this narrative carefully - the story positions Coca-Cola as the villain and Thums Up as the hero. Overplaying corporate ownership could undermine the 'Indian underdog' narrative that consumers love.</w:t>
       </w:r>
     </w:p>
     <w:p>
@@ -6268,7 +6257,7 @@
           <w:i w:val="0"/>
           <w:sz w:val="22"/>
         </w:rPr>
-        <w:t>Maintain cricket sponsorship and action-oriented creative for the core audience. Test food-pairing advertising (biryani, street food) as a gender-neutral entry point that expands reach without diluting brand character. Avoid directly targeting women with softened messaging - instead, create occasions where women naturally encounter the brand in a context that feels authentic.</w:t>
+        <w:t>Let consumers own and tell this story - do not corporatise it. If using the heritage narrative in marketing, centre Ramesh Chauhan and the Parle founding rather than the Coca-Cola acquisition. The story works because it is about Indian resilience, not about Coca-Cola's portfolio strategy. Use it sparingly and authentically.</w:t>
       </w:r>
     </w:p>
     <w:p>
@@ -6297,7 +6286,7 @@
           <w:i w:val="0"/>
           <w:sz w:val="22"/>
         </w:rPr>
-        <w:t>Measure brand consideration by gender to quantify the gender gap. Test food-pairing creative vs. stunt creative for recall and purchase intent across demographics.</w:t>
+        <w:t>Measure whether the acquisition narrative affects brand perception differently across age cohorts. Test whether heritage-led advertising moves preference among younger consumers who may not know the story.</w:t>
       </w:r>
     </w:p>
     <w:p>
@@ -6328,7 +6317,7 @@
           <w:color w:val="374151"/>
           <w:sz w:val="20"/>
         </w:rPr>
-        <w:t>"Had this one myself! Years later when I joined advertising, I met someone who’d designed these for Parle! Was surreal."</w:t>
+        <w:t>"Coca Cola acquired Thums Up, they didn't create a new product. Thumbs Up had been introduced in the Indian market in 1977, at a time when Coca Cola exited it. It was a very popular drink at the time of acquisition (1993) and a strong competitor to Pepsi and Coke."</w:t>
       </w:r>
       <w:r>
         <w:rPr>
@@ -6338,7 +6327,7 @@
           <w:color w:val="6B7280"/>
           <w:sz w:val="18"/>
         </w:rPr>
-        <w:t xml:space="preserve">  - reddit</w:t>
+        <w:t xml:space="preserve">  - youtube</w:t>
       </w:r>
     </w:p>
     <w:p>
@@ -6354,7 +6343,7 @@
           <w:color w:val="374151"/>
           <w:sz w:val="20"/>
         </w:rPr>
-        <w:t>"I was bracing myself for a sponsored video but instead Sammy delivered a DIY hack."</w:t>
+        <w:t>"It's not rip off, it's in the market for last 50 years, unethically acquired by Coca Cola. They even altered the taste so that brand vanishes but Indians are very loyal even after 3 decades of takeover."</w:t>
       </w:r>
       <w:r>
         <w:rPr>
@@ -6380,7 +6369,7 @@
           <w:color w:val="374151"/>
           <w:sz w:val="20"/>
         </w:rPr>
-        <w:t>"Can this guy do Fifa world cup song? Long time since we had a good one! K'naan okke pole oru worldwide item!"</w:t>
+        <w:t>"It was the "Coca-Cola" of India between 1977 and 1993, it was and still is a Coke product. Now there's both Thums Up and Coca-Cola in India. Each has a unique cola flavor. I've had Thums Up, it's good!"</w:t>
       </w:r>
       <w:r>
         <w:rPr>
@@ -6413,7 +6402,7 @@
           <w:color w:val="1E3A5F"/>
           <w:sz w:val="32"/>
         </w:rPr>
-        <w:t>09. Food &amp; Occasion Pairings</w:t>
+        <w:t>09. Zero Sugar &amp; Product Innovation</w:t>
       </w:r>
     </w:p>
     <w:p>
@@ -6428,7 +6417,7 @@
           <w:color w:val="6B7280"/>
           <w:sz w:val="18"/>
         </w:rPr>
-        <w:t>n=33</w:t>
+        <w:t>n=44</w:t>
       </w:r>
       <w:r>
         <w:rPr>
@@ -6445,10 +6434,10 @@
           <w:rFonts w:ascii="Lato" w:hAnsi="Lato"/>
           <w:b/>
           <w:i w:val="0"/>
-          <w:color w:val="059669"/>
+          <w:color w:val="D97706"/>
           <w:sz w:val="18"/>
         </w:rPr>
-        <w:t>81% (High)</w:t>
+        <w:t>55% (Medium)</w:t>
       </w:r>
       <w:r>
         <w:rPr>
@@ -6468,7 +6457,7 @@
           <w:color w:val="374151"/>
           <w:sz w:val="18"/>
         </w:rPr>
-        <w:t>88% (Strong)</w:t>
+        <w:t>52% (Moderate)</w:t>
       </w:r>
       <w:r>
         <w:rPr>
@@ -6478,7 +6467,7 @@
           <w:color w:val="6B7280"/>
           <w:sz w:val="18"/>
         </w:rPr>
-        <w:t xml:space="preserve">  |  7.2% of Dataset</w:t>
+        <w:t xml:space="preserve">  |  9.3% of Dataset</w:t>
       </w:r>
       <w:r>
         <w:rPr>
@@ -6495,10 +6484,10 @@
           <w:rFonts w:ascii="Lato" w:hAnsi="Lato"/>
           <w:b/>
           <w:i w:val="0"/>
-          <w:color w:val="059669"/>
+          <w:color w:val="DC2626"/>
           <w:sz w:val="18"/>
         </w:rPr>
-        <w:t>+15%</w:t>
+        <w:t>-16%</w:t>
       </w:r>
     </w:p>
     <w:p>
@@ -6517,7 +6506,7 @@
               <a:graphicData uri="http://schemas.openxmlformats.org/drawingml/2006/picture">
                 <pic:pic>
                   <pic:nvPicPr>
-                    <pic:cNvPr id="0" name="chart_radar_INS_005.png"/>
+                    <pic:cNvPr id="0" name="chart_radar_INS_007.png"/>
                     <pic:cNvPicPr/>
                   </pic:nvPicPr>
                   <pic:blipFill>
@@ -6553,7 +6542,7 @@
           <w:color w:val="6B7280"/>
           <w:sz w:val="18"/>
         </w:rPr>
-        <w:t>Score Breakdown: Food &amp; Occasion Pairings</w:t>
+        <w:t>Score Breakdown: Zero Sugar &amp; Product Innovation</w:t>
       </w:r>
     </w:p>
     <w:p>
@@ -6582,7 +6571,7 @@
           <w:i w:val="0"/>
           <w:sz w:val="22"/>
         </w:rPr>
-        <w:t>Food pairing accounts for 7% of conversation (33 items) with positive sentiment (+15.2%). Biryani is the most-cited pairing, followed by street food (kebabs, chaat) and dhaba meals. Old Monk rum + Thums Up is a recognised cultural combination. The pairings are distinctly Indian and class-transcending - from street-side to restaurant.</w:t>
+        <w:t>Zero sugar and product innovation accounts for 9.3% (44 items) with notably negative sentiment (-15.9%). Consumers are divided: some appreciate the option, others find the taste inferior ('doesn't taste like real Thums Up'). The zero-sugar variant is compared unfavourably to Coke Zero. New variants (Charged, Thunder) receive mixed reception.</w:t>
       </w:r>
     </w:p>
     <w:p>
@@ -6611,7 +6600,7 @@
           <w:i w:val="0"/>
           <w:sz w:val="22"/>
         </w:rPr>
-        <w:t>Thums Up has organically become the default cola for Indian occasion eating in a way that Coca-Cola has not. The biryani-Thums Up pairing is approaching cultural ritual status - consumers mention it as an automatic, unquestioned combination. The Old Monk pairing extends the brand into nightlife without any official positioning. These pairings were not created by marketing - they emerged from consumer behaviour.</w:t>
+        <w:t>Thums Up's core consumers are suspicious of product extensions because they perceive them as dilutions of the original's character. The zero-sugar variant faces a double challenge: it must taste like Thums Up (which is defined by its bold sweetness) while removing the sugar that creates that boldness. Consumers feel that if they wanted a milder drink, they would switch brands - they chose Thums Up for the full experience.</w:t>
       </w:r>
     </w:p>
     <w:p>
@@ -6640,7 +6629,7 @@
           <w:i w:val="0"/>
           <w:sz w:val="22"/>
         </w:rPr>
-        <w:t>Food pairing is an under-leveraged brand asset. The biryani association alone connects Thums Up to one of India's most popular and emotionally charged foods. This is a defensible moat that no competitor can easily replicate because it is rooted in decades of consumer habit.</w:t>
+        <w:t>Product innovation for Thums Up must respect the 'bold' contract. Variants that feel like compromises will be rejected. The zero-sugar variant needs to match the original's intensity profile or it will remain a niche product rather than a meaningful health migration path.</w:t>
       </w:r>
     </w:p>
     <w:p>
@@ -6669,7 +6658,7 @@
           <w:i w:val="0"/>
           <w:sz w:val="22"/>
         </w:rPr>
-        <w:t>Explicitly own the food-pairing territory in marketing. Create 'Thums Up + Biryani' occasion marketing during Ramadan, Eid, and weekend dining occasions. Partner with biryani delivery platforms (Swiggy, Zomato) for bundled offers. Do not try to expand pairings artificially - let the existing organic pairings lead.</w:t>
+        <w:t>Invest in zero-sugar reformulation to close the taste gap with the original - this is the single highest-value product investment for health-conscious consumer retention. For new variants, ensure each has a clear 'bolder than' positioning rather than a 'different from' positioning.</w:t>
       </w:r>
     </w:p>
     <w:p>
@@ -6698,7 +6687,7 @@
           <w:i w:val="0"/>
           <w:sz w:val="22"/>
         </w:rPr>
-        <w:t>Quantify the food-pairing association through structured survey (what drink do you pair with biryani?) to measure share vs. competitors. Track whether occasion marketing drives incremental sales during target periods.</w:t>
+        <w:t>Conduct blind taste comparison between Thums Up Zero and Coke Zero among Thums Up loyalists. Measure willingness to switch to zero-sugar if taste parity were achieved.</w:t>
       </w:r>
     </w:p>
     <w:p>
@@ -6729,7 +6718,9 @@
           <w:color w:val="374151"/>
           <w:sz w:val="20"/>
         </w:rPr>
-        <w:t>"Shah Rukh Khan (SRK) Loves Biryani and Thums Up. I Love You Shah Rukh Khan (SRK). Shah Rukh Khan (SRK) I am the biggest fan of you."</w:t>
+        <w:t xml:space="preserve">"It's very good! Exactly the same as regular thumsup  ,it didn't even feel like zero sugar. </w:t>
+        <w:br/>
+        <w:t>In fact best in the zero sugar segment. Before this I was drinking Coke zero which I like better than Diet coke."</w:t>
       </w:r>
       <w:r>
         <w:rPr>
@@ -6739,7 +6730,7 @@
           <w:color w:val="6B7280"/>
           <w:sz w:val="18"/>
         </w:rPr>
-        <w:t xml:space="preserve">  - youtube</w:t>
+        <w:t xml:space="preserve">  - reddit</w:t>
       </w:r>
     </w:p>
     <w:p>
@@ -6755,7 +6746,16 @@
           <w:color w:val="374151"/>
           <w:sz w:val="20"/>
         </w:rPr>
-        <w:t>"I think these plastic bottles are not able to hold the Fizz for long. Few weeks back, got those glass bottles at a restaurant and it was fantastic."</w:t>
+        <w:t>"Zero sugar cold drink ❎</w:t>
+        <w:br/>
+        <w:t>Colourful water ✅</w:t>
+        <w:br/>
+        <w:br/>
+        <w:t>EDIT:- jo sweetener bol raha hai unke liye ---</w:t>
+        <w:br/>
+        <w:t>Colourful water ❎</w:t>
+        <w:br/>
+        <w:t>Sweetener ✅"</w:t>
       </w:r>
       <w:r>
         <w:rPr>
@@ -6765,7 +6765,7 @@
           <w:color w:val="6B7280"/>
           <w:sz w:val="18"/>
         </w:rPr>
-        <w:t xml:space="preserve">  - reddit</w:t>
+        <w:t xml:space="preserve">  - youtube</w:t>
       </w:r>
     </w:p>
     <w:p>
@@ -6781,17 +6781,7 @@
           <w:color w:val="374151"/>
           <w:sz w:val="20"/>
         </w:rPr>
-        <w:t xml:space="preserve">"Ya to kisi ne complaint ki hogi ki tum thumps up me alcohol mila ke pi rhe ho </w:t>
-        <w:br/>
-        <w:t xml:space="preserve">Ya unhone jaate time notice Kiya hoga thumps up </w:t>
-        <w:br/>
-        <w:t xml:space="preserve">Aur aate time check Kari </w:t>
-        <w:br/>
-        <w:br/>
-        <w:br/>
-        <w:br/>
-        <w:br/>
-        <w:t>It's not allowed to drink in train but still people do"</w:t>
+        <w:t>"Thums Up has a stronger taste than Coca Cola. When Coca Cola Company withdrew its business from India in 1977, Parle Drinks launched Thums Up in 1977 to take the market share of withdrawn Coca Cola and it became the most popular Cola in India."</w:t>
       </w:r>
       <w:r>
         <w:rPr>
@@ -6801,7 +6791,7 @@
           <w:color w:val="6B7280"/>
           <w:sz w:val="18"/>
         </w:rPr>
-        <w:t xml:space="preserve">  - reddit</w:t>
+        <w:t xml:space="preserve">  - youtube</w:t>
       </w:r>
     </w:p>
     <w:p>
@@ -6856,10 +6846,10 @@
           <w:rFonts w:ascii="Lato" w:hAnsi="Lato"/>
           <w:b/>
           <w:i w:val="0"/>
-          <w:color w:val="059669"/>
+          <w:color w:val="D97706"/>
           <w:sz w:val="18"/>
         </w:rPr>
-        <w:t>80% (High)</w:t>
+        <w:t>53% (Medium)</w:t>
       </w:r>
       <w:r>
         <w:rPr>
@@ -6879,7 +6869,7 @@
           <w:color w:val="374151"/>
           <w:sz w:val="18"/>
         </w:rPr>
-        <w:t>79% (Strong)</w:t>
+        <w:t>47% (Weak)</w:t>
       </w:r>
       <w:r>
         <w:rPr>
@@ -7260,10 +7250,10 @@
           <w:rFonts w:ascii="Lato" w:hAnsi="Lato"/>
           <w:b/>
           <w:i w:val="0"/>
-          <w:color w:val="059669"/>
+          <w:color w:val="D97706"/>
           <w:sz w:val="18"/>
         </w:rPr>
-        <w:t>78% (High)</w:t>
+        <w:t>52% (Medium)</w:t>
       </w:r>
       <w:r>
         <w:rPr>
@@ -7283,7 +7273,7 @@
           <w:color w:val="374151"/>
           <w:sz w:val="18"/>
         </w:rPr>
-        <w:t>85% (Strong)</w:t>
+        <w:t>57% (Moderate)</w:t>
       </w:r>
       <w:r>
         <w:rPr>
@@ -7635,7 +7625,7 @@
           <w:color w:val="1E3A5F"/>
           <w:sz w:val="32"/>
         </w:rPr>
-        <w:t>12. Coca-Cola Acquisition &amp; Corporate History</w:t>
+        <w:t>12. Food &amp; Occasion Pairings</w:t>
       </w:r>
     </w:p>
     <w:p>
@@ -7650,7 +7640,7 @@
           <w:color w:val="6B7280"/>
           <w:sz w:val="18"/>
         </w:rPr>
-        <w:t>n=26</w:t>
+        <w:t>n=33</w:t>
       </w:r>
       <w:r>
         <w:rPr>
@@ -7670,7 +7660,7 @@
           <w:color w:val="D97706"/>
           <w:sz w:val="18"/>
         </w:rPr>
-        <w:t>73% (Medium)</w:t>
+        <w:t>52% (Medium)</w:t>
       </w:r>
       <w:r>
         <w:rPr>
@@ -7690,7 +7680,7 @@
           <w:color w:val="374151"/>
           <w:sz w:val="18"/>
         </w:rPr>
-        <w:t>71% (Moderate)</w:t>
+        <w:t>52% (Moderate)</w:t>
       </w:r>
       <w:r>
         <w:rPr>
@@ -7700,7 +7690,7 @@
           <w:color w:val="6B7280"/>
           <w:sz w:val="18"/>
         </w:rPr>
-        <w:t xml:space="preserve">  |  5.5% of Dataset</w:t>
+        <w:t xml:space="preserve">  |  7.2% of Dataset</w:t>
       </w:r>
       <w:r>
         <w:rPr>
@@ -7720,7 +7710,7 @@
           <w:color w:val="059669"/>
           <w:sz w:val="18"/>
         </w:rPr>
-        <w:t>+19%</w:t>
+        <w:t>+15%</w:t>
       </w:r>
     </w:p>
     <w:p>
@@ -7739,7 +7729,7 @@
               <a:graphicData uri="http://schemas.openxmlformats.org/drawingml/2006/picture">
                 <pic:pic>
                   <pic:nvPicPr>
-                    <pic:cNvPr id="0" name="chart_radar_INS_012.png"/>
+                    <pic:cNvPr id="0" name="chart_radar_INS_005.png"/>
                     <pic:cNvPicPr/>
                   </pic:nvPicPr>
                   <pic:blipFill>
@@ -7775,7 +7765,7 @@
           <w:color w:val="6B7280"/>
           <w:sz w:val="18"/>
         </w:rPr>
-        <w:t>Score Breakdown: Coca-Cola Acquisition &amp; Corporate History</w:t>
+        <w:t>Score Breakdown: Food &amp; Occasion Pairings</w:t>
       </w:r>
     </w:p>
     <w:p>
@@ -7804,7 +7794,7 @@
           <w:i w:val="0"/>
           <w:sz w:val="22"/>
         </w:rPr>
-        <w:t>The Coca-Cola acquisition narrative accounts for 5.5% (26 items) with positive sentiment (+19.2%). The dominant narrative is 'Coke tried to kill Thums Up but failed because Indians loved it too much'. This story is told with pride and positions the brand as a survivor. References to Ramesh Chauhan (Parle founder) and the 1993 acquisition are common knowledge among engaged consumers.</w:t>
+        <w:t>Food pairing accounts for 7% of conversation (33 items) with positive sentiment (+15.2%). Biryani is the most-cited pairing, followed by street food (kebabs, chaat) and dhaba meals. Old Monk rum + Thums Up is a recognised cultural combination. The pairings are distinctly Indian and class-transcending - from street-side to restaurant.</w:t>
       </w:r>
     </w:p>
     <w:p>
@@ -7833,7 +7823,7 @@
           <w:i w:val="0"/>
           <w:sz w:val="22"/>
         </w:rPr>
-        <w:t>The acquisition survival story has become Thums Up's founding myth - a narrative of Indian consumer power defeating corporate strategy. This is more powerful than any manufactured brand story because it is true, verifiable, and emotionally resonant. The fact that consumers tell this story unprompted means it has achieved cultural status beyond brand marketing.</w:t>
+        <w:t>Thums Up has organically become the default cola for Indian occasion eating in a way that Coca-Cola has not. The biryani-Thums Up pairing is approaching cultural ritual status - consumers mention it as an automatic, unquestioned combination. The Old Monk pairing extends the brand into nightlife without any official positioning. These pairings were not created by marketing - they emerged from consumer behaviour.</w:t>
       </w:r>
     </w:p>
     <w:p>
@@ -7862,7 +7852,7 @@
           <w:i w:val="0"/>
           <w:sz w:val="22"/>
         </w:rPr>
-        <w:t>This narrative is a permanent competitive moat. No competitor can replicate a genuine survival story. However, Coca-Cola (as current owner) must handle this narrative carefully - the story positions Coca-Cola as the villain and Thums Up as the hero. Overplaying corporate ownership could undermine the 'Indian underdog' narrative that consumers love.</w:t>
+        <w:t>Food pairing is an under-leveraged brand asset. The biryani association alone connects Thums Up to one of India's most popular and emotionally charged foods. This is a defensible moat that no competitor can easily replicate because it is rooted in decades of consumer habit.</w:t>
       </w:r>
     </w:p>
     <w:p>
@@ -7891,7 +7881,7 @@
           <w:i w:val="0"/>
           <w:sz w:val="22"/>
         </w:rPr>
-        <w:t>Let consumers own and tell this story - do not corporatise it. If using the heritage narrative in marketing, centre Ramesh Chauhan and the Parle founding rather than the Coca-Cola acquisition. The story works because it is about Indian resilience, not about Coca-Cola's portfolio strategy. Use it sparingly and authentically.</w:t>
+        <w:t>Explicitly own the food-pairing territory in marketing. Create 'Thums Up + Biryani' occasion marketing during Ramadan, Eid, and weekend dining occasions. Partner with biryani delivery platforms (Swiggy, Zomato) for bundled offers. Do not try to expand pairings artificially - let the existing organic pairings lead.</w:t>
       </w:r>
     </w:p>
     <w:p>
@@ -7920,7 +7910,7 @@
           <w:i w:val="0"/>
           <w:sz w:val="22"/>
         </w:rPr>
-        <w:t>Measure whether the acquisition narrative affects brand perception differently across age cohorts. Test whether heritage-led advertising moves preference among younger consumers who may not know the story.</w:t>
+        <w:t>Quantify the food-pairing association through structured survey (what drink do you pair with biryani?) to measure share vs. competitors. Track whether occasion marketing drives incremental sales during target periods.</w:t>
       </w:r>
     </w:p>
     <w:p>
@@ -7951,7 +7941,7 @@
           <w:color w:val="374151"/>
           <w:sz w:val="20"/>
         </w:rPr>
-        <w:t>"Coca Cola acquired Thums Up, they didn't create a new product. Thumbs Up had been introduced in the Indian market in 1977, at a time when Coca Cola exited it. It was a very popular drink at the time of acquisition (1993) and a strong competitor to Pepsi and Coke."</w:t>
+        <w:t>"Shah Rukh Khan (SRK) Loves Biryani and Thums Up. I Love You Shah Rukh Khan (SRK). Shah Rukh Khan (SRK) I am the biggest fan of you."</w:t>
       </w:r>
       <w:r>
         <w:rPr>
@@ -7977,7 +7967,7 @@
           <w:color w:val="374151"/>
           <w:sz w:val="20"/>
         </w:rPr>
-        <w:t>"It's not rip off, it's in the market for last 50 years, unethically acquired by Coca Cola. They even altered the taste so that brand vanishes but Indians are very loyal even after 3 decades of takeover."</w:t>
+        <w:t>"I think these plastic bottles are not able to hold the Fizz for long. Few weeks back, got those glass bottles at a restaurant and it was fantastic."</w:t>
       </w:r>
       <w:r>
         <w:rPr>
@@ -7987,7 +7977,7 @@
           <w:color w:val="6B7280"/>
           <w:sz w:val="18"/>
         </w:rPr>
-        <w:t xml:space="preserve">  - youtube</w:t>
+        <w:t xml:space="preserve">  - reddit</w:t>
       </w:r>
     </w:p>
     <w:p>
@@ -8003,7 +7993,17 @@
           <w:color w:val="374151"/>
           <w:sz w:val="20"/>
         </w:rPr>
-        <w:t>"It was the "Coca-Cola" of India between 1977 and 1993, it was and still is a Coke product. Now there's both Thums Up and Coca-Cola in India. Each has a unique cola flavor. I've had Thums Up, it's good!"</w:t>
+        <w:t xml:space="preserve">"Ya to kisi ne complaint ki hogi ki tum thumps up me alcohol mila ke pi rhe ho </w:t>
+        <w:br/>
+        <w:t xml:space="preserve">Ya unhone jaate time notice Kiya hoga thumps up </w:t>
+        <w:br/>
+        <w:t xml:space="preserve">Aur aate time check Kari </w:t>
+        <w:br/>
+        <w:br/>
+        <w:br/>
+        <w:br/>
+        <w:br/>
+        <w:t>It's not allowed to drink in train but still people do"</w:t>
       </w:r>
       <w:r>
         <w:rPr>
@@ -8055,10 +8055,10 @@
           <w:rFonts w:ascii="Lato" w:hAnsi="Lato"/>
           <w:b/>
           <w:i w:val="0"/>
-          <w:color w:val="DC2626"/>
+          <w:color w:val="059669"/>
           <w:sz w:val="40"/>
         </w:rPr>
-        <w:t>0/100</w:t>
+        <w:t>75/100</w:t>
       </w:r>
     </w:p>
     <w:p>
@@ -8175,10 +8175,10 @@
                 <w:rFonts w:ascii="Lato" w:hAnsi="Lato"/>
                 <w:b/>
                 <w:i w:val="0"/>
-                <w:color w:val="DC2626"/>
+                <w:color w:val="D97706"/>
                 <w:sz w:val="22"/>
               </w:rPr>
-              <w:t>0.0</w:t>
+              <w:t>55.2</w:t>
             </w:r>
           </w:p>
         </w:tc>
@@ -8214,10 +8214,10 @@
                 <w:rFonts w:ascii="Lato" w:hAnsi="Lato"/>
                 <w:b/>
                 <w:i w:val="0"/>
-                <w:color w:val="DC2626"/>
+                <w:color w:val="059669"/>
                 <w:sz w:val="22"/>
               </w:rPr>
-              <w:t>0.0</w:t>
+              <w:t>98.7</w:t>
             </w:r>
           </w:p>
         </w:tc>
@@ -8253,10 +8253,10 @@
                 <w:rFonts w:ascii="Lato" w:hAnsi="Lato"/>
                 <w:b/>
                 <w:i w:val="0"/>
-                <w:color w:val="DC2626"/>
+                <w:color w:val="059669"/>
                 <w:sz w:val="22"/>
               </w:rPr>
-              <w:t>0.0</w:t>
+              <w:t>100.0</w:t>
             </w:r>
           </w:p>
         </w:tc>
@@ -8292,10 +8292,10 @@
                 <w:rFonts w:ascii="Lato" w:hAnsi="Lato"/>
                 <w:b/>
                 <w:i w:val="0"/>
-                <w:color w:val="DC2626"/>
+                <w:color w:val="059669"/>
                 <w:sz w:val="22"/>
               </w:rPr>
-              <w:t>0.0</w:t>
+              <w:t>75.1</w:t>
             </w:r>
           </w:p>
         </w:tc>
@@ -8334,7 +8334,7 @@
                 <w:color w:val="DC2626"/>
                 <w:sz w:val="22"/>
               </w:rPr>
-              <w:t>0.0</w:t>
+              <w:t>28.2</w:t>
             </w:r>
           </w:p>
         </w:tc>
@@ -8372,7 +8372,7 @@
           <w:color w:val="374151"/>
           <w:sz w:val="22"/>
         </w:rPr>
-        <w:t>The Conversation Component (0/100) is the lowest-scoring factor. This reflects that most brand mentions occur in reaction to advertising, campaigns, and celebrity content rather than unprompted consumer-initiated discussion. Organic brand conversation is thin relative to engagement volume - a pattern consistent with a brand consumers transact with rather than one they actively champion.</w:t>
+        <w:t>The Conversation Component (28/100) is the lowest-scoring factor. This reflects that most brand mentions occur in reaction to advertising, campaigns, and celebrity content rather than unprompted consumer-initiated discussion. Organic brand conversation is thin relative to engagement volume - a pattern consistent with a brand consumers transact with rather than one they actively champion.</w:t>
       </w:r>
     </w:p>
     <w:p>
